--- a/docs/QR_CAR_Complete_Local_Setup_and_Feature_Guide.docx
+++ b/docs/QR_CAR_Complete_Local_Setup_and_Feature_Guide.docx
@@ -21,17 +21,17 @@
         <w:rPr>
           <w:color w:val="000000"/>
         </w:rPr>
-        <w:t>Windows walkthrough and application reference</w:t>
-      </w:r>
-    </w:p>
-    <w:p>
-      <w:r>
-        <w:t>Prepared for Raazia Imran Reshamwala  |  19 October 2026</w:t>
-      </w:r>
-    </w:p>
-    <w:p>
-      <w:r>
-        <w:t>This guide explains what the QR CAR application currently contains, where its frontend and backend live, and how to run the full local demonstration from a fresh clone. Follow the steps in order. You do not need to configure paid messaging services to test the local simulation.</w:t>
+        <w:t>Updated Windows walkthrough and technology learning reference</w:t>
+      </w:r>
+    </w:p>
+    <w:p>
+      <w:r>
+        <w:t>Prepared for Raazia Imran Reshamwala  |  Updated 19 October 2026</w:t>
+      </w:r>
+    </w:p>
+    <w:p>
+      <w:r>
+        <w:t>This updated guide covers the implemented application and new 3D landing page. Follow the Windows steps from a fresh clone through a complete scanner and owner demonstration. It also explains the technology stack, source files and official documentation so you can learn how the system works. Paid messaging accounts are not needed for the local simulation.</w:t>
       </w:r>
     </w:p>
     <w:p>
@@ -328,7 +328,7 @@
                 <w:color w:val="000000"/>
                 <w:sz w:val="20"/>
               </w:rPr>
-              <w:t>0f50794355035975b599fb4b6d1730cfa3608363</w:t>
+              <w:t>0f4bb0f419c2fb17e227b6ffc1692b76de0de7af</w:t>
             </w:r>
           </w:p>
         </w:tc>
@@ -613,9 +613,8 @@
         <w:tblLook w:firstColumn="1" w:firstRow="1" w:lastColumn="0" w:lastRow="0" w:noHBand="0" w:noVBand="1" w:val="04A0"/>
       </w:tblPr>
       <w:tblGrid>
-        <w:gridCol w:w="936"/>
-        <w:gridCol w:w="8136"/>
-        <w:gridCol w:w="864"/>
+        <w:gridCol w:w="1008"/>
+        <w:gridCol w:w="8928"/>
       </w:tblGrid>
       <w:tr>
         <w:trPr>
@@ -624,7 +623,7 @@
         </w:trPr>
         <w:tc>
           <w:tcPr>
-            <w:tcW w:type="dxa" w:w="936"/>
+            <w:tcW w:type="dxa" w:w="1008"/>
             <w:vAlign w:val="center"/>
             <w:tcBorders>
               <w:top w:val="single" w:sz="5" w:color="D9D9D9"/>
@@ -656,7 +655,7 @@
         </w:tc>
         <w:tc>
           <w:tcPr>
-            <w:tcW w:type="dxa" w:w="8136"/>
+            <w:tcW w:type="dxa" w:w="8928"/>
             <w:vAlign w:val="center"/>
             <w:tcBorders>
               <w:top w:val="single" w:sz="5" w:color="D9D9D9"/>
@@ -682,39 +681,7 @@
                 <w:color w:val="FFFFFF"/>
                 <w:sz w:val="20"/>
               </w:rPr>
-              <w:t>Subject</w:t>
-            </w:r>
-          </w:p>
-        </w:tc>
-        <w:tc>
-          <w:tcPr>
-            <w:tcW w:type="dxa" w:w="864"/>
-            <w:vAlign w:val="center"/>
-            <w:tcBorders>
-              <w:top w:val="single" w:sz="5" w:color="D9D9D9"/>
-              <w:left w:val="single" w:sz="5" w:color="D9D9D9"/>
-              <w:bottom w:val="single" w:sz="5" w:color="D9D9D9"/>
-              <w:right w:val="single" w:sz="5" w:color="D9D9D9"/>
-            </w:tcBorders>
-            <w:tcMar>
-              <w:top w:w="85" w:type="dxa"/>
-              <w:bottom w:w="85" w:type="dxa"/>
-              <w:left w:w="100" w:type="dxa"/>
-              <w:right w:w="100" w:type="dxa"/>
-            </w:tcMar>
-            <w:shd w:fill="263442"/>
-          </w:tcPr>
-          <w:p>
-            <w:pPr>
-              <w:spacing w:after="20" w:line="245" w:lineRule="auto"/>
-            </w:pPr>
-            <w:r>
-              <w:rPr>
-                <w:b/>
-                <w:color w:val="FFFFFF"/>
-                <w:sz w:val="20"/>
-              </w:rPr>
-              <w:t>Page</w:t>
+              <w:t>Setup and operation</w:t>
             </w:r>
           </w:p>
         </w:tc>
@@ -725,7 +692,7 @@
         </w:trPr>
         <w:tc>
           <w:tcPr>
-            <w:tcW w:type="dxa" w:w="936"/>
+            <w:tcW w:type="dxa" w:w="1008"/>
             <w:vAlign w:val="center"/>
             <w:tcBorders>
               <w:top w:val="single" w:sz="5" w:color="D9D9D9"/>
@@ -757,7 +724,7 @@
         </w:tc>
         <w:tc>
           <w:tcPr>
-            <w:tcW w:type="dxa" w:w="8136"/>
+            <w:tcW w:type="dxa" w:w="8928"/>
             <w:vAlign w:val="center"/>
             <w:tcBorders>
               <w:top w:val="single" w:sz="5" w:color="D9D9D9"/>
@@ -787,38 +754,6 @@
             </w:r>
           </w:p>
         </w:tc>
-        <w:tc>
-          <w:tcPr>
-            <w:tcW w:type="dxa" w:w="864"/>
-            <w:vAlign w:val="center"/>
-            <w:tcBorders>
-              <w:top w:val="single" w:sz="5" w:color="D9D9D9"/>
-              <w:left w:val="single" w:sz="5" w:color="D9D9D9"/>
-              <w:bottom w:val="single" w:sz="5" w:color="D9D9D9"/>
-              <w:right w:val="single" w:sz="5" w:color="D9D9D9"/>
-            </w:tcBorders>
-            <w:tcMar>
-              <w:top w:w="85" w:type="dxa"/>
-              <w:bottom w:w="85" w:type="dxa"/>
-              <w:left w:w="100" w:type="dxa"/>
-              <w:right w:w="100" w:type="dxa"/>
-            </w:tcMar>
-            <w:shd w:fill="FFFFFF"/>
-          </w:tcPr>
-          <w:p>
-            <w:pPr>
-              <w:spacing w:after="20" w:line="245" w:lineRule="auto"/>
-            </w:pPr>
-            <w:r>
-              <w:rPr>
-                <w:b w:val="0"/>
-                <w:color w:val="000000"/>
-                <w:sz w:val="20"/>
-              </w:rPr>
-              <w:t>3</w:t>
-            </w:r>
-          </w:p>
-        </w:tc>
       </w:tr>
       <w:tr>
         <w:trPr>
@@ -826,7 +761,7 @@
         </w:trPr>
         <w:tc>
           <w:tcPr>
-            <w:tcW w:type="dxa" w:w="936"/>
+            <w:tcW w:type="dxa" w:w="1008"/>
             <w:vAlign w:val="center"/>
             <w:tcBorders>
               <w:top w:val="single" w:sz="5" w:color="D9D9D9"/>
@@ -858,7 +793,7 @@
         </w:tc>
         <w:tc>
           <w:tcPr>
-            <w:tcW w:type="dxa" w:w="8136"/>
+            <w:tcW w:type="dxa" w:w="8928"/>
             <w:vAlign w:val="center"/>
             <w:tcBorders>
               <w:top w:val="single" w:sz="5" w:color="D9D9D9"/>
@@ -888,38 +823,6 @@
             </w:r>
           </w:p>
         </w:tc>
-        <w:tc>
-          <w:tcPr>
-            <w:tcW w:type="dxa" w:w="864"/>
-            <w:vAlign w:val="center"/>
-            <w:tcBorders>
-              <w:top w:val="single" w:sz="5" w:color="D9D9D9"/>
-              <w:left w:val="single" w:sz="5" w:color="D9D9D9"/>
-              <w:bottom w:val="single" w:sz="5" w:color="D9D9D9"/>
-              <w:right w:val="single" w:sz="5" w:color="D9D9D9"/>
-            </w:tcBorders>
-            <w:tcMar>
-              <w:top w:w="85" w:type="dxa"/>
-              <w:bottom w:w="85" w:type="dxa"/>
-              <w:left w:w="100" w:type="dxa"/>
-              <w:right w:w="100" w:type="dxa"/>
-            </w:tcMar>
-            <w:shd w:fill="F2F5F7"/>
-          </w:tcPr>
-          <w:p>
-            <w:pPr>
-              <w:spacing w:after="20" w:line="245" w:lineRule="auto"/>
-            </w:pPr>
-            <w:r>
-              <w:rPr>
-                <w:b w:val="0"/>
-                <w:color w:val="000000"/>
-                <w:sz w:val="20"/>
-              </w:rPr>
-              <w:t>4</w:t>
-            </w:r>
-          </w:p>
-        </w:tc>
       </w:tr>
       <w:tr>
         <w:trPr>
@@ -927,7 +830,7 @@
         </w:trPr>
         <w:tc>
           <w:tcPr>
-            <w:tcW w:type="dxa" w:w="936"/>
+            <w:tcW w:type="dxa" w:w="1008"/>
             <w:vAlign w:val="center"/>
             <w:tcBorders>
               <w:top w:val="single" w:sz="5" w:color="D9D9D9"/>
@@ -959,7 +862,7 @@
         </w:tc>
         <w:tc>
           <w:tcPr>
-            <w:tcW w:type="dxa" w:w="8136"/>
+            <w:tcW w:type="dxa" w:w="8928"/>
             <w:vAlign w:val="center"/>
             <w:tcBorders>
               <w:top w:val="single" w:sz="5" w:color="D9D9D9"/>
@@ -989,38 +892,6 @@
             </w:r>
           </w:p>
         </w:tc>
-        <w:tc>
-          <w:tcPr>
-            <w:tcW w:type="dxa" w:w="864"/>
-            <w:vAlign w:val="center"/>
-            <w:tcBorders>
-              <w:top w:val="single" w:sz="5" w:color="D9D9D9"/>
-              <w:left w:val="single" w:sz="5" w:color="D9D9D9"/>
-              <w:bottom w:val="single" w:sz="5" w:color="D9D9D9"/>
-              <w:right w:val="single" w:sz="5" w:color="D9D9D9"/>
-            </w:tcBorders>
-            <w:tcMar>
-              <w:top w:w="85" w:type="dxa"/>
-              <w:bottom w:w="85" w:type="dxa"/>
-              <w:left w:w="100" w:type="dxa"/>
-              <w:right w:w="100" w:type="dxa"/>
-            </w:tcMar>
-            <w:shd w:fill="FFFFFF"/>
-          </w:tcPr>
-          <w:p>
-            <w:pPr>
-              <w:spacing w:after="20" w:line="245" w:lineRule="auto"/>
-            </w:pPr>
-            <w:r>
-              <w:rPr>
-                <w:b w:val="0"/>
-                <w:color w:val="000000"/>
-                <w:sz w:val="20"/>
-              </w:rPr>
-              <w:t>5</w:t>
-            </w:r>
-          </w:p>
-        </w:tc>
       </w:tr>
       <w:tr>
         <w:trPr>
@@ -1028,7 +899,7 @@
         </w:trPr>
         <w:tc>
           <w:tcPr>
-            <w:tcW w:type="dxa" w:w="936"/>
+            <w:tcW w:type="dxa" w:w="1008"/>
             <w:vAlign w:val="center"/>
             <w:tcBorders>
               <w:top w:val="single" w:sz="5" w:color="D9D9D9"/>
@@ -1060,7 +931,7 @@
         </w:tc>
         <w:tc>
           <w:tcPr>
-            <w:tcW w:type="dxa" w:w="8136"/>
+            <w:tcW w:type="dxa" w:w="8928"/>
             <w:vAlign w:val="center"/>
             <w:tcBorders>
               <w:top w:val="single" w:sz="5" w:color="D9D9D9"/>
@@ -1090,38 +961,6 @@
             </w:r>
           </w:p>
         </w:tc>
-        <w:tc>
-          <w:tcPr>
-            <w:tcW w:type="dxa" w:w="864"/>
-            <w:vAlign w:val="center"/>
-            <w:tcBorders>
-              <w:top w:val="single" w:sz="5" w:color="D9D9D9"/>
-              <w:left w:val="single" w:sz="5" w:color="D9D9D9"/>
-              <w:bottom w:val="single" w:sz="5" w:color="D9D9D9"/>
-              <w:right w:val="single" w:sz="5" w:color="D9D9D9"/>
-            </w:tcBorders>
-            <w:tcMar>
-              <w:top w:w="85" w:type="dxa"/>
-              <w:bottom w:w="85" w:type="dxa"/>
-              <w:left w:w="100" w:type="dxa"/>
-              <w:right w:w="100" w:type="dxa"/>
-            </w:tcMar>
-            <w:shd w:fill="F2F5F7"/>
-          </w:tcPr>
-          <w:p>
-            <w:pPr>
-              <w:spacing w:after="20" w:line="245" w:lineRule="auto"/>
-            </w:pPr>
-            <w:r>
-              <w:rPr>
-                <w:b w:val="0"/>
-                <w:color w:val="000000"/>
-                <w:sz w:val="20"/>
-              </w:rPr>
-              <w:t>6</w:t>
-            </w:r>
-          </w:p>
-        </w:tc>
       </w:tr>
       <w:tr>
         <w:trPr>
@@ -1129,7 +968,7 @@
         </w:trPr>
         <w:tc>
           <w:tcPr>
-            <w:tcW w:type="dxa" w:w="936"/>
+            <w:tcW w:type="dxa" w:w="1008"/>
             <w:vAlign w:val="center"/>
             <w:tcBorders>
               <w:top w:val="single" w:sz="5" w:color="D9D9D9"/>
@@ -1161,7 +1000,7 @@
         </w:tc>
         <w:tc>
           <w:tcPr>
-            <w:tcW w:type="dxa" w:w="8136"/>
+            <w:tcW w:type="dxa" w:w="8928"/>
             <w:vAlign w:val="center"/>
             <w:tcBorders>
               <w:top w:val="single" w:sz="5" w:color="D9D9D9"/>
@@ -1191,38 +1030,6 @@
             </w:r>
           </w:p>
         </w:tc>
-        <w:tc>
-          <w:tcPr>
-            <w:tcW w:type="dxa" w:w="864"/>
-            <w:vAlign w:val="center"/>
-            <w:tcBorders>
-              <w:top w:val="single" w:sz="5" w:color="D9D9D9"/>
-              <w:left w:val="single" w:sz="5" w:color="D9D9D9"/>
-              <w:bottom w:val="single" w:sz="5" w:color="D9D9D9"/>
-              <w:right w:val="single" w:sz="5" w:color="D9D9D9"/>
-            </w:tcBorders>
-            <w:tcMar>
-              <w:top w:w="85" w:type="dxa"/>
-              <w:bottom w:w="85" w:type="dxa"/>
-              <w:left w:w="100" w:type="dxa"/>
-              <w:right w:w="100" w:type="dxa"/>
-            </w:tcMar>
-            <w:shd w:fill="FFFFFF"/>
-          </w:tcPr>
-          <w:p>
-            <w:pPr>
-              <w:spacing w:after="20" w:line="245" w:lineRule="auto"/>
-            </w:pPr>
-            <w:r>
-              <w:rPr>
-                <w:b w:val="0"/>
-                <w:color w:val="000000"/>
-                <w:sz w:val="20"/>
-              </w:rPr>
-              <w:t>7</w:t>
-            </w:r>
-          </w:p>
-        </w:tc>
       </w:tr>
       <w:tr>
         <w:trPr>
@@ -1230,7 +1037,7 @@
         </w:trPr>
         <w:tc>
           <w:tcPr>
-            <w:tcW w:type="dxa" w:w="936"/>
+            <w:tcW w:type="dxa" w:w="1008"/>
             <w:vAlign w:val="center"/>
             <w:tcBorders>
               <w:top w:val="single" w:sz="5" w:color="D9D9D9"/>
@@ -1262,7 +1069,7 @@
         </w:tc>
         <w:tc>
           <w:tcPr>
-            <w:tcW w:type="dxa" w:w="8136"/>
+            <w:tcW w:type="dxa" w:w="8928"/>
             <w:vAlign w:val="center"/>
             <w:tcBorders>
               <w:top w:val="single" w:sz="5" w:color="D9D9D9"/>
@@ -1292,38 +1099,6 @@
             </w:r>
           </w:p>
         </w:tc>
-        <w:tc>
-          <w:tcPr>
-            <w:tcW w:type="dxa" w:w="864"/>
-            <w:vAlign w:val="center"/>
-            <w:tcBorders>
-              <w:top w:val="single" w:sz="5" w:color="D9D9D9"/>
-              <w:left w:val="single" w:sz="5" w:color="D9D9D9"/>
-              <w:bottom w:val="single" w:sz="5" w:color="D9D9D9"/>
-              <w:right w:val="single" w:sz="5" w:color="D9D9D9"/>
-            </w:tcBorders>
-            <w:tcMar>
-              <w:top w:w="85" w:type="dxa"/>
-              <w:bottom w:w="85" w:type="dxa"/>
-              <w:left w:w="100" w:type="dxa"/>
-              <w:right w:w="100" w:type="dxa"/>
-            </w:tcMar>
-            <w:shd w:fill="F2F5F7"/>
-          </w:tcPr>
-          <w:p>
-            <w:pPr>
-              <w:spacing w:after="20" w:line="245" w:lineRule="auto"/>
-            </w:pPr>
-            <w:r>
-              <w:rPr>
-                <w:b w:val="0"/>
-                <w:color w:val="000000"/>
-                <w:sz w:val="20"/>
-              </w:rPr>
-              <w:t>8</w:t>
-            </w:r>
-          </w:p>
-        </w:tc>
       </w:tr>
       <w:tr>
         <w:trPr>
@@ -1331,7 +1106,7 @@
         </w:trPr>
         <w:tc>
           <w:tcPr>
-            <w:tcW w:type="dxa" w:w="936"/>
+            <w:tcW w:type="dxa" w:w="1008"/>
             <w:vAlign w:val="center"/>
             <w:tcBorders>
               <w:top w:val="single" w:sz="5" w:color="D9D9D9"/>
@@ -1363,7 +1138,7 @@
         </w:tc>
         <w:tc>
           <w:tcPr>
-            <w:tcW w:type="dxa" w:w="8136"/>
+            <w:tcW w:type="dxa" w:w="8928"/>
             <w:vAlign w:val="center"/>
             <w:tcBorders>
               <w:top w:val="single" w:sz="5" w:color="D9D9D9"/>
@@ -1393,38 +1168,6 @@
             </w:r>
           </w:p>
         </w:tc>
-        <w:tc>
-          <w:tcPr>
-            <w:tcW w:type="dxa" w:w="864"/>
-            <w:vAlign w:val="center"/>
-            <w:tcBorders>
-              <w:top w:val="single" w:sz="5" w:color="D9D9D9"/>
-              <w:left w:val="single" w:sz="5" w:color="D9D9D9"/>
-              <w:bottom w:val="single" w:sz="5" w:color="D9D9D9"/>
-              <w:right w:val="single" w:sz="5" w:color="D9D9D9"/>
-            </w:tcBorders>
-            <w:tcMar>
-              <w:top w:w="85" w:type="dxa"/>
-              <w:bottom w:w="85" w:type="dxa"/>
-              <w:left w:w="100" w:type="dxa"/>
-              <w:right w:w="100" w:type="dxa"/>
-            </w:tcMar>
-            <w:shd w:fill="FFFFFF"/>
-          </w:tcPr>
-          <w:p>
-            <w:pPr>
-              <w:spacing w:after="20" w:line="245" w:lineRule="auto"/>
-            </w:pPr>
-            <w:r>
-              <w:rPr>
-                <w:b w:val="0"/>
-                <w:color w:val="000000"/>
-                <w:sz w:val="20"/>
-              </w:rPr>
-              <w:t>9</w:t>
-            </w:r>
-          </w:p>
-        </w:tc>
       </w:tr>
       <w:tr>
         <w:trPr>
@@ -1432,7 +1175,7 @@
         </w:trPr>
         <w:tc>
           <w:tcPr>
-            <w:tcW w:type="dxa" w:w="936"/>
+            <w:tcW w:type="dxa" w:w="1008"/>
             <w:vAlign w:val="center"/>
             <w:tcBorders>
               <w:top w:val="single" w:sz="5" w:color="D9D9D9"/>
@@ -1464,7 +1207,7 @@
         </w:tc>
         <w:tc>
           <w:tcPr>
-            <w:tcW w:type="dxa" w:w="8136"/>
+            <w:tcW w:type="dxa" w:w="8928"/>
             <w:vAlign w:val="center"/>
             <w:tcBorders>
               <w:top w:val="single" w:sz="5" w:color="D9D9D9"/>
@@ -1494,38 +1237,6 @@
             </w:r>
           </w:p>
         </w:tc>
-        <w:tc>
-          <w:tcPr>
-            <w:tcW w:type="dxa" w:w="864"/>
-            <w:vAlign w:val="center"/>
-            <w:tcBorders>
-              <w:top w:val="single" w:sz="5" w:color="D9D9D9"/>
-              <w:left w:val="single" w:sz="5" w:color="D9D9D9"/>
-              <w:bottom w:val="single" w:sz="5" w:color="D9D9D9"/>
-              <w:right w:val="single" w:sz="5" w:color="D9D9D9"/>
-            </w:tcBorders>
-            <w:tcMar>
-              <w:top w:w="85" w:type="dxa"/>
-              <w:bottom w:w="85" w:type="dxa"/>
-              <w:left w:w="100" w:type="dxa"/>
-              <w:right w:w="100" w:type="dxa"/>
-            </w:tcMar>
-            <w:shd w:fill="F2F5F7"/>
-          </w:tcPr>
-          <w:p>
-            <w:pPr>
-              <w:spacing w:after="20" w:line="245" w:lineRule="auto"/>
-            </w:pPr>
-            <w:r>
-              <w:rPr>
-                <w:b w:val="0"/>
-                <w:color w:val="000000"/>
-                <w:sz w:val="20"/>
-              </w:rPr>
-              <w:t>10</w:t>
-            </w:r>
-          </w:p>
-        </w:tc>
       </w:tr>
       <w:tr>
         <w:trPr>
@@ -1533,7 +1244,7 @@
         </w:trPr>
         <w:tc>
           <w:tcPr>
-            <w:tcW w:type="dxa" w:w="936"/>
+            <w:tcW w:type="dxa" w:w="1008"/>
             <w:vAlign w:val="center"/>
             <w:tcBorders>
               <w:top w:val="single" w:sz="5" w:color="D9D9D9"/>
@@ -1565,7 +1276,7 @@
         </w:tc>
         <w:tc>
           <w:tcPr>
-            <w:tcW w:type="dxa" w:w="8136"/>
+            <w:tcW w:type="dxa" w:w="8928"/>
             <w:vAlign w:val="center"/>
             <w:tcBorders>
               <w:top w:val="single" w:sz="5" w:color="D9D9D9"/>
@@ -1595,38 +1306,6 @@
             </w:r>
           </w:p>
         </w:tc>
-        <w:tc>
-          <w:tcPr>
-            <w:tcW w:type="dxa" w:w="864"/>
-            <w:vAlign w:val="center"/>
-            <w:tcBorders>
-              <w:top w:val="single" w:sz="5" w:color="D9D9D9"/>
-              <w:left w:val="single" w:sz="5" w:color="D9D9D9"/>
-              <w:bottom w:val="single" w:sz="5" w:color="D9D9D9"/>
-              <w:right w:val="single" w:sz="5" w:color="D9D9D9"/>
-            </w:tcBorders>
-            <w:tcMar>
-              <w:top w:w="85" w:type="dxa"/>
-              <w:bottom w:w="85" w:type="dxa"/>
-              <w:left w:w="100" w:type="dxa"/>
-              <w:right w:w="100" w:type="dxa"/>
-            </w:tcMar>
-            <w:shd w:fill="FFFFFF"/>
-          </w:tcPr>
-          <w:p>
-            <w:pPr>
-              <w:spacing w:after="20" w:line="245" w:lineRule="auto"/>
-            </w:pPr>
-            <w:r>
-              <w:rPr>
-                <w:b w:val="0"/>
-                <w:color w:val="000000"/>
-                <w:sz w:val="20"/>
-              </w:rPr>
-              <w:t>11</w:t>
-            </w:r>
-          </w:p>
-        </w:tc>
       </w:tr>
       <w:tr>
         <w:trPr>
@@ -1634,7 +1313,7 @@
         </w:trPr>
         <w:tc>
           <w:tcPr>
-            <w:tcW w:type="dxa" w:w="936"/>
+            <w:tcW w:type="dxa" w:w="1008"/>
             <w:vAlign w:val="center"/>
             <w:tcBorders>
               <w:top w:val="single" w:sz="5" w:color="D9D9D9"/>
@@ -1666,7 +1345,7 @@
         </w:tc>
         <w:tc>
           <w:tcPr>
-            <w:tcW w:type="dxa" w:w="8136"/>
+            <w:tcW w:type="dxa" w:w="8928"/>
             <w:vAlign w:val="center"/>
             <w:tcBorders>
               <w:top w:val="single" w:sz="5" w:color="D9D9D9"/>
@@ -1696,38 +1375,6 @@
             </w:r>
           </w:p>
         </w:tc>
-        <w:tc>
-          <w:tcPr>
-            <w:tcW w:type="dxa" w:w="864"/>
-            <w:vAlign w:val="center"/>
-            <w:tcBorders>
-              <w:top w:val="single" w:sz="5" w:color="D9D9D9"/>
-              <w:left w:val="single" w:sz="5" w:color="D9D9D9"/>
-              <w:bottom w:val="single" w:sz="5" w:color="D9D9D9"/>
-              <w:right w:val="single" w:sz="5" w:color="D9D9D9"/>
-            </w:tcBorders>
-            <w:tcMar>
-              <w:top w:w="85" w:type="dxa"/>
-              <w:bottom w:w="85" w:type="dxa"/>
-              <w:left w:w="100" w:type="dxa"/>
-              <w:right w:w="100" w:type="dxa"/>
-            </w:tcMar>
-            <w:shd w:fill="F2F5F7"/>
-          </w:tcPr>
-          <w:p>
-            <w:pPr>
-              <w:spacing w:after="20" w:line="245" w:lineRule="auto"/>
-            </w:pPr>
-            <w:r>
-              <w:rPr>
-                <w:b w:val="0"/>
-                <w:color w:val="000000"/>
-                <w:sz w:val="20"/>
-              </w:rPr>
-              <w:t>12</w:t>
-            </w:r>
-          </w:p>
-        </w:tc>
       </w:tr>
       <w:tr>
         <w:trPr>
@@ -1735,7 +1382,7 @@
         </w:trPr>
         <w:tc>
           <w:tcPr>
-            <w:tcW w:type="dxa" w:w="936"/>
+            <w:tcW w:type="dxa" w:w="1008"/>
             <w:vAlign w:val="center"/>
             <w:tcBorders>
               <w:top w:val="single" w:sz="5" w:color="D9D9D9"/>
@@ -1767,7 +1414,7 @@
         </w:tc>
         <w:tc>
           <w:tcPr>
-            <w:tcW w:type="dxa" w:w="8136"/>
+            <w:tcW w:type="dxa" w:w="8928"/>
             <w:vAlign w:val="center"/>
             <w:tcBorders>
               <w:top w:val="single" w:sz="5" w:color="D9D9D9"/>
@@ -1797,38 +1444,6 @@
             </w:r>
           </w:p>
         </w:tc>
-        <w:tc>
-          <w:tcPr>
-            <w:tcW w:type="dxa" w:w="864"/>
-            <w:vAlign w:val="center"/>
-            <w:tcBorders>
-              <w:top w:val="single" w:sz="5" w:color="D9D9D9"/>
-              <w:left w:val="single" w:sz="5" w:color="D9D9D9"/>
-              <w:bottom w:val="single" w:sz="5" w:color="D9D9D9"/>
-              <w:right w:val="single" w:sz="5" w:color="D9D9D9"/>
-            </w:tcBorders>
-            <w:tcMar>
-              <w:top w:w="85" w:type="dxa"/>
-              <w:bottom w:w="85" w:type="dxa"/>
-              <w:left w:w="100" w:type="dxa"/>
-              <w:right w:w="100" w:type="dxa"/>
-            </w:tcMar>
-            <w:shd w:fill="FFFFFF"/>
-          </w:tcPr>
-          <w:p>
-            <w:pPr>
-              <w:spacing w:after="20" w:line="245" w:lineRule="auto"/>
-            </w:pPr>
-            <w:r>
-              <w:rPr>
-                <w:b w:val="0"/>
-                <w:color w:val="000000"/>
-                <w:sz w:val="20"/>
-              </w:rPr>
-              <w:t>13</w:t>
-            </w:r>
-          </w:p>
-        </w:tc>
       </w:tr>
       <w:tr>
         <w:trPr>
@@ -1836,7 +1451,7 @@
         </w:trPr>
         <w:tc>
           <w:tcPr>
-            <w:tcW w:type="dxa" w:w="936"/>
+            <w:tcW w:type="dxa" w:w="1008"/>
             <w:vAlign w:val="center"/>
             <w:tcBorders>
               <w:top w:val="single" w:sz="5" w:color="D9D9D9"/>
@@ -1868,7 +1483,7 @@
         </w:tc>
         <w:tc>
           <w:tcPr>
-            <w:tcW w:type="dxa" w:w="8136"/>
+            <w:tcW w:type="dxa" w:w="8928"/>
             <w:vAlign w:val="center"/>
             <w:tcBorders>
               <w:top w:val="single" w:sz="5" w:color="D9D9D9"/>
@@ -1898,38 +1513,6 @@
             </w:r>
           </w:p>
         </w:tc>
-        <w:tc>
-          <w:tcPr>
-            <w:tcW w:type="dxa" w:w="864"/>
-            <w:vAlign w:val="center"/>
-            <w:tcBorders>
-              <w:top w:val="single" w:sz="5" w:color="D9D9D9"/>
-              <w:left w:val="single" w:sz="5" w:color="D9D9D9"/>
-              <w:bottom w:val="single" w:sz="5" w:color="D9D9D9"/>
-              <w:right w:val="single" w:sz="5" w:color="D9D9D9"/>
-            </w:tcBorders>
-            <w:tcMar>
-              <w:top w:w="85" w:type="dxa"/>
-              <w:bottom w:w="85" w:type="dxa"/>
-              <w:left w:w="100" w:type="dxa"/>
-              <w:right w:w="100" w:type="dxa"/>
-            </w:tcMar>
-            <w:shd w:fill="F2F5F7"/>
-          </w:tcPr>
-          <w:p>
-            <w:pPr>
-              <w:spacing w:after="20" w:line="245" w:lineRule="auto"/>
-            </w:pPr>
-            <w:r>
-              <w:rPr>
-                <w:b w:val="0"/>
-                <w:color w:val="000000"/>
-                <w:sz w:val="20"/>
-              </w:rPr>
-              <w:t>14</w:t>
-            </w:r>
-          </w:p>
-        </w:tc>
       </w:tr>
       <w:tr>
         <w:trPr>
@@ -1937,7 +1520,7 @@
         </w:trPr>
         <w:tc>
           <w:tcPr>
-            <w:tcW w:type="dxa" w:w="936"/>
+            <w:tcW w:type="dxa" w:w="1008"/>
             <w:vAlign w:val="center"/>
             <w:tcBorders>
               <w:top w:val="single" w:sz="5" w:color="D9D9D9"/>
@@ -1969,7 +1552,7 @@
         </w:tc>
         <w:tc>
           <w:tcPr>
-            <w:tcW w:type="dxa" w:w="8136"/>
+            <w:tcW w:type="dxa" w:w="8928"/>
             <w:vAlign w:val="center"/>
             <w:tcBorders>
               <w:top w:val="single" w:sz="5" w:color="D9D9D9"/>
@@ -1999,38 +1582,6 @@
             </w:r>
           </w:p>
         </w:tc>
-        <w:tc>
-          <w:tcPr>
-            <w:tcW w:type="dxa" w:w="864"/>
-            <w:vAlign w:val="center"/>
-            <w:tcBorders>
-              <w:top w:val="single" w:sz="5" w:color="D9D9D9"/>
-              <w:left w:val="single" w:sz="5" w:color="D9D9D9"/>
-              <w:bottom w:val="single" w:sz="5" w:color="D9D9D9"/>
-              <w:right w:val="single" w:sz="5" w:color="D9D9D9"/>
-            </w:tcBorders>
-            <w:tcMar>
-              <w:top w:w="85" w:type="dxa"/>
-              <w:bottom w:w="85" w:type="dxa"/>
-              <w:left w:w="100" w:type="dxa"/>
-              <w:right w:w="100" w:type="dxa"/>
-            </w:tcMar>
-            <w:shd w:fill="FFFFFF"/>
-          </w:tcPr>
-          <w:p>
-            <w:pPr>
-              <w:spacing w:after="20" w:line="245" w:lineRule="auto"/>
-            </w:pPr>
-            <w:r>
-              <w:rPr>
-                <w:b w:val="0"/>
-                <w:color w:val="000000"/>
-                <w:sz w:val="20"/>
-              </w:rPr>
-              <w:t>15</w:t>
-            </w:r>
-          </w:p>
-        </w:tc>
       </w:tr>
       <w:tr>
         <w:trPr>
@@ -2038,7 +1589,7 @@
         </w:trPr>
         <w:tc>
           <w:tcPr>
-            <w:tcW w:type="dxa" w:w="936"/>
+            <w:tcW w:type="dxa" w:w="1008"/>
             <w:vAlign w:val="center"/>
             <w:tcBorders>
               <w:top w:val="single" w:sz="5" w:color="D9D9D9"/>
@@ -2070,7 +1621,7 @@
         </w:tc>
         <w:tc>
           <w:tcPr>
-            <w:tcW w:type="dxa" w:w="8136"/>
+            <w:tcW w:type="dxa" w:w="8928"/>
             <w:vAlign w:val="center"/>
             <w:tcBorders>
               <w:top w:val="single" w:sz="5" w:color="D9D9D9"/>
@@ -2100,9 +1651,53 @@
             </w:r>
           </w:p>
         </w:tc>
+      </w:tr>
+    </w:tbl>
+    <w:p>
+      <w:pPr>
+        <w:spacing w:after="20"/>
+      </w:pPr>
+    </w:p>
+    <w:p>
+      <w:r>
+        <w:t>Use Word View then Navigation Pane to jump by heading. The printed page number appears in each footer. Chapters 21 through 28 are the expanded landing page and technology reference.</w:t>
+      </w:r>
+    </w:p>
+    <w:p>
+      <w:r>
+        <w:br w:type="page"/>
+      </w:r>
+    </w:p>
+    <w:p>
+      <w:pPr>
+        <w:pStyle w:val="Heading1"/>
+      </w:pPr>
+      <w:r>
+        <w:rPr>
+          <w:color w:val="000000"/>
+        </w:rPr>
+        <w:t>Guide contents and learning reference</w:t>
+      </w:r>
+    </w:p>
+    <w:tbl>
+      <w:tblPr>
+        <w:tblW w:type="auto" w:w="0"/>
+        <w:jc w:val="center"/>
+        <w:tblLayout w:type="fixed"/>
+        <w:tblLook w:firstColumn="1" w:firstRow="1" w:lastColumn="0" w:lastRow="0" w:noHBand="0" w:noVBand="1" w:val="04A0"/>
+      </w:tblPr>
+      <w:tblGrid>
+        <w:gridCol w:w="1008"/>
+        <w:gridCol w:w="8928"/>
+      </w:tblGrid>
+      <w:tr>
+        <w:trPr>
+          <w:cantSplit/>
+          <w:tblHeader/>
+        </w:trPr>
         <w:tc>
           <w:tcPr>
-            <w:tcW w:type="dxa" w:w="864"/>
+            <w:tcW w:type="dxa" w:w="1008"/>
             <w:vAlign w:val="center"/>
             <w:tcBorders>
               <w:top w:val="single" w:sz="5" w:color="D9D9D9"/>
@@ -2116,7 +1711,7 @@
               <w:left w:w="100" w:type="dxa"/>
               <w:right w:w="100" w:type="dxa"/>
             </w:tcMar>
-            <w:shd w:fill="F2F5F7"/>
+            <w:shd w:fill="263442"/>
           </w:tcPr>
           <w:p>
             <w:pPr>
@@ -2124,11 +1719,43 @@
             </w:pPr>
             <w:r>
               <w:rPr>
-                <w:b w:val="0"/>
-                <w:color w:val="000000"/>
+                <w:b/>
+                <w:color w:val="FFFFFF"/>
                 <w:sz w:val="20"/>
               </w:rPr>
-              <w:t>16</w:t>
+              <w:t>Chapter</w:t>
+            </w:r>
+          </w:p>
+        </w:tc>
+        <w:tc>
+          <w:tcPr>
+            <w:tcW w:type="dxa" w:w="8928"/>
+            <w:vAlign w:val="center"/>
+            <w:tcBorders>
+              <w:top w:val="single" w:sz="5" w:color="D9D9D9"/>
+              <w:left w:val="single" w:sz="5" w:color="D9D9D9"/>
+              <w:bottom w:val="single" w:sz="5" w:color="D9D9D9"/>
+              <w:right w:val="single" w:sz="5" w:color="D9D9D9"/>
+            </w:tcBorders>
+            <w:tcMar>
+              <w:top w:w="85" w:type="dxa"/>
+              <w:bottom w:w="85" w:type="dxa"/>
+              <w:left w:w="100" w:type="dxa"/>
+              <w:right w:w="100" w:type="dxa"/>
+            </w:tcMar>
+            <w:shd w:fill="263442"/>
+          </w:tcPr>
+          <w:p>
+            <w:pPr>
+              <w:spacing w:after="20" w:line="245" w:lineRule="auto"/>
+            </w:pPr>
+            <w:r>
+              <w:rPr>
+                <w:b/>
+                <w:color w:val="FFFFFF"/>
+                <w:sz w:val="20"/>
+              </w:rPr>
+              <w:t>Security maintenance and learning</w:t>
             </w:r>
           </w:p>
         </w:tc>
@@ -2139,7 +1766,7 @@
         </w:trPr>
         <w:tc>
           <w:tcPr>
-            <w:tcW w:type="dxa" w:w="936"/>
+            <w:tcW w:type="dxa" w:w="1008"/>
             <w:vAlign w:val="center"/>
             <w:tcBorders>
               <w:top w:val="single" w:sz="5" w:color="D9D9D9"/>
@@ -2171,7 +1798,7 @@
         </w:tc>
         <w:tc>
           <w:tcPr>
-            <w:tcW w:type="dxa" w:w="8136"/>
+            <w:tcW w:type="dxa" w:w="8928"/>
             <w:vAlign w:val="center"/>
             <w:tcBorders>
               <w:top w:val="single" w:sz="5" w:color="D9D9D9"/>
@@ -2201,38 +1828,6 @@
             </w:r>
           </w:p>
         </w:tc>
-        <w:tc>
-          <w:tcPr>
-            <w:tcW w:type="dxa" w:w="864"/>
-            <w:vAlign w:val="center"/>
-            <w:tcBorders>
-              <w:top w:val="single" w:sz="5" w:color="D9D9D9"/>
-              <w:left w:val="single" w:sz="5" w:color="D9D9D9"/>
-              <w:bottom w:val="single" w:sz="5" w:color="D9D9D9"/>
-              <w:right w:val="single" w:sz="5" w:color="D9D9D9"/>
-            </w:tcBorders>
-            <w:tcMar>
-              <w:top w:w="85" w:type="dxa"/>
-              <w:bottom w:w="85" w:type="dxa"/>
-              <w:left w:w="100" w:type="dxa"/>
-              <w:right w:w="100" w:type="dxa"/>
-            </w:tcMar>
-            <w:shd w:fill="FFFFFF"/>
-          </w:tcPr>
-          <w:p>
-            <w:pPr>
-              <w:spacing w:after="20" w:line="245" w:lineRule="auto"/>
-            </w:pPr>
-            <w:r>
-              <w:rPr>
-                <w:b w:val="0"/>
-                <w:color w:val="000000"/>
-                <w:sz w:val="20"/>
-              </w:rPr>
-              <w:t>17</w:t>
-            </w:r>
-          </w:p>
-        </w:tc>
       </w:tr>
       <w:tr>
         <w:trPr>
@@ -2240,7 +1835,7 @@
         </w:trPr>
         <w:tc>
           <w:tcPr>
-            <w:tcW w:type="dxa" w:w="936"/>
+            <w:tcW w:type="dxa" w:w="1008"/>
             <w:vAlign w:val="center"/>
             <w:tcBorders>
               <w:top w:val="single" w:sz="5" w:color="D9D9D9"/>
@@ -2272,7 +1867,7 @@
         </w:tc>
         <w:tc>
           <w:tcPr>
-            <w:tcW w:type="dxa" w:w="8136"/>
+            <w:tcW w:type="dxa" w:w="8928"/>
             <w:vAlign w:val="center"/>
             <w:tcBorders>
               <w:top w:val="single" w:sz="5" w:color="D9D9D9"/>
@@ -2302,38 +1897,6 @@
             </w:r>
           </w:p>
         </w:tc>
-        <w:tc>
-          <w:tcPr>
-            <w:tcW w:type="dxa" w:w="864"/>
-            <w:vAlign w:val="center"/>
-            <w:tcBorders>
-              <w:top w:val="single" w:sz="5" w:color="D9D9D9"/>
-              <w:left w:val="single" w:sz="5" w:color="D9D9D9"/>
-              <w:bottom w:val="single" w:sz="5" w:color="D9D9D9"/>
-              <w:right w:val="single" w:sz="5" w:color="D9D9D9"/>
-            </w:tcBorders>
-            <w:tcMar>
-              <w:top w:w="85" w:type="dxa"/>
-              <w:bottom w:w="85" w:type="dxa"/>
-              <w:left w:w="100" w:type="dxa"/>
-              <w:right w:w="100" w:type="dxa"/>
-            </w:tcMar>
-            <w:shd w:fill="F2F5F7"/>
-          </w:tcPr>
-          <w:p>
-            <w:pPr>
-              <w:spacing w:after="20" w:line="245" w:lineRule="auto"/>
-            </w:pPr>
-            <w:r>
-              <w:rPr>
-                <w:b w:val="0"/>
-                <w:color w:val="000000"/>
-                <w:sz w:val="20"/>
-              </w:rPr>
-              <w:t>18</w:t>
-            </w:r>
-          </w:p>
-        </w:tc>
       </w:tr>
       <w:tr>
         <w:trPr>
@@ -2341,7 +1904,7 @@
         </w:trPr>
         <w:tc>
           <w:tcPr>
-            <w:tcW w:type="dxa" w:w="936"/>
+            <w:tcW w:type="dxa" w:w="1008"/>
             <w:vAlign w:val="center"/>
             <w:tcBorders>
               <w:top w:val="single" w:sz="5" w:color="D9D9D9"/>
@@ -2373,7 +1936,7 @@
         </w:tc>
         <w:tc>
           <w:tcPr>
-            <w:tcW w:type="dxa" w:w="8136"/>
+            <w:tcW w:type="dxa" w:w="8928"/>
             <w:vAlign w:val="center"/>
             <w:tcBorders>
               <w:top w:val="single" w:sz="5" w:color="D9D9D9"/>
@@ -2403,38 +1966,6 @@
             </w:r>
           </w:p>
         </w:tc>
-        <w:tc>
-          <w:tcPr>
-            <w:tcW w:type="dxa" w:w="864"/>
-            <w:vAlign w:val="center"/>
-            <w:tcBorders>
-              <w:top w:val="single" w:sz="5" w:color="D9D9D9"/>
-              <w:left w:val="single" w:sz="5" w:color="D9D9D9"/>
-              <w:bottom w:val="single" w:sz="5" w:color="D9D9D9"/>
-              <w:right w:val="single" w:sz="5" w:color="D9D9D9"/>
-            </w:tcBorders>
-            <w:tcMar>
-              <w:top w:w="85" w:type="dxa"/>
-              <w:bottom w:w="85" w:type="dxa"/>
-              <w:left w:w="100" w:type="dxa"/>
-              <w:right w:w="100" w:type="dxa"/>
-            </w:tcMar>
-            <w:shd w:fill="FFFFFF"/>
-          </w:tcPr>
-          <w:p>
-            <w:pPr>
-              <w:spacing w:after="20" w:line="245" w:lineRule="auto"/>
-            </w:pPr>
-            <w:r>
-              <w:rPr>
-                <w:b w:val="0"/>
-                <w:color w:val="000000"/>
-                <w:sz w:val="20"/>
-              </w:rPr>
-              <w:t>19</w:t>
-            </w:r>
-          </w:p>
-        </w:tc>
       </w:tr>
       <w:tr>
         <w:trPr>
@@ -2442,7 +1973,7 @@
         </w:trPr>
         <w:tc>
           <w:tcPr>
-            <w:tcW w:type="dxa" w:w="936"/>
+            <w:tcW w:type="dxa" w:w="1008"/>
             <w:vAlign w:val="center"/>
             <w:tcBorders>
               <w:top w:val="single" w:sz="5" w:color="D9D9D9"/>
@@ -2474,7 +2005,7 @@
         </w:tc>
         <w:tc>
           <w:tcPr>
-            <w:tcW w:type="dxa" w:w="8136"/>
+            <w:tcW w:type="dxa" w:w="8928"/>
             <w:vAlign w:val="center"/>
             <w:tcBorders>
               <w:top w:val="single" w:sz="5" w:color="D9D9D9"/>
@@ -2504,38 +2035,6 @@
             </w:r>
           </w:p>
         </w:tc>
-        <w:tc>
-          <w:tcPr>
-            <w:tcW w:type="dxa" w:w="864"/>
-            <w:vAlign w:val="center"/>
-            <w:tcBorders>
-              <w:top w:val="single" w:sz="5" w:color="D9D9D9"/>
-              <w:left w:val="single" w:sz="5" w:color="D9D9D9"/>
-              <w:bottom w:val="single" w:sz="5" w:color="D9D9D9"/>
-              <w:right w:val="single" w:sz="5" w:color="D9D9D9"/>
-            </w:tcBorders>
-            <w:tcMar>
-              <w:top w:w="85" w:type="dxa"/>
-              <w:bottom w:w="85" w:type="dxa"/>
-              <w:left w:w="100" w:type="dxa"/>
-              <w:right w:w="100" w:type="dxa"/>
-            </w:tcMar>
-            <w:shd w:fill="F2F5F7"/>
-          </w:tcPr>
-          <w:p>
-            <w:pPr>
-              <w:spacing w:after="20" w:line="245" w:lineRule="auto"/>
-            </w:pPr>
-            <w:r>
-              <w:rPr>
-                <w:b w:val="0"/>
-                <w:color w:val="000000"/>
-                <w:sz w:val="20"/>
-              </w:rPr>
-              <w:t>20</w:t>
-            </w:r>
-          </w:p>
-        </w:tc>
       </w:tr>
       <w:tr>
         <w:trPr>
@@ -2543,7 +2042,7 @@
         </w:trPr>
         <w:tc>
           <w:tcPr>
-            <w:tcW w:type="dxa" w:w="936"/>
+            <w:tcW w:type="dxa" w:w="1008"/>
             <w:vAlign w:val="center"/>
             <w:tcBorders>
               <w:top w:val="single" w:sz="5" w:color="D9D9D9"/>
@@ -2575,7 +2074,7 @@
         </w:tc>
         <w:tc>
           <w:tcPr>
-            <w:tcW w:type="dxa" w:w="8136"/>
+            <w:tcW w:type="dxa" w:w="8928"/>
             <w:vAlign w:val="center"/>
             <w:tcBorders>
               <w:top w:val="single" w:sz="5" w:color="D9D9D9"/>
@@ -2605,38 +2104,6 @@
             </w:r>
           </w:p>
         </w:tc>
-        <w:tc>
-          <w:tcPr>
-            <w:tcW w:type="dxa" w:w="864"/>
-            <w:vAlign w:val="center"/>
-            <w:tcBorders>
-              <w:top w:val="single" w:sz="5" w:color="D9D9D9"/>
-              <w:left w:val="single" w:sz="5" w:color="D9D9D9"/>
-              <w:bottom w:val="single" w:sz="5" w:color="D9D9D9"/>
-              <w:right w:val="single" w:sz="5" w:color="D9D9D9"/>
-            </w:tcBorders>
-            <w:tcMar>
-              <w:top w:w="85" w:type="dxa"/>
-              <w:bottom w:w="85" w:type="dxa"/>
-              <w:left w:w="100" w:type="dxa"/>
-              <w:right w:w="100" w:type="dxa"/>
-            </w:tcMar>
-            <w:shd w:fill="FFFFFF"/>
-          </w:tcPr>
-          <w:p>
-            <w:pPr>
-              <w:spacing w:after="20" w:line="245" w:lineRule="auto"/>
-            </w:pPr>
-            <w:r>
-              <w:rPr>
-                <w:b w:val="0"/>
-                <w:color w:val="000000"/>
-                <w:sz w:val="20"/>
-              </w:rPr>
-              <w:t>21</w:t>
-            </w:r>
-          </w:p>
-        </w:tc>
       </w:tr>
       <w:tr>
         <w:trPr>
@@ -2644,7 +2111,7 @@
         </w:trPr>
         <w:tc>
           <w:tcPr>
-            <w:tcW w:type="dxa" w:w="936"/>
+            <w:tcW w:type="dxa" w:w="1008"/>
             <w:vAlign w:val="center"/>
             <w:tcBorders>
               <w:top w:val="single" w:sz="5" w:color="D9D9D9"/>
@@ -2676,7 +2143,7 @@
         </w:tc>
         <w:tc>
           <w:tcPr>
-            <w:tcW w:type="dxa" w:w="8136"/>
+            <w:tcW w:type="dxa" w:w="8928"/>
             <w:vAlign w:val="center"/>
             <w:tcBorders>
               <w:top w:val="single" w:sz="5" w:color="D9D9D9"/>
@@ -2706,9 +2173,83 @@
             </w:r>
           </w:p>
         </w:tc>
+      </w:tr>
+      <w:tr>
+        <w:trPr>
+          <w:cantSplit/>
+        </w:trPr>
         <w:tc>
           <w:tcPr>
-            <w:tcW w:type="dxa" w:w="864"/>
+            <w:tcW w:type="dxa" w:w="1008"/>
+            <w:vAlign w:val="center"/>
+            <w:tcBorders>
+              <w:top w:val="single" w:sz="5" w:color="D9D9D9"/>
+              <w:left w:val="single" w:sz="5" w:color="D9D9D9"/>
+              <w:bottom w:val="single" w:sz="5" w:color="D9D9D9"/>
+              <w:right w:val="single" w:sz="5" w:color="D9D9D9"/>
+            </w:tcBorders>
+            <w:tcMar>
+              <w:top w:w="85" w:type="dxa"/>
+              <w:bottom w:w="85" w:type="dxa"/>
+              <w:left w:w="100" w:type="dxa"/>
+              <w:right w:w="100" w:type="dxa"/>
+            </w:tcMar>
+            <w:shd w:fill="FFFFFF"/>
+          </w:tcPr>
+          <w:p>
+            <w:pPr>
+              <w:spacing w:after="20" w:line="245" w:lineRule="auto"/>
+            </w:pPr>
+            <w:r>
+              <w:rPr>
+                <w:b w:val="0"/>
+                <w:color w:val="000000"/>
+                <w:sz w:val="20"/>
+              </w:rPr>
+              <w:t>21</w:t>
+            </w:r>
+          </w:p>
+        </w:tc>
+        <w:tc>
+          <w:tcPr>
+            <w:tcW w:type="dxa" w:w="8928"/>
+            <w:vAlign w:val="center"/>
+            <w:tcBorders>
+              <w:top w:val="single" w:sz="5" w:color="D9D9D9"/>
+              <w:left w:val="single" w:sz="5" w:color="D9D9D9"/>
+              <w:bottom w:val="single" w:sz="5" w:color="D9D9D9"/>
+              <w:right w:val="single" w:sz="5" w:color="D9D9D9"/>
+            </w:tcBorders>
+            <w:tcMar>
+              <w:top w:w="85" w:type="dxa"/>
+              <w:bottom w:w="85" w:type="dxa"/>
+              <w:left w:w="100" w:type="dxa"/>
+              <w:right w:w="100" w:type="dxa"/>
+            </w:tcMar>
+            <w:shd w:fill="FFFFFF"/>
+          </w:tcPr>
+          <w:p>
+            <w:pPr>
+              <w:spacing w:after="20" w:line="245" w:lineRule="auto"/>
+            </w:pPr>
+            <w:r>
+              <w:rPr>
+                <w:b w:val="0"/>
+                <w:color w:val="000000"/>
+                <w:sz w:val="20"/>
+              </w:rPr>
+              <w:t>Explore and maintain the 3D landing page</w:t>
+            </w:r>
+          </w:p>
+        </w:tc>
+      </w:tr>
+      <w:tr>
+        <w:trPr>
+          <w:cantSplit/>
+        </w:trPr>
+        <w:tc>
+          <w:tcPr>
+            <w:tcW w:type="dxa" w:w="1008"/>
             <w:vAlign w:val="center"/>
             <w:tcBorders>
               <w:top w:val="single" w:sz="5" w:color="D9D9D9"/>
@@ -2735,6 +2276,452 @@
                 <w:sz w:val="20"/>
               </w:rPr>
               <w:t>22</w:t>
+            </w:r>
+          </w:p>
+        </w:tc>
+        <w:tc>
+          <w:tcPr>
+            <w:tcW w:type="dxa" w:w="8928"/>
+            <w:vAlign w:val="center"/>
+            <w:tcBorders>
+              <w:top w:val="single" w:sz="5" w:color="D9D9D9"/>
+              <w:left w:val="single" w:sz="5" w:color="D9D9D9"/>
+              <w:bottom w:val="single" w:sz="5" w:color="D9D9D9"/>
+              <w:right w:val="single" w:sz="5" w:color="D9D9D9"/>
+            </w:tcBorders>
+            <w:tcMar>
+              <w:top w:w="85" w:type="dxa"/>
+              <w:bottom w:w="85" w:type="dxa"/>
+              <w:left w:w="100" w:type="dxa"/>
+              <w:right w:w="100" w:type="dxa"/>
+            </w:tcMar>
+            <w:shd w:fill="F2F5F7"/>
+          </w:tcPr>
+          <w:p>
+            <w:pPr>
+              <w:spacing w:after="20" w:line="245" w:lineRule="auto"/>
+            </w:pPr>
+            <w:r>
+              <w:rPr>
+                <w:b w:val="0"/>
+                <w:color w:val="000000"/>
+                <w:sz w:val="20"/>
+              </w:rPr>
+              <w:t>Understand the runtime and frontend stack</w:t>
+            </w:r>
+          </w:p>
+        </w:tc>
+      </w:tr>
+      <w:tr>
+        <w:trPr>
+          <w:cantSplit/>
+        </w:trPr>
+        <w:tc>
+          <w:tcPr>
+            <w:tcW w:type="dxa" w:w="1008"/>
+            <w:vAlign w:val="center"/>
+            <w:tcBorders>
+              <w:top w:val="single" w:sz="5" w:color="D9D9D9"/>
+              <w:left w:val="single" w:sz="5" w:color="D9D9D9"/>
+              <w:bottom w:val="single" w:sz="5" w:color="D9D9D9"/>
+              <w:right w:val="single" w:sz="5" w:color="D9D9D9"/>
+            </w:tcBorders>
+            <w:tcMar>
+              <w:top w:w="85" w:type="dxa"/>
+              <w:bottom w:w="85" w:type="dxa"/>
+              <w:left w:w="100" w:type="dxa"/>
+              <w:right w:w="100" w:type="dxa"/>
+            </w:tcMar>
+            <w:shd w:fill="FFFFFF"/>
+          </w:tcPr>
+          <w:p>
+            <w:pPr>
+              <w:spacing w:after="20" w:line="245" w:lineRule="auto"/>
+            </w:pPr>
+            <w:r>
+              <w:rPr>
+                <w:b w:val="0"/>
+                <w:color w:val="000000"/>
+                <w:sz w:val="20"/>
+              </w:rPr>
+              <w:t>23</w:t>
+            </w:r>
+          </w:p>
+        </w:tc>
+        <w:tc>
+          <w:tcPr>
+            <w:tcW w:type="dxa" w:w="8928"/>
+            <w:vAlign w:val="center"/>
+            <w:tcBorders>
+              <w:top w:val="single" w:sz="5" w:color="D9D9D9"/>
+              <w:left w:val="single" w:sz="5" w:color="D9D9D9"/>
+              <w:bottom w:val="single" w:sz="5" w:color="D9D9D9"/>
+              <w:right w:val="single" w:sz="5" w:color="D9D9D9"/>
+            </w:tcBorders>
+            <w:tcMar>
+              <w:top w:w="85" w:type="dxa"/>
+              <w:bottom w:w="85" w:type="dxa"/>
+              <w:left w:w="100" w:type="dxa"/>
+              <w:right w:w="100" w:type="dxa"/>
+            </w:tcMar>
+            <w:shd w:fill="FFFFFF"/>
+          </w:tcPr>
+          <w:p>
+            <w:pPr>
+              <w:spacing w:after="20" w:line="245" w:lineRule="auto"/>
+            </w:pPr>
+            <w:r>
+              <w:rPr>
+                <w:b w:val="0"/>
+                <w:color w:val="000000"/>
+                <w:sz w:val="20"/>
+              </w:rPr>
+              <w:t>Understand database identity and delivery tools</w:t>
+            </w:r>
+          </w:p>
+        </w:tc>
+      </w:tr>
+      <w:tr>
+        <w:trPr>
+          <w:cantSplit/>
+        </w:trPr>
+        <w:tc>
+          <w:tcPr>
+            <w:tcW w:type="dxa" w:w="1008"/>
+            <w:vAlign w:val="center"/>
+            <w:tcBorders>
+              <w:top w:val="single" w:sz="5" w:color="D9D9D9"/>
+              <w:left w:val="single" w:sz="5" w:color="D9D9D9"/>
+              <w:bottom w:val="single" w:sz="5" w:color="D9D9D9"/>
+              <w:right w:val="single" w:sz="5" w:color="D9D9D9"/>
+            </w:tcBorders>
+            <w:tcMar>
+              <w:top w:w="85" w:type="dxa"/>
+              <w:bottom w:w="85" w:type="dxa"/>
+              <w:left w:w="100" w:type="dxa"/>
+              <w:right w:w="100" w:type="dxa"/>
+            </w:tcMar>
+            <w:shd w:fill="F2F5F7"/>
+          </w:tcPr>
+          <w:p>
+            <w:pPr>
+              <w:spacing w:after="20" w:line="245" w:lineRule="auto"/>
+            </w:pPr>
+            <w:r>
+              <w:rPr>
+                <w:b w:val="0"/>
+                <w:color w:val="000000"/>
+                <w:sz w:val="20"/>
+              </w:rPr>
+              <w:t>24</w:t>
+            </w:r>
+          </w:p>
+        </w:tc>
+        <w:tc>
+          <w:tcPr>
+            <w:tcW w:type="dxa" w:w="8928"/>
+            <w:vAlign w:val="center"/>
+            <w:tcBorders>
+              <w:top w:val="single" w:sz="5" w:color="D9D9D9"/>
+              <w:left w:val="single" w:sz="5" w:color="D9D9D9"/>
+              <w:bottom w:val="single" w:sz="5" w:color="D9D9D9"/>
+              <w:right w:val="single" w:sz="5" w:color="D9D9D9"/>
+            </w:tcBorders>
+            <w:tcMar>
+              <w:top w:w="85" w:type="dxa"/>
+              <w:bottom w:w="85" w:type="dxa"/>
+              <w:left w:w="100" w:type="dxa"/>
+              <w:right w:w="100" w:type="dxa"/>
+            </w:tcMar>
+            <w:shd w:fill="F2F5F7"/>
+          </w:tcPr>
+          <w:p>
+            <w:pPr>
+              <w:spacing w:after="20" w:line="245" w:lineRule="auto"/>
+            </w:pPr>
+            <w:r>
+              <w:rPr>
+                <w:b w:val="0"/>
+                <w:color w:val="000000"/>
+                <w:sz w:val="20"/>
+              </w:rPr>
+              <w:t>Understand development and testing dependencies</w:t>
+            </w:r>
+          </w:p>
+        </w:tc>
+      </w:tr>
+      <w:tr>
+        <w:trPr>
+          <w:cantSplit/>
+        </w:trPr>
+        <w:tc>
+          <w:tcPr>
+            <w:tcW w:type="dxa" w:w="1008"/>
+            <w:vAlign w:val="center"/>
+            <w:tcBorders>
+              <w:top w:val="single" w:sz="5" w:color="D9D9D9"/>
+              <w:left w:val="single" w:sz="5" w:color="D9D9D9"/>
+              <w:bottom w:val="single" w:sz="5" w:color="D9D9D9"/>
+              <w:right w:val="single" w:sz="5" w:color="D9D9D9"/>
+            </w:tcBorders>
+            <w:tcMar>
+              <w:top w:w="85" w:type="dxa"/>
+              <w:bottom w:w="85" w:type="dxa"/>
+              <w:left w:w="100" w:type="dxa"/>
+              <w:right w:w="100" w:type="dxa"/>
+            </w:tcMar>
+            <w:shd w:fill="FFFFFF"/>
+          </w:tcPr>
+          <w:p>
+            <w:pPr>
+              <w:spacing w:after="20" w:line="245" w:lineRule="auto"/>
+            </w:pPr>
+            <w:r>
+              <w:rPr>
+                <w:b w:val="0"/>
+                <w:color w:val="000000"/>
+                <w:sz w:val="20"/>
+              </w:rPr>
+              <w:t>25</w:t>
+            </w:r>
+          </w:p>
+        </w:tc>
+        <w:tc>
+          <w:tcPr>
+            <w:tcW w:type="dxa" w:w="8928"/>
+            <w:vAlign w:val="center"/>
+            <w:tcBorders>
+              <w:top w:val="single" w:sz="5" w:color="D9D9D9"/>
+              <w:left w:val="single" w:sz="5" w:color="D9D9D9"/>
+              <w:bottom w:val="single" w:sz="5" w:color="D9D9D9"/>
+              <w:right w:val="single" w:sz="5" w:color="D9D9D9"/>
+            </w:tcBorders>
+            <w:tcMar>
+              <w:top w:w="85" w:type="dxa"/>
+              <w:bottom w:w="85" w:type="dxa"/>
+              <w:left w:w="100" w:type="dxa"/>
+              <w:right w:w="100" w:type="dxa"/>
+            </w:tcMar>
+            <w:shd w:fill="FFFFFF"/>
+          </w:tcPr>
+          <w:p>
+            <w:pPr>
+              <w:spacing w:after="20" w:line="245" w:lineRule="auto"/>
+            </w:pPr>
+            <w:r>
+              <w:rPr>
+                <w:b w:val="0"/>
+                <w:color w:val="000000"/>
+                <w:sz w:val="20"/>
+              </w:rPr>
+              <w:t>Official documentation for the web and data stack</w:t>
+            </w:r>
+          </w:p>
+        </w:tc>
+      </w:tr>
+      <w:tr>
+        <w:trPr>
+          <w:cantSplit/>
+        </w:trPr>
+        <w:tc>
+          <w:tcPr>
+            <w:tcW w:type="dxa" w:w="1008"/>
+            <w:vAlign w:val="center"/>
+            <w:tcBorders>
+              <w:top w:val="single" w:sz="5" w:color="D9D9D9"/>
+              <w:left w:val="single" w:sz="5" w:color="D9D9D9"/>
+              <w:bottom w:val="single" w:sz="5" w:color="D9D9D9"/>
+              <w:right w:val="single" w:sz="5" w:color="D9D9D9"/>
+            </w:tcBorders>
+            <w:tcMar>
+              <w:top w:w="85" w:type="dxa"/>
+              <w:bottom w:w="85" w:type="dxa"/>
+              <w:left w:w="100" w:type="dxa"/>
+              <w:right w:w="100" w:type="dxa"/>
+            </w:tcMar>
+            <w:shd w:fill="F2F5F7"/>
+          </w:tcPr>
+          <w:p>
+            <w:pPr>
+              <w:spacing w:after="20" w:line="245" w:lineRule="auto"/>
+            </w:pPr>
+            <w:r>
+              <w:rPr>
+                <w:b w:val="0"/>
+                <w:color w:val="000000"/>
+                <w:sz w:val="20"/>
+              </w:rPr>
+              <w:t>26</w:t>
+            </w:r>
+          </w:p>
+        </w:tc>
+        <w:tc>
+          <w:tcPr>
+            <w:tcW w:type="dxa" w:w="8928"/>
+            <w:vAlign w:val="center"/>
+            <w:tcBorders>
+              <w:top w:val="single" w:sz="5" w:color="D9D9D9"/>
+              <w:left w:val="single" w:sz="5" w:color="D9D9D9"/>
+              <w:bottom w:val="single" w:sz="5" w:color="D9D9D9"/>
+              <w:right w:val="single" w:sz="5" w:color="D9D9D9"/>
+            </w:tcBorders>
+            <w:tcMar>
+              <w:top w:w="85" w:type="dxa"/>
+              <w:bottom w:w="85" w:type="dxa"/>
+              <w:left w:w="100" w:type="dxa"/>
+              <w:right w:w="100" w:type="dxa"/>
+            </w:tcMar>
+            <w:shd w:fill="F2F5F7"/>
+          </w:tcPr>
+          <w:p>
+            <w:pPr>
+              <w:spacing w:after="20" w:line="245" w:lineRule="auto"/>
+            </w:pPr>
+            <w:r>
+              <w:rPr>
+                <w:b w:val="0"/>
+                <w:color w:val="000000"/>
+                <w:sz w:val="20"/>
+              </w:rPr>
+              <w:t>Official documentation for identity and project tools</w:t>
+            </w:r>
+          </w:p>
+        </w:tc>
+      </w:tr>
+      <w:tr>
+        <w:trPr>
+          <w:cantSplit/>
+        </w:trPr>
+        <w:tc>
+          <w:tcPr>
+            <w:tcW w:type="dxa" w:w="1008"/>
+            <w:vAlign w:val="center"/>
+            <w:tcBorders>
+              <w:top w:val="single" w:sz="5" w:color="D9D9D9"/>
+              <w:left w:val="single" w:sz="5" w:color="D9D9D9"/>
+              <w:bottom w:val="single" w:sz="5" w:color="D9D9D9"/>
+              <w:right w:val="single" w:sz="5" w:color="D9D9D9"/>
+            </w:tcBorders>
+            <w:tcMar>
+              <w:top w:w="85" w:type="dxa"/>
+              <w:bottom w:w="85" w:type="dxa"/>
+              <w:left w:w="100" w:type="dxa"/>
+              <w:right w:w="100" w:type="dxa"/>
+            </w:tcMar>
+            <w:shd w:fill="FFFFFF"/>
+          </w:tcPr>
+          <w:p>
+            <w:pPr>
+              <w:spacing w:after="20" w:line="245" w:lineRule="auto"/>
+            </w:pPr>
+            <w:r>
+              <w:rPr>
+                <w:b w:val="0"/>
+                <w:color w:val="000000"/>
+                <w:sz w:val="20"/>
+              </w:rPr>
+              <w:t>27</w:t>
+            </w:r>
+          </w:p>
+        </w:tc>
+        <w:tc>
+          <w:tcPr>
+            <w:tcW w:type="dxa" w:w="8928"/>
+            <w:vAlign w:val="center"/>
+            <w:tcBorders>
+              <w:top w:val="single" w:sz="5" w:color="D9D9D9"/>
+              <w:left w:val="single" w:sz="5" w:color="D9D9D9"/>
+              <w:bottom w:val="single" w:sz="5" w:color="D9D9D9"/>
+              <w:right w:val="single" w:sz="5" w:color="D9D9D9"/>
+            </w:tcBorders>
+            <w:tcMar>
+              <w:top w:w="85" w:type="dxa"/>
+              <w:bottom w:w="85" w:type="dxa"/>
+              <w:left w:w="100" w:type="dxa"/>
+              <w:right w:w="100" w:type="dxa"/>
+            </w:tcMar>
+            <w:shd w:fill="FFFFFF"/>
+          </w:tcPr>
+          <w:p>
+            <w:pPr>
+              <w:spacing w:after="20" w:line="245" w:lineRule="auto"/>
+            </w:pPr>
+            <w:r>
+              <w:rPr>
+                <w:b w:val="0"/>
+                <w:color w:val="000000"/>
+                <w:sz w:val="20"/>
+              </w:rPr>
+              <w:t>Read the code and follow one request</w:t>
+            </w:r>
+          </w:p>
+        </w:tc>
+      </w:tr>
+      <w:tr>
+        <w:trPr>
+          <w:cantSplit/>
+        </w:trPr>
+        <w:tc>
+          <w:tcPr>
+            <w:tcW w:type="dxa" w:w="1008"/>
+            <w:vAlign w:val="center"/>
+            <w:tcBorders>
+              <w:top w:val="single" w:sz="5" w:color="D9D9D9"/>
+              <w:left w:val="single" w:sz="5" w:color="D9D9D9"/>
+              <w:bottom w:val="single" w:sz="5" w:color="D9D9D9"/>
+              <w:right w:val="single" w:sz="5" w:color="D9D9D9"/>
+            </w:tcBorders>
+            <w:tcMar>
+              <w:top w:w="85" w:type="dxa"/>
+              <w:bottom w:w="85" w:type="dxa"/>
+              <w:left w:w="100" w:type="dxa"/>
+              <w:right w:w="100" w:type="dxa"/>
+            </w:tcMar>
+            <w:shd w:fill="F2F5F7"/>
+          </w:tcPr>
+          <w:p>
+            <w:pPr>
+              <w:spacing w:after="20" w:line="245" w:lineRule="auto"/>
+            </w:pPr>
+            <w:r>
+              <w:rPr>
+                <w:b w:val="0"/>
+                <w:color w:val="000000"/>
+                <w:sz w:val="20"/>
+              </w:rPr>
+              <w:t>28</w:t>
+            </w:r>
+          </w:p>
+        </w:tc>
+        <w:tc>
+          <w:tcPr>
+            <w:tcW w:type="dxa" w:w="8928"/>
+            <w:vAlign w:val="center"/>
+            <w:tcBorders>
+              <w:top w:val="single" w:sz="5" w:color="D9D9D9"/>
+              <w:left w:val="single" w:sz="5" w:color="D9D9D9"/>
+              <w:bottom w:val="single" w:sz="5" w:color="D9D9D9"/>
+              <w:right w:val="single" w:sz="5" w:color="D9D9D9"/>
+            </w:tcBorders>
+            <w:tcMar>
+              <w:top w:w="85" w:type="dxa"/>
+              <w:bottom w:w="85" w:type="dxa"/>
+              <w:left w:w="100" w:type="dxa"/>
+              <w:right w:w="100" w:type="dxa"/>
+            </w:tcMar>
+            <w:shd w:fill="F2F5F7"/>
+          </w:tcPr>
+          <w:p>
+            <w:pPr>
+              <w:spacing w:after="20" w:line="245" w:lineRule="auto"/>
+            </w:pPr>
+            <w:r>
+              <w:rPr>
+                <w:b w:val="0"/>
+                <w:color w:val="000000"/>
+                <w:sz w:val="20"/>
+              </w:rPr>
+              <w:t>Daily run checklist and completion record</w:t>
             </w:r>
           </w:p>
         </w:tc>
@@ -2884,6 +2871,75 @@
                 <w:color w:val="000000"/>
                 <w:sz w:val="20"/>
               </w:rPr>
+              <w:t>3D landing page</w:t>
+            </w:r>
+          </w:p>
+        </w:tc>
+        <w:tc>
+          <w:tcPr>
+            <w:tcW w:type="dxa" w:w="7632"/>
+            <w:vAlign w:val="center"/>
+            <w:tcBorders>
+              <w:top w:val="single" w:sz="5" w:color="D9D9D9"/>
+              <w:left w:val="single" w:sz="5" w:color="D9D9D9"/>
+              <w:bottom w:val="single" w:sz="5" w:color="D9D9D9"/>
+              <w:right w:val="single" w:sz="5" w:color="D9D9D9"/>
+            </w:tcBorders>
+            <w:tcMar>
+              <w:top w:w="85" w:type="dxa"/>
+              <w:bottom w:w="85" w:type="dxa"/>
+              <w:left w:w="100" w:type="dxa"/>
+              <w:right w:w="100" w:type="dxa"/>
+            </w:tcMar>
+            <w:shd w:fill="FFFFFF"/>
+          </w:tcPr>
+          <w:p>
+            <w:pPr>
+              <w:spacing w:after="20" w:line="245" w:lineRule="auto"/>
+            </w:pPr>
+            <w:r>
+              <w:rPr>
+                <w:b w:val="0"/>
+                <w:color w:val="000000"/>
+                <w:sz w:val="20"/>
+              </w:rPr>
+              <w:t>Original cartoon car and streetscape, five scroll chapters, sample interactions, privacy features, pilot audiences and FAQs.</w:t>
+            </w:r>
+          </w:p>
+        </w:tc>
+      </w:tr>
+      <w:tr>
+        <w:trPr>
+          <w:cantSplit/>
+        </w:trPr>
+        <w:tc>
+          <w:tcPr>
+            <w:tcW w:type="dxa" w:w="2304"/>
+            <w:vAlign w:val="center"/>
+            <w:tcBorders>
+              <w:top w:val="single" w:sz="5" w:color="D9D9D9"/>
+              <w:left w:val="single" w:sz="5" w:color="D9D9D9"/>
+              <w:bottom w:val="single" w:sz="5" w:color="D9D9D9"/>
+              <w:right w:val="single" w:sz="5" w:color="D9D9D9"/>
+            </w:tcBorders>
+            <w:tcMar>
+              <w:top w:w="85" w:type="dxa"/>
+              <w:bottom w:w="85" w:type="dxa"/>
+              <w:left w:w="100" w:type="dxa"/>
+              <w:right w:w="100" w:type="dxa"/>
+            </w:tcMar>
+            <w:shd w:fill="F2F5F7"/>
+          </w:tcPr>
+          <w:p>
+            <w:pPr>
+              <w:spacing w:after="20" w:line="245" w:lineRule="auto"/>
+            </w:pPr>
+            <w:r>
+              <w:rPr>
+                <w:b w:val="0"/>
+                <w:color w:val="000000"/>
+                <w:sz w:val="20"/>
+              </w:rPr>
               <w:t>Scanner experience</w:t>
             </w:r>
           </w:p>
@@ -2904,7 +2960,7 @@
               <w:left w:w="100" w:type="dxa"/>
               <w:right w:w="100" w:type="dxa"/>
             </w:tcMar>
-            <w:shd w:fill="FFFFFF"/>
+            <w:shd w:fill="F2F5F7"/>
           </w:tcPr>
           <w:p>
             <w:pPr>
@@ -2941,7 +2997,7 @@
               <w:left w:w="100" w:type="dxa"/>
               <w:right w:w="100" w:type="dxa"/>
             </w:tcMar>
-            <w:shd w:fill="F2F5F7"/>
+            <w:shd w:fill="FFFFFF"/>
           </w:tcPr>
           <w:p>
             <w:pPr>
@@ -2973,7 +3029,7 @@
               <w:left w:w="100" w:type="dxa"/>
               <w:right w:w="100" w:type="dxa"/>
             </w:tcMar>
-            <w:shd w:fill="F2F5F7"/>
+            <w:shd w:fill="FFFFFF"/>
           </w:tcPr>
           <w:p>
             <w:pPr>
@@ -3010,7 +3066,7 @@
               <w:left w:w="100" w:type="dxa"/>
               <w:right w:w="100" w:type="dxa"/>
             </w:tcMar>
-            <w:shd w:fill="FFFFFF"/>
+            <w:shd w:fill="F2F5F7"/>
           </w:tcPr>
           <w:p>
             <w:pPr>
@@ -3042,7 +3098,7 @@
               <w:left w:w="100" w:type="dxa"/>
               <w:right w:w="100" w:type="dxa"/>
             </w:tcMar>
-            <w:shd w:fill="FFFFFF"/>
+            <w:shd w:fill="F2F5F7"/>
           </w:tcPr>
           <w:p>
             <w:pPr>
@@ -3079,7 +3135,7 @@
               <w:left w:w="100" w:type="dxa"/>
               <w:right w:w="100" w:type="dxa"/>
             </w:tcMar>
-            <w:shd w:fill="F2F5F7"/>
+            <w:shd w:fill="FFFFFF"/>
           </w:tcPr>
           <w:p>
             <w:pPr>
@@ -3111,7 +3167,7 @@
               <w:left w:w="100" w:type="dxa"/>
               <w:right w:w="100" w:type="dxa"/>
             </w:tcMar>
-            <w:shd w:fill="F2F5F7"/>
+            <w:shd w:fill="FFFFFF"/>
           </w:tcPr>
           <w:p>
             <w:pPr>
@@ -3148,7 +3204,7 @@
               <w:left w:w="100" w:type="dxa"/>
               <w:right w:w="100" w:type="dxa"/>
             </w:tcMar>
-            <w:shd w:fill="FFFFFF"/>
+            <w:shd w:fill="F2F5F7"/>
           </w:tcPr>
           <w:p>
             <w:pPr>
@@ -3180,7 +3236,7 @@
               <w:left w:w="100" w:type="dxa"/>
               <w:right w:w="100" w:type="dxa"/>
             </w:tcMar>
-            <w:shd w:fill="FFFFFF"/>
+            <w:shd w:fill="F2F5F7"/>
           </w:tcPr>
           <w:p>
             <w:pPr>
@@ -3217,7 +3273,7 @@
               <w:left w:w="100" w:type="dxa"/>
               <w:right w:w="100" w:type="dxa"/>
             </w:tcMar>
-            <w:shd w:fill="F2F5F7"/>
+            <w:shd w:fill="FFFFFF"/>
           </w:tcPr>
           <w:p>
             <w:pPr>
@@ -3249,7 +3305,7 @@
               <w:left w:w="100" w:type="dxa"/>
               <w:right w:w="100" w:type="dxa"/>
             </w:tcMar>
-            <w:shd w:fill="F2F5F7"/>
+            <w:shd w:fill="FFFFFF"/>
           </w:tcPr>
           <w:p>
             <w:pPr>
@@ -3286,7 +3342,7 @@
               <w:left w:w="100" w:type="dxa"/>
               <w:right w:w="100" w:type="dxa"/>
             </w:tcMar>
-            <w:shd w:fill="FFFFFF"/>
+            <w:shd w:fill="F2F5F7"/>
           </w:tcPr>
           <w:p>
             <w:pPr>
@@ -3318,7 +3374,7 @@
               <w:left w:w="100" w:type="dxa"/>
               <w:right w:w="100" w:type="dxa"/>
             </w:tcMar>
-            <w:shd w:fill="FFFFFF"/>
+            <w:shd w:fill="F2F5F7"/>
           </w:tcPr>
           <w:p>
             <w:pPr>
@@ -3355,7 +3411,7 @@
               <w:left w:w="100" w:type="dxa"/>
               <w:right w:w="100" w:type="dxa"/>
             </w:tcMar>
-            <w:shd w:fill="F2F5F7"/>
+            <w:shd w:fill="FFFFFF"/>
           </w:tcPr>
           <w:p>
             <w:pPr>
@@ -3387,7 +3443,7 @@
               <w:left w:w="100" w:type="dxa"/>
               <w:right w:w="100" w:type="dxa"/>
             </w:tcMar>
-            <w:shd w:fill="F2F5F7"/>
+            <w:shd w:fill="FFFFFF"/>
           </w:tcPr>
           <w:p>
             <w:pPr>
@@ -3424,7 +3480,7 @@
               <w:left w:w="100" w:type="dxa"/>
               <w:right w:w="100" w:type="dxa"/>
             </w:tcMar>
-            <w:shd w:fill="FFFFFF"/>
+            <w:shd w:fill="F2F5F7"/>
           </w:tcPr>
           <w:p>
             <w:pPr>
@@ -3456,7 +3512,7 @@
               <w:left w:w="100" w:type="dxa"/>
               <w:right w:w="100" w:type="dxa"/>
             </w:tcMar>
-            <w:shd w:fill="FFFFFF"/>
+            <w:shd w:fill="F2F5F7"/>
           </w:tcPr>
           <w:p>
             <w:pPr>
@@ -4560,7 +4616,7 @@
                 <w:color w:val="000000"/>
                 <w:sz w:val="20"/>
               </w:rPr>
-              <w:t>app/components/public.tsx</w:t>
+              <w:t>app/components/landing/</w:t>
             </w:r>
           </w:p>
         </w:tc>
@@ -4592,7 +4648,7 @@
                 <w:color w:val="000000"/>
                 <w:sz w:val="20"/>
               </w:rPr>
-              <w:t>Home, phone login, scanner, progress, help and policy screens.</w:t>
+              <w:t>3D story, page sections, procedural scene, illustrated fallback and scoped styles.</w:t>
             </w:r>
           </w:p>
         </w:tc>
@@ -4629,6 +4685,75 @@
                 <w:color w:val="000000"/>
                 <w:sz w:val="20"/>
               </w:rPr>
+              <w:t>app/components/public.tsx</w:t>
+            </w:r>
+          </w:p>
+        </w:tc>
+        <w:tc>
+          <w:tcPr>
+            <w:tcW w:type="dxa" w:w="6048"/>
+            <w:vAlign w:val="center"/>
+            <w:tcBorders>
+              <w:top w:val="single" w:sz="5" w:color="D9D9D9"/>
+              <w:left w:val="single" w:sz="5" w:color="D9D9D9"/>
+              <w:bottom w:val="single" w:sz="5" w:color="D9D9D9"/>
+              <w:right w:val="single" w:sz="5" w:color="D9D9D9"/>
+            </w:tcBorders>
+            <w:tcMar>
+              <w:top w:w="85" w:type="dxa"/>
+              <w:bottom w:w="85" w:type="dxa"/>
+              <w:left w:w="100" w:type="dxa"/>
+              <w:right w:w="100" w:type="dxa"/>
+            </w:tcMar>
+            <w:shd w:fill="FFFFFF"/>
+          </w:tcPr>
+          <w:p>
+            <w:pPr>
+              <w:spacing w:after="20" w:line="245" w:lineRule="auto"/>
+            </w:pPr>
+            <w:r>
+              <w:rPr>
+                <w:b w:val="0"/>
+                <w:color w:val="000000"/>
+                <w:sz w:val="20"/>
+              </w:rPr>
+              <w:t>Phone login, scanner, progress, help and policy screens.</w:t>
+            </w:r>
+          </w:p>
+        </w:tc>
+      </w:tr>
+      <w:tr>
+        <w:trPr>
+          <w:cantSplit/>
+        </w:trPr>
+        <w:tc>
+          <w:tcPr>
+            <w:tcW w:type="dxa" w:w="3888"/>
+            <w:vAlign w:val="center"/>
+            <w:tcBorders>
+              <w:top w:val="single" w:sz="5" w:color="D9D9D9"/>
+              <w:left w:val="single" w:sz="5" w:color="D9D9D9"/>
+              <w:bottom w:val="single" w:sz="5" w:color="D9D9D9"/>
+              <w:right w:val="single" w:sz="5" w:color="D9D9D9"/>
+            </w:tcBorders>
+            <w:tcMar>
+              <w:top w:w="85" w:type="dxa"/>
+              <w:bottom w:w="85" w:type="dxa"/>
+              <w:left w:w="100" w:type="dxa"/>
+              <w:right w:w="100" w:type="dxa"/>
+            </w:tcMar>
+            <w:shd w:fill="F2F5F7"/>
+          </w:tcPr>
+          <w:p>
+            <w:pPr>
+              <w:spacing w:after="20" w:line="245" w:lineRule="auto"/>
+            </w:pPr>
+            <w:r>
+              <w:rPr>
+                <w:b w:val="0"/>
+                <w:color w:val="000000"/>
+                <w:sz w:val="20"/>
+              </w:rPr>
               <w:t>app/components/owner.tsx</w:t>
             </w:r>
           </w:p>
@@ -4649,7 +4774,7 @@
               <w:left w:w="100" w:type="dxa"/>
               <w:right w:w="100" w:type="dxa"/>
             </w:tcMar>
-            <w:shd w:fill="FFFFFF"/>
+            <w:shd w:fill="F2F5F7"/>
           </w:tcPr>
           <w:p>
             <w:pPr>
@@ -4686,7 +4811,7 @@
               <w:left w:w="100" w:type="dxa"/>
               <w:right w:w="100" w:type="dxa"/>
             </w:tcMar>
-            <w:shd w:fill="F2F5F7"/>
+            <w:shd w:fill="FFFFFF"/>
           </w:tcPr>
           <w:p>
             <w:pPr>
@@ -4718,7 +4843,7 @@
               <w:left w:w="100" w:type="dxa"/>
               <w:right w:w="100" w:type="dxa"/>
             </w:tcMar>
-            <w:shd w:fill="F2F5F7"/>
+            <w:shd w:fill="FFFFFF"/>
           </w:tcPr>
           <w:p>
             <w:pPr>
@@ -4755,7 +4880,7 @@
               <w:left w:w="100" w:type="dxa"/>
               <w:right w:w="100" w:type="dxa"/>
             </w:tcMar>
-            <w:shd w:fill="FFFFFF"/>
+            <w:shd w:fill="F2F5F7"/>
           </w:tcPr>
           <w:p>
             <w:pPr>
@@ -4787,7 +4912,7 @@
               <w:left w:w="100" w:type="dxa"/>
               <w:right w:w="100" w:type="dxa"/>
             </w:tcMar>
-            <w:shd w:fill="FFFFFF"/>
+            <w:shd w:fill="F2F5F7"/>
           </w:tcPr>
           <w:p>
             <w:pPr>
@@ -4824,7 +4949,7 @@
               <w:left w:w="100" w:type="dxa"/>
               <w:right w:w="100" w:type="dxa"/>
             </w:tcMar>
-            <w:shd w:fill="F2F5F7"/>
+            <w:shd w:fill="FFFFFF"/>
           </w:tcPr>
           <w:p>
             <w:pPr>
@@ -4856,7 +4981,7 @@
               <w:left w:w="100" w:type="dxa"/>
               <w:right w:w="100" w:type="dxa"/>
             </w:tcMar>
-            <w:shd w:fill="F2F5F7"/>
+            <w:shd w:fill="FFFFFF"/>
           </w:tcPr>
           <w:p>
             <w:pPr>
@@ -4893,7 +5018,7 @@
               <w:left w:w="100" w:type="dxa"/>
               <w:right w:w="100" w:type="dxa"/>
             </w:tcMar>
-            <w:shd w:fill="FFFFFF"/>
+            <w:shd w:fill="F2F5F7"/>
           </w:tcPr>
           <w:p>
             <w:pPr>
@@ -4925,7 +5050,7 @@
               <w:left w:w="100" w:type="dxa"/>
               <w:right w:w="100" w:type="dxa"/>
             </w:tcMar>
-            <w:shd w:fill="FFFFFF"/>
+            <w:shd w:fill="F2F5F7"/>
           </w:tcPr>
           <w:p>
             <w:pPr>
@@ -4962,7 +5087,7 @@
               <w:left w:w="100" w:type="dxa"/>
               <w:right w:w="100" w:type="dxa"/>
             </w:tcMar>
-            <w:shd w:fill="F2F5F7"/>
+            <w:shd w:fill="FFFFFF"/>
           </w:tcPr>
           <w:p>
             <w:pPr>
@@ -4994,7 +5119,7 @@
               <w:left w:w="100" w:type="dxa"/>
               <w:right w:w="100" w:type="dxa"/>
             </w:tcMar>
-            <w:shd w:fill="F2F5F7"/>
+            <w:shd w:fill="FFFFFF"/>
           </w:tcPr>
           <w:p>
             <w:pPr>
@@ -5031,7 +5156,7 @@
               <w:left w:w="100" w:type="dxa"/>
               <w:right w:w="100" w:type="dxa"/>
             </w:tcMar>
-            <w:shd w:fill="FFFFFF"/>
+            <w:shd w:fill="F2F5F7"/>
           </w:tcPr>
           <w:p>
             <w:pPr>
@@ -5063,7 +5188,7 @@
               <w:left w:w="100" w:type="dxa"/>
               <w:right w:w="100" w:type="dxa"/>
             </w:tcMar>
-            <w:shd w:fill="FFFFFF"/>
+            <w:shd w:fill="F2F5F7"/>
           </w:tcPr>
           <w:p>
             <w:pPr>
@@ -5474,7 +5599,7 @@
     </w:p>
     <w:p>
       <w:r>
-        <w:t>Expected branch: feat/phase-a-application. The documented application commit is 0f50794. The main branch still contains the earlier planning baseline at the time of this guide. Cloning main alone will not give you the implementation described here.</w:t>
+        <w:t>Expected branch: feat/phase-a-application. The documented application commit is 0f4bb0f. The main branch still contains the earlier planning baseline at the time of this guide. Cloning main alone will not give you the implementation described here.</w:t>
       </w:r>
     </w:p>
     <w:p>
@@ -5780,7 +5905,7 @@
     </w:p>
     <w:p>
       <w:r>
-        <w:t>Open http://localhost:3000 in your browser. Keep this terminal running. The site should show a simulation banner. Frontend screens and the /api backend both use this web process.</w:t>
+        <w:t>Open http://localhost:3000 in your browser. Keep this terminal running. Expect the cartoon car landing story and a simulation banner. Scroll to explore it; choose Set up your car to start the real local application journey. The page example acknowledgement sends no alert. Frontend screens and the /api backend share this web process.</w:t>
       </w:r>
     </w:p>
     <w:p>
@@ -8922,7 +9047,7 @@
     </w:p>
     <w:p>
       <w:r>
-        <w:t>At documented code commit 0f50794, all 34 tests passed locally and in GitHub CI using native PostgreSQL. CI also passed installation, typecheck, local configuration creation, the migration command, the production build and runtime dependency audit.</w:t>
+        <w:t>At documented application and landing commit 0f4bb0f, all 34 tests passed locally and in GitHub CI using native PostgreSQL. CI also passed installation, typecheck, local configuration creation, the migration command, the production build and runtime dependency audit.</w:t>
       </w:r>
     </w:p>
     <w:p>
@@ -10713,7 +10838,7 @@
     </w:p>
     <w:p>
       <w:r>
-        <w:t>README.md is the entry point. docs/QUICKSTART.md covers the first demonstration. docs/IMPLEMENTATION.md distinguishes implemented scope from remaining work. docs/API.md and contracts/openapi.yaml describe endpoints. docs/PROVIDERS.md contains the live SMS gateway contract. docs/OPERATIONS.md covers hosting, reconciliation, backups and deletion. docs/TESTING.md records tests and acceptance gaps. TASKS.md and planning/backlog.csv track remaining work.</w:t>
+        <w:t>README.md is the entry point. docs/QUICKSTART.md covers the first demonstration. docs/IMPLEMENTATION.md distinguishes implemented scope from remaining work. docs/API.md and contracts/openapi.yaml describe endpoints. docs/PROVIDERS.md contains the live SMS gateway contract. docs/OPERATIONS.md covers hosting, reconciliation, backups and deletion. docs/TESTING.md records tests and acceptance gaps. docs/LANDING.md explains the new 3D page and device review checklist. TASKS.md and planning/backlog.csv track remaining work.</w:t>
       </w:r>
     </w:p>
     <w:p>
@@ -10729,7 +10854,7 @@
     </w:p>
     <w:p>
       <w:r>
-        <w:t>This guide describes code commit 0f50794355035975b599fb4b6d1730cfa3608363. The feature branch head was checked before authoring. If the repository changes later, compare its README, package scripts and release notes before using this guide unchanged.</w:t>
+        <w:t>This guide describes code commit 0f4bb0f419c2fb17e227b6ffc1692b76de0de7af. The feature branch head was checked before authoring. If the repository changes later, compare its README, package scripts and release notes before using this guide unchanged.</w:t>
       </w:r>
     </w:p>
     <w:p>
@@ -10767,7 +10892,28 @@
     </w:p>
     <w:p>
       <w:r>
-        <w:t>Official installation links in Chapter 4 were checked during preparation. No live provider account, customer record, secret value or fabricated screenshot is embedded in this document.</w:t>
+        <w:t>Chapters 22 through 24 explain the pinned packages; Chapters 25 and 26 link to their official documentation. These sites may evolve independently of the recorded code.</w:t>
+      </w:r>
+    </w:p>
+    <w:p>
+      <w:r>
+        <w:br w:type="page"/>
+      </w:r>
+    </w:p>
+    <w:p>
+      <w:pPr>
+        <w:pStyle w:val="Heading1"/>
+      </w:pPr>
+      <w:r>
+        <w:rPr>
+          <w:color w:val="000000"/>
+        </w:rPr>
+        <w:t>21 Explore and maintain the 3D landing page</w:t>
+      </w:r>
+    </w:p>
+    <w:p>
+      <w:r>
+        <w:t>The home route now contains an original Three.js streetscape, a mint cartoon car, a small building and a visitor with a phone. Scrolling changes the camera and the story. This is browser 3D; it does not need Blender, a model download, a separate graphics server or special 4D hardware.</w:t>
       </w:r>
     </w:p>
     <w:p>
@@ -10778,12 +10924,4425 @@
         <w:rPr>
           <w:color w:val="000000"/>
         </w:rPr>
-        <w:t>Your first complete milestone</w:t>
-      </w:r>
-    </w:p>
-    <w:p>
-      <w:r>
-        <w:t>Finish Chapters 4 through 11 and confirm this result: database running, web app running, worker running, simulation label visible, owner account created, local admin provisioned, sticker claimed, scanner request recorded and owner response visible in the other browser session. That is the complete local alpha demonstration. Live launch remains a separate acceptance stage.</w:t>
+        <w:t>Try the complete landing story</w:t>
+      </w:r>
+    </w:p>
+    <w:p>
+      <w:r>
+        <w:rPr>
+          <w:b/>
+        </w:rPr>
+        <w:t xml:space="preserve">1. </w:t>
+      </w:r>
+      <w:r>
+        <w:t>With the web app running, open http://localhost:3000. Scroll through Park, Scan, Alert, Reply and Go. The scene indicators can jump to each chapter.</w:t>
+      </w:r>
+    </w:p>
+    <w:p>
+      <w:r>
+        <w:rPr>
+          <w:b/>
+        </w:rPr>
+        <w:t xml:space="preserve">2. </w:t>
+      </w:r>
+      <w:r>
+        <w:t>In the Scan chapter, choose a sample reason. The later sample alert changes. In Reply, try the example acknowledgement. Both interactions change only page state; no real incident or message is created.</w:t>
+      </w:r>
+    </w:p>
+    <w:p>
+      <w:r>
+        <w:rPr>
+          <w:b/>
+        </w:rPr>
+        <w:t xml:space="preserve">3. </w:t>
+      </w:r>
+      <w:r>
+        <w:t>Explore the feature cards, switch between driver, campus and workplace descriptions, and open the FAQs. Pilot prices and terms are operator confirmed; there is no fabricated checkout or claimed customer traction.</w:t>
+      </w:r>
+    </w:p>
+    <w:p>
+      <w:r>
+        <w:rPr>
+          <w:b/>
+        </w:rPr>
+        <w:t xml:space="preserve">4. </w:t>
+      </w:r>
+      <w:r>
+        <w:t>Use Set up your car or Owner area to reach the real account flow. The decorative QR drawing in the landing scene is not a valid issued tag.</w:t>
+      </w:r>
+    </w:p>
+    <w:p>
+      <w:pPr>
+        <w:pStyle w:val="Heading2"/>
+      </w:pPr>
+      <w:r>
+        <w:rPr>
+          <w:color w:val="000000"/>
+        </w:rPr>
+        <w:t>Source files and safe editing</w:t>
+      </w:r>
+    </w:p>
+    <w:tbl>
+      <w:tblPr>
+        <w:tblW w:type="auto" w:w="0"/>
+        <w:jc w:val="center"/>
+        <w:tblLayout w:type="fixed"/>
+        <w:tblLook w:firstColumn="1" w:firstRow="1" w:lastColumn="0" w:lastRow="0" w:noHBand="0" w:noVBand="1" w:val="04A0"/>
+      </w:tblPr>
+      <w:tblGrid>
+        <w:gridCol w:w="3888"/>
+        <w:gridCol w:w="6048"/>
+      </w:tblGrid>
+      <w:tr>
+        <w:trPr>
+          <w:cantSplit/>
+          <w:tblHeader/>
+        </w:trPr>
+        <w:tc>
+          <w:tcPr>
+            <w:tcW w:type="dxa" w:w="3888"/>
+            <w:vAlign w:val="center"/>
+            <w:tcBorders>
+              <w:top w:val="single" w:sz="5" w:color="D9D9D9"/>
+              <w:left w:val="single" w:sz="5" w:color="D9D9D9"/>
+              <w:bottom w:val="single" w:sz="5" w:color="D9D9D9"/>
+              <w:right w:val="single" w:sz="5" w:color="D9D9D9"/>
+            </w:tcBorders>
+            <w:tcMar>
+              <w:top w:w="85" w:type="dxa"/>
+              <w:bottom w:w="85" w:type="dxa"/>
+              <w:left w:w="100" w:type="dxa"/>
+              <w:right w:w="100" w:type="dxa"/>
+            </w:tcMar>
+            <w:shd w:fill="263442"/>
+          </w:tcPr>
+          <w:p>
+            <w:pPr>
+              <w:spacing w:after="20" w:line="245" w:lineRule="auto"/>
+            </w:pPr>
+            <w:r>
+              <w:rPr>
+                <w:b/>
+                <w:color w:val="FFFFFF"/>
+                <w:sz w:val="20"/>
+              </w:rPr>
+              <w:t>File under app/components/landing</w:t>
+            </w:r>
+          </w:p>
+        </w:tc>
+        <w:tc>
+          <w:tcPr>
+            <w:tcW w:type="dxa" w:w="6048"/>
+            <w:vAlign w:val="center"/>
+            <w:tcBorders>
+              <w:top w:val="single" w:sz="5" w:color="D9D9D9"/>
+              <w:left w:val="single" w:sz="5" w:color="D9D9D9"/>
+              <w:bottom w:val="single" w:sz="5" w:color="D9D9D9"/>
+              <w:right w:val="single" w:sz="5" w:color="D9D9D9"/>
+            </w:tcBorders>
+            <w:tcMar>
+              <w:top w:w="85" w:type="dxa"/>
+              <w:bottom w:w="85" w:type="dxa"/>
+              <w:left w:w="100" w:type="dxa"/>
+              <w:right w:w="100" w:type="dxa"/>
+            </w:tcMar>
+            <w:shd w:fill="263442"/>
+          </w:tcPr>
+          <w:p>
+            <w:pPr>
+              <w:spacing w:after="20" w:line="245" w:lineRule="auto"/>
+            </w:pPr>
+            <w:r>
+              <w:rPr>
+                <w:b/>
+                <w:color w:val="FFFFFF"/>
+                <w:sz w:val="20"/>
+              </w:rPr>
+              <w:t>Edit here for</w:t>
+            </w:r>
+          </w:p>
+        </w:tc>
+      </w:tr>
+      <w:tr>
+        <w:trPr>
+          <w:cantSplit/>
+        </w:trPr>
+        <w:tc>
+          <w:tcPr>
+            <w:tcW w:type="dxa" w:w="3888"/>
+            <w:vAlign w:val="center"/>
+            <w:tcBorders>
+              <w:top w:val="single" w:sz="5" w:color="D9D9D9"/>
+              <w:left w:val="single" w:sz="5" w:color="D9D9D9"/>
+              <w:bottom w:val="single" w:sz="5" w:color="D9D9D9"/>
+              <w:right w:val="single" w:sz="5" w:color="D9D9D9"/>
+            </w:tcBorders>
+            <w:tcMar>
+              <w:top w:w="85" w:type="dxa"/>
+              <w:bottom w:w="85" w:type="dxa"/>
+              <w:left w:w="100" w:type="dxa"/>
+              <w:right w:w="100" w:type="dxa"/>
+            </w:tcMar>
+            <w:shd w:fill="FFFFFF"/>
+          </w:tcPr>
+          <w:p>
+            <w:pPr>
+              <w:spacing w:after="20" w:line="245" w:lineRule="auto"/>
+            </w:pPr>
+            <w:r>
+              <w:rPr>
+                <w:b w:val="0"/>
+                <w:color w:val="000000"/>
+                <w:sz w:val="20"/>
+              </w:rPr>
+              <w:t>Landing.tsx</w:t>
+            </w:r>
+          </w:p>
+        </w:tc>
+        <w:tc>
+          <w:tcPr>
+            <w:tcW w:type="dxa" w:w="6048"/>
+            <w:vAlign w:val="center"/>
+            <w:tcBorders>
+              <w:top w:val="single" w:sz="5" w:color="D9D9D9"/>
+              <w:left w:val="single" w:sz="5" w:color="D9D9D9"/>
+              <w:bottom w:val="single" w:sz="5" w:color="D9D9D9"/>
+              <w:right w:val="single" w:sz="5" w:color="D9D9D9"/>
+            </w:tcBorders>
+            <w:tcMar>
+              <w:top w:w="85" w:type="dxa"/>
+              <w:bottom w:w="85" w:type="dxa"/>
+              <w:left w:w="100" w:type="dxa"/>
+              <w:right w:w="100" w:type="dxa"/>
+            </w:tcMar>
+            <w:shd w:fill="FFFFFF"/>
+          </w:tcPr>
+          <w:p>
+            <w:pPr>
+              <w:spacing w:after="20" w:line="245" w:lineRule="auto"/>
+            </w:pPr>
+            <w:r>
+              <w:rPr>
+                <w:b w:val="0"/>
+                <w:color w:val="000000"/>
+                <w:sz w:val="20"/>
+              </w:rPr>
+              <w:t>Story copy, reason examples, sections, audiences, FAQs and navigation.</w:t>
+            </w:r>
+          </w:p>
+        </w:tc>
+      </w:tr>
+      <w:tr>
+        <w:trPr>
+          <w:cantSplit/>
+        </w:trPr>
+        <w:tc>
+          <w:tcPr>
+            <w:tcW w:type="dxa" w:w="3888"/>
+            <w:vAlign w:val="center"/>
+            <w:tcBorders>
+              <w:top w:val="single" w:sz="5" w:color="D9D9D9"/>
+              <w:left w:val="single" w:sz="5" w:color="D9D9D9"/>
+              <w:bottom w:val="single" w:sz="5" w:color="D9D9D9"/>
+              <w:right w:val="single" w:sz="5" w:color="D9D9D9"/>
+            </w:tcBorders>
+            <w:tcMar>
+              <w:top w:w="85" w:type="dxa"/>
+              <w:bottom w:w="85" w:type="dxa"/>
+              <w:left w:w="100" w:type="dxa"/>
+              <w:right w:w="100" w:type="dxa"/>
+            </w:tcMar>
+            <w:shd w:fill="F2F5F7"/>
+          </w:tcPr>
+          <w:p>
+            <w:pPr>
+              <w:spacing w:after="20" w:line="245" w:lineRule="auto"/>
+            </w:pPr>
+            <w:r>
+              <w:rPr>
+                <w:b w:val="0"/>
+                <w:color w:val="000000"/>
+                <w:sz w:val="20"/>
+              </w:rPr>
+              <w:t>scene.ts</w:t>
+            </w:r>
+          </w:p>
+        </w:tc>
+        <w:tc>
+          <w:tcPr>
+            <w:tcW w:type="dxa" w:w="6048"/>
+            <w:vAlign w:val="center"/>
+            <w:tcBorders>
+              <w:top w:val="single" w:sz="5" w:color="D9D9D9"/>
+              <w:left w:val="single" w:sz="5" w:color="D9D9D9"/>
+              <w:bottom w:val="single" w:sz="5" w:color="D9D9D9"/>
+              <w:right w:val="single" w:sz="5" w:color="D9D9D9"/>
+            </w:tcBorders>
+            <w:tcMar>
+              <w:top w:w="85" w:type="dxa"/>
+              <w:bottom w:w="85" w:type="dxa"/>
+              <w:left w:w="100" w:type="dxa"/>
+              <w:right w:w="100" w:type="dxa"/>
+            </w:tcMar>
+            <w:shd w:fill="F2F5F7"/>
+          </w:tcPr>
+          <w:p>
+            <w:pPr>
+              <w:spacing w:after="20" w:line="245" w:lineRule="auto"/>
+            </w:pPr>
+            <w:r>
+              <w:rPr>
+                <w:b w:val="0"/>
+                <w:color w:val="000000"/>
+                <w:sz w:val="20"/>
+              </w:rPr>
+              <w:t>Car and streetscape geometry, materials, lights, camera and scroll movement.</w:t>
+            </w:r>
+          </w:p>
+        </w:tc>
+      </w:tr>
+      <w:tr>
+        <w:trPr>
+          <w:cantSplit/>
+        </w:trPr>
+        <w:tc>
+          <w:tcPr>
+            <w:tcW w:type="dxa" w:w="3888"/>
+            <w:vAlign w:val="center"/>
+            <w:tcBorders>
+              <w:top w:val="single" w:sz="5" w:color="D9D9D9"/>
+              <w:left w:val="single" w:sz="5" w:color="D9D9D9"/>
+              <w:bottom w:val="single" w:sz="5" w:color="D9D9D9"/>
+              <w:right w:val="single" w:sz="5" w:color="D9D9D9"/>
+            </w:tcBorders>
+            <w:tcMar>
+              <w:top w:w="85" w:type="dxa"/>
+              <w:bottom w:w="85" w:type="dxa"/>
+              <w:left w:w="100" w:type="dxa"/>
+              <w:right w:w="100" w:type="dxa"/>
+            </w:tcMar>
+            <w:shd w:fill="FFFFFF"/>
+          </w:tcPr>
+          <w:p>
+            <w:pPr>
+              <w:spacing w:after="20" w:line="245" w:lineRule="auto"/>
+            </w:pPr>
+            <w:r>
+              <w:rPr>
+                <w:b w:val="0"/>
+                <w:color w:val="000000"/>
+                <w:sz w:val="20"/>
+              </w:rPr>
+              <w:t>CarScene.tsx</w:t>
+            </w:r>
+          </w:p>
+        </w:tc>
+        <w:tc>
+          <w:tcPr>
+            <w:tcW w:type="dxa" w:w="6048"/>
+            <w:vAlign w:val="center"/>
+            <w:tcBorders>
+              <w:top w:val="single" w:sz="5" w:color="D9D9D9"/>
+              <w:left w:val="single" w:sz="5" w:color="D9D9D9"/>
+              <w:bottom w:val="single" w:sz="5" w:color="D9D9D9"/>
+              <w:right w:val="single" w:sz="5" w:color="D9D9D9"/>
+            </w:tcBorders>
+            <w:tcMar>
+              <w:top w:w="85" w:type="dxa"/>
+              <w:bottom w:w="85" w:type="dxa"/>
+              <w:left w:w="100" w:type="dxa"/>
+              <w:right w:w="100" w:type="dxa"/>
+            </w:tcMar>
+            <w:shd w:fill="FFFFFF"/>
+          </w:tcPr>
+          <w:p>
+            <w:pPr>
+              <w:spacing w:after="20" w:line="245" w:lineRule="auto"/>
+            </w:pPr>
+            <w:r>
+              <w:rPr>
+                <w:b w:val="0"/>
+                <w:color w:val="000000"/>
+                <w:sz w:val="20"/>
+              </w:rPr>
+              <w:t>Lazy loading, WebGL lifecycle and original SVG fallback.</w:t>
+            </w:r>
+          </w:p>
+        </w:tc>
+      </w:tr>
+      <w:tr>
+        <w:trPr>
+          <w:cantSplit/>
+        </w:trPr>
+        <w:tc>
+          <w:tcPr>
+            <w:tcW w:type="dxa" w:w="3888"/>
+            <w:vAlign w:val="center"/>
+            <w:tcBorders>
+              <w:top w:val="single" w:sz="5" w:color="D9D9D9"/>
+              <w:left w:val="single" w:sz="5" w:color="D9D9D9"/>
+              <w:bottom w:val="single" w:sz="5" w:color="D9D9D9"/>
+              <w:right w:val="single" w:sz="5" w:color="D9D9D9"/>
+            </w:tcBorders>
+            <w:tcMar>
+              <w:top w:w="85" w:type="dxa"/>
+              <w:bottom w:w="85" w:type="dxa"/>
+              <w:left w:w="100" w:type="dxa"/>
+              <w:right w:w="100" w:type="dxa"/>
+            </w:tcMar>
+            <w:shd w:fill="F2F5F7"/>
+          </w:tcPr>
+          <w:p>
+            <w:pPr>
+              <w:spacing w:after="20" w:line="245" w:lineRule="auto"/>
+            </w:pPr>
+            <w:r>
+              <w:rPr>
+                <w:b w:val="0"/>
+                <w:color w:val="000000"/>
+                <w:sz w:val="20"/>
+              </w:rPr>
+              <w:t>landing.css</w:t>
+            </w:r>
+          </w:p>
+        </w:tc>
+        <w:tc>
+          <w:tcPr>
+            <w:tcW w:type="dxa" w:w="6048"/>
+            <w:vAlign w:val="center"/>
+            <w:tcBorders>
+              <w:top w:val="single" w:sz="5" w:color="D9D9D9"/>
+              <w:left w:val="single" w:sz="5" w:color="D9D9D9"/>
+              <w:bottom w:val="single" w:sz="5" w:color="D9D9D9"/>
+              <w:right w:val="single" w:sz="5" w:color="D9D9D9"/>
+            </w:tcBorders>
+            <w:tcMar>
+              <w:top w:w="85" w:type="dxa"/>
+              <w:bottom w:w="85" w:type="dxa"/>
+              <w:left w:w="100" w:type="dxa"/>
+              <w:right w:w="100" w:type="dxa"/>
+            </w:tcMar>
+            <w:shd w:fill="F2F5F7"/>
+          </w:tcPr>
+          <w:p>
+            <w:pPr>
+              <w:spacing w:after="20" w:line="245" w:lineRule="auto"/>
+            </w:pPr>
+            <w:r>
+              <w:rPr>
+                <w:b w:val="0"/>
+                <w:color w:val="000000"/>
+                <w:sz w:val="20"/>
+              </w:rPr>
+              <w:t>Cream and green palette, typography, sticky layout, overlays and responsive rules.</w:t>
+            </w:r>
+          </w:p>
+        </w:tc>
+      </w:tr>
+    </w:tbl>
+    <w:p>
+      <w:pPr>
+        <w:spacing w:after="20"/>
+      </w:pPr>
+    </w:p>
+    <w:p>
+      <w:r>
+        <w:t>The scene respects reduced motion, has a pause control, caps pixel density and stops its render loop offscreen or in a background tab. If WebGL or loading fails, the illustrated SVG remains. Text and navigation remain ordinary HTML. Existing owner, scanner and admin routes keep their application layouts.</w:t>
+      </w:r>
+    </w:p>
+    <w:p>
+      <w:pPr>
+        <w:pStyle w:val="Heading2"/>
+      </w:pPr>
+      <w:r>
+        <w:rPr>
+          <w:color w:val="000000"/>
+        </w:rPr>
+        <w:t>Visual review still to do</w:t>
+      </w:r>
+    </w:p>
+    <w:p>
+      <w:r>
+        <w:t>Browser automation was unavailable during implementation. Check 360 px through desktop widths, short screens, keyboard focus, 200 percent zoom, reduced motion, menu links, overlay collisions and low power devices. Verify the SVG fallback with WebGL unavailable. Build and SQL test success do not prove that every graphics device is glitch free. See docs/LANDING.md for the full checklist.</w:t>
+      </w:r>
+    </w:p>
+    <w:p>
+      <w:r>
+        <w:br w:type="page"/>
+      </w:r>
+    </w:p>
+    <w:p>
+      <w:pPr>
+        <w:pStyle w:val="Heading1"/>
+      </w:pPr>
+      <w:r>
+        <w:rPr>
+          <w:color w:val="000000"/>
+        </w:rPr>
+        <w:t>22 Understand the runtime and frontend stack</w:t>
+      </w:r>
+    </w:p>
+    <w:p>
+      <w:r>
+        <w:t>A stack is the collection of languages, libraries and services used by the application. npm ci installs the recorded packages together. Do not install each library separately or replace its version while following this guide.</w:t>
+      </w:r>
+    </w:p>
+    <w:tbl>
+      <w:tblPr>
+        <w:tblW w:type="auto" w:w="0"/>
+        <w:jc w:val="center"/>
+        <w:tblLayout w:type="fixed"/>
+        <w:tblLook w:firstColumn="1" w:firstRow="1" w:lastColumn="0" w:lastRow="0" w:noHBand="0" w:noVBand="1" w:val="04A0"/>
+      </w:tblPr>
+      <w:tblGrid>
+        <w:gridCol w:w="3384"/>
+        <w:gridCol w:w="6552"/>
+      </w:tblGrid>
+      <w:tr>
+        <w:trPr>
+          <w:cantSplit/>
+          <w:tblHeader/>
+        </w:trPr>
+        <w:tc>
+          <w:tcPr>
+            <w:tcW w:type="dxa" w:w="3384"/>
+            <w:vAlign w:val="center"/>
+            <w:tcBorders>
+              <w:top w:val="single" w:sz="5" w:color="D9D9D9"/>
+              <w:left w:val="single" w:sz="5" w:color="D9D9D9"/>
+              <w:bottom w:val="single" w:sz="5" w:color="D9D9D9"/>
+              <w:right w:val="single" w:sz="5" w:color="D9D9D9"/>
+            </w:tcBorders>
+            <w:tcMar>
+              <w:top w:w="85" w:type="dxa"/>
+              <w:bottom w:w="85" w:type="dxa"/>
+              <w:left w:w="100" w:type="dxa"/>
+              <w:right w:w="100" w:type="dxa"/>
+            </w:tcMar>
+            <w:shd w:fill="263442"/>
+          </w:tcPr>
+          <w:p>
+            <w:pPr>
+              <w:spacing w:after="20" w:line="245" w:lineRule="auto"/>
+            </w:pPr>
+            <w:r>
+              <w:rPr>
+                <w:b/>
+                <w:color w:val="FFFFFF"/>
+                <w:sz w:val="20"/>
+              </w:rPr>
+              <w:t>Technology and recorded version</w:t>
+            </w:r>
+          </w:p>
+        </w:tc>
+        <w:tc>
+          <w:tcPr>
+            <w:tcW w:type="dxa" w:w="6552"/>
+            <w:vAlign w:val="center"/>
+            <w:tcBorders>
+              <w:top w:val="single" w:sz="5" w:color="D9D9D9"/>
+              <w:left w:val="single" w:sz="5" w:color="D9D9D9"/>
+              <w:bottom w:val="single" w:sz="5" w:color="D9D9D9"/>
+              <w:right w:val="single" w:sz="5" w:color="D9D9D9"/>
+            </w:tcBorders>
+            <w:tcMar>
+              <w:top w:w="85" w:type="dxa"/>
+              <w:bottom w:w="85" w:type="dxa"/>
+              <w:left w:w="100" w:type="dxa"/>
+              <w:right w:w="100" w:type="dxa"/>
+            </w:tcMar>
+            <w:shd w:fill="263442"/>
+          </w:tcPr>
+          <w:p>
+            <w:pPr>
+              <w:spacing w:after="20" w:line="245" w:lineRule="auto"/>
+            </w:pPr>
+            <w:r>
+              <w:rPr>
+                <w:b/>
+                <w:color w:val="FFFFFF"/>
+                <w:sz w:val="20"/>
+              </w:rPr>
+              <w:t>Role in QR CAR</w:t>
+            </w:r>
+          </w:p>
+        </w:tc>
+      </w:tr>
+      <w:tr>
+        <w:trPr>
+          <w:cantSplit/>
+        </w:trPr>
+        <w:tc>
+          <w:tcPr>
+            <w:tcW w:type="dxa" w:w="3384"/>
+            <w:vAlign w:val="center"/>
+            <w:tcBorders>
+              <w:top w:val="single" w:sz="5" w:color="D9D9D9"/>
+              <w:left w:val="single" w:sz="5" w:color="D9D9D9"/>
+              <w:bottom w:val="single" w:sz="5" w:color="D9D9D9"/>
+              <w:right w:val="single" w:sz="5" w:color="D9D9D9"/>
+            </w:tcBorders>
+            <w:tcMar>
+              <w:top w:w="85" w:type="dxa"/>
+              <w:bottom w:w="85" w:type="dxa"/>
+              <w:left w:w="100" w:type="dxa"/>
+              <w:right w:w="100" w:type="dxa"/>
+            </w:tcMar>
+            <w:shd w:fill="FFFFFF"/>
+          </w:tcPr>
+          <w:p>
+            <w:pPr>
+              <w:spacing w:after="20" w:line="245" w:lineRule="auto"/>
+            </w:pPr>
+            <w:r>
+              <w:rPr>
+                <w:b w:val="0"/>
+                <w:color w:val="000000"/>
+                <w:sz w:val="20"/>
+              </w:rPr>
+              <w:t>Node.js 24.x</w:t>
+            </w:r>
+          </w:p>
+        </w:tc>
+        <w:tc>
+          <w:tcPr>
+            <w:tcW w:type="dxa" w:w="6552"/>
+            <w:vAlign w:val="center"/>
+            <w:tcBorders>
+              <w:top w:val="single" w:sz="5" w:color="D9D9D9"/>
+              <w:left w:val="single" w:sz="5" w:color="D9D9D9"/>
+              <w:bottom w:val="single" w:sz="5" w:color="D9D9D9"/>
+              <w:right w:val="single" w:sz="5" w:color="D9D9D9"/>
+            </w:tcBorders>
+            <w:tcMar>
+              <w:top w:w="85" w:type="dxa"/>
+              <w:bottom w:w="85" w:type="dxa"/>
+              <w:left w:w="100" w:type="dxa"/>
+              <w:right w:w="100" w:type="dxa"/>
+            </w:tcMar>
+            <w:shd w:fill="FFFFFF"/>
+          </w:tcPr>
+          <w:p>
+            <w:pPr>
+              <w:spacing w:after="20" w:line="245" w:lineRule="auto"/>
+            </w:pPr>
+            <w:r>
+              <w:rPr>
+                <w:b w:val="0"/>
+                <w:color w:val="000000"/>
+                <w:sz w:val="20"/>
+              </w:rPr>
+              <w:t>Runs the web server, setup scripts, migrations, tests and worker. The engine range is &gt;=24 and &lt;25.</w:t>
+            </w:r>
+          </w:p>
+        </w:tc>
+      </w:tr>
+      <w:tr>
+        <w:trPr>
+          <w:cantSplit/>
+        </w:trPr>
+        <w:tc>
+          <w:tcPr>
+            <w:tcW w:type="dxa" w:w="3384"/>
+            <w:vAlign w:val="center"/>
+            <w:tcBorders>
+              <w:top w:val="single" w:sz="5" w:color="D9D9D9"/>
+              <w:left w:val="single" w:sz="5" w:color="D9D9D9"/>
+              <w:bottom w:val="single" w:sz="5" w:color="D9D9D9"/>
+              <w:right w:val="single" w:sz="5" w:color="D9D9D9"/>
+            </w:tcBorders>
+            <w:tcMar>
+              <w:top w:w="85" w:type="dxa"/>
+              <w:bottom w:w="85" w:type="dxa"/>
+              <w:left w:w="100" w:type="dxa"/>
+              <w:right w:w="100" w:type="dxa"/>
+            </w:tcMar>
+            <w:shd w:fill="F2F5F7"/>
+          </w:tcPr>
+          <w:p>
+            <w:pPr>
+              <w:spacing w:after="20" w:line="245" w:lineRule="auto"/>
+            </w:pPr>
+            <w:r>
+              <w:rPr>
+                <w:b w:val="0"/>
+                <w:color w:val="000000"/>
+                <w:sz w:val="20"/>
+              </w:rPr>
+              <w:t>npm 11 with packageManager 11.9.0</w:t>
+            </w:r>
+          </w:p>
+        </w:tc>
+        <w:tc>
+          <w:tcPr>
+            <w:tcW w:type="dxa" w:w="6552"/>
+            <w:vAlign w:val="center"/>
+            <w:tcBorders>
+              <w:top w:val="single" w:sz="5" w:color="D9D9D9"/>
+              <w:left w:val="single" w:sz="5" w:color="D9D9D9"/>
+              <w:bottom w:val="single" w:sz="5" w:color="D9D9D9"/>
+              <w:right w:val="single" w:sz="5" w:color="D9D9D9"/>
+            </w:tcBorders>
+            <w:tcMar>
+              <w:top w:w="85" w:type="dxa"/>
+              <w:bottom w:w="85" w:type="dxa"/>
+              <w:left w:w="100" w:type="dxa"/>
+              <w:right w:w="100" w:type="dxa"/>
+            </w:tcMar>
+            <w:shd w:fill="F2F5F7"/>
+          </w:tcPr>
+          <w:p>
+            <w:pPr>
+              <w:spacing w:after="20" w:line="245" w:lineRule="auto"/>
+            </w:pPr>
+            <w:r>
+              <w:rPr>
+                <w:b w:val="0"/>
+                <w:color w:val="000000"/>
+                <w:sz w:val="20"/>
+              </w:rPr>
+              <w:t>Installs package-lock.json and runs the scripts in package.json.</w:t>
+            </w:r>
+          </w:p>
+        </w:tc>
+      </w:tr>
+      <w:tr>
+        <w:trPr>
+          <w:cantSplit/>
+        </w:trPr>
+        <w:tc>
+          <w:tcPr>
+            <w:tcW w:type="dxa" w:w="3384"/>
+            <w:vAlign w:val="center"/>
+            <w:tcBorders>
+              <w:top w:val="single" w:sz="5" w:color="D9D9D9"/>
+              <w:left w:val="single" w:sz="5" w:color="D9D9D9"/>
+              <w:bottom w:val="single" w:sz="5" w:color="D9D9D9"/>
+              <w:right w:val="single" w:sz="5" w:color="D9D9D9"/>
+            </w:tcBorders>
+            <w:tcMar>
+              <w:top w:w="85" w:type="dxa"/>
+              <w:bottom w:w="85" w:type="dxa"/>
+              <w:left w:w="100" w:type="dxa"/>
+              <w:right w:w="100" w:type="dxa"/>
+            </w:tcMar>
+            <w:shd w:fill="FFFFFF"/>
+          </w:tcPr>
+          <w:p>
+            <w:pPr>
+              <w:spacing w:after="20" w:line="245" w:lineRule="auto"/>
+            </w:pPr>
+            <w:r>
+              <w:rPr>
+                <w:b w:val="0"/>
+                <w:color w:val="000000"/>
+                <w:sz w:val="20"/>
+              </w:rPr>
+              <w:t>Next.js 16.4.2</w:t>
+            </w:r>
+          </w:p>
+        </w:tc>
+        <w:tc>
+          <w:tcPr>
+            <w:tcW w:type="dxa" w:w="6552"/>
+            <w:vAlign w:val="center"/>
+            <w:tcBorders>
+              <w:top w:val="single" w:sz="5" w:color="D9D9D9"/>
+              <w:left w:val="single" w:sz="5" w:color="D9D9D9"/>
+              <w:bottom w:val="single" w:sz="5" w:color="D9D9D9"/>
+              <w:right w:val="single" w:sz="5" w:color="D9D9D9"/>
+            </w:tcBorders>
+            <w:tcMar>
+              <w:top w:w="85" w:type="dxa"/>
+              <w:bottom w:w="85" w:type="dxa"/>
+              <w:left w:w="100" w:type="dxa"/>
+              <w:right w:w="100" w:type="dxa"/>
+            </w:tcMar>
+            <w:shd w:fill="FFFFFF"/>
+          </w:tcPr>
+          <w:p>
+            <w:pPr>
+              <w:spacing w:after="20" w:line="245" w:lineRule="auto"/>
+            </w:pPr>
+            <w:r>
+              <w:rPr>
+                <w:b w:val="0"/>
+                <w:color w:val="000000"/>
+                <w:sz w:val="20"/>
+              </w:rPr>
+              <w:t>Serves the React pages and /api handlers together at localhost:3000. Its build tool compiles the application.</w:t>
+            </w:r>
+          </w:p>
+        </w:tc>
+      </w:tr>
+      <w:tr>
+        <w:trPr>
+          <w:cantSplit/>
+        </w:trPr>
+        <w:tc>
+          <w:tcPr>
+            <w:tcW w:type="dxa" w:w="3384"/>
+            <w:vAlign w:val="center"/>
+            <w:tcBorders>
+              <w:top w:val="single" w:sz="5" w:color="D9D9D9"/>
+              <w:left w:val="single" w:sz="5" w:color="D9D9D9"/>
+              <w:bottom w:val="single" w:sz="5" w:color="D9D9D9"/>
+              <w:right w:val="single" w:sz="5" w:color="D9D9D9"/>
+            </w:tcBorders>
+            <w:tcMar>
+              <w:top w:w="85" w:type="dxa"/>
+              <w:bottom w:w="85" w:type="dxa"/>
+              <w:left w:w="100" w:type="dxa"/>
+              <w:right w:w="100" w:type="dxa"/>
+            </w:tcMar>
+            <w:shd w:fill="F2F5F7"/>
+          </w:tcPr>
+          <w:p>
+            <w:pPr>
+              <w:spacing w:after="20" w:line="245" w:lineRule="auto"/>
+            </w:pPr>
+            <w:r>
+              <w:rPr>
+                <w:b w:val="0"/>
+                <w:color w:val="000000"/>
+                <w:sz w:val="20"/>
+              </w:rPr>
+              <w:t>React and react-dom 19.3.1</w:t>
+            </w:r>
+          </w:p>
+        </w:tc>
+        <w:tc>
+          <w:tcPr>
+            <w:tcW w:type="dxa" w:w="6552"/>
+            <w:vAlign w:val="center"/>
+            <w:tcBorders>
+              <w:top w:val="single" w:sz="5" w:color="D9D9D9"/>
+              <w:left w:val="single" w:sz="5" w:color="D9D9D9"/>
+              <w:bottom w:val="single" w:sz="5" w:color="D9D9D9"/>
+              <w:right w:val="single" w:sz="5" w:color="D9D9D9"/>
+            </w:tcBorders>
+            <w:tcMar>
+              <w:top w:w="85" w:type="dxa"/>
+              <w:bottom w:w="85" w:type="dxa"/>
+              <w:left w:w="100" w:type="dxa"/>
+              <w:right w:w="100" w:type="dxa"/>
+            </w:tcMar>
+            <w:shd w:fill="F2F5F7"/>
+          </w:tcPr>
+          <w:p>
+            <w:pPr>
+              <w:spacing w:after="20" w:line="245" w:lineRule="auto"/>
+            </w:pPr>
+            <w:r>
+              <w:rPr>
+                <w:b w:val="0"/>
+                <w:color w:val="000000"/>
+                <w:sz w:val="20"/>
+              </w:rPr>
+              <w:t>Render components and update page state for forms, inboxes and interactive landing sections.</w:t>
+            </w:r>
+          </w:p>
+        </w:tc>
+      </w:tr>
+      <w:tr>
+        <w:trPr>
+          <w:cantSplit/>
+        </w:trPr>
+        <w:tc>
+          <w:tcPr>
+            <w:tcW w:type="dxa" w:w="3384"/>
+            <w:vAlign w:val="center"/>
+            <w:tcBorders>
+              <w:top w:val="single" w:sz="5" w:color="D9D9D9"/>
+              <w:left w:val="single" w:sz="5" w:color="D9D9D9"/>
+              <w:bottom w:val="single" w:sz="5" w:color="D9D9D9"/>
+              <w:right w:val="single" w:sz="5" w:color="D9D9D9"/>
+            </w:tcBorders>
+            <w:tcMar>
+              <w:top w:w="85" w:type="dxa"/>
+              <w:bottom w:w="85" w:type="dxa"/>
+              <w:left w:w="100" w:type="dxa"/>
+              <w:right w:w="100" w:type="dxa"/>
+            </w:tcMar>
+            <w:shd w:fill="FFFFFF"/>
+          </w:tcPr>
+          <w:p>
+            <w:pPr>
+              <w:spacing w:after="20" w:line="245" w:lineRule="auto"/>
+            </w:pPr>
+            <w:r>
+              <w:rPr>
+                <w:b w:val="0"/>
+                <w:color w:val="000000"/>
+                <w:sz w:val="20"/>
+              </w:rPr>
+              <w:t>TypeScript 7.0.2</w:t>
+            </w:r>
+          </w:p>
+        </w:tc>
+        <w:tc>
+          <w:tcPr>
+            <w:tcW w:type="dxa" w:w="6552"/>
+            <w:vAlign w:val="center"/>
+            <w:tcBorders>
+              <w:top w:val="single" w:sz="5" w:color="D9D9D9"/>
+              <w:left w:val="single" w:sz="5" w:color="D9D9D9"/>
+              <w:bottom w:val="single" w:sz="5" w:color="D9D9D9"/>
+              <w:right w:val="single" w:sz="5" w:color="D9D9D9"/>
+            </w:tcBorders>
+            <w:tcMar>
+              <w:top w:w="85" w:type="dxa"/>
+              <w:bottom w:w="85" w:type="dxa"/>
+              <w:left w:w="100" w:type="dxa"/>
+              <w:right w:w="100" w:type="dxa"/>
+            </w:tcMar>
+            <w:shd w:fill="FFFFFF"/>
+          </w:tcPr>
+          <w:p>
+            <w:pPr>
+              <w:spacing w:after="20" w:line="245" w:lineRule="auto"/>
+            </w:pPr>
+            <w:r>
+              <w:rPr>
+                <w:b w:val="0"/>
+                <w:color w:val="000000"/>
+                <w:sz w:val="20"/>
+              </w:rPr>
+              <w:t>Checks types before deployment. TSX is TypeScript with component markup; .ts holds ordinary TypeScript.</w:t>
+            </w:r>
+          </w:p>
+        </w:tc>
+      </w:tr>
+      <w:tr>
+        <w:trPr>
+          <w:cantSplit/>
+        </w:trPr>
+        <w:tc>
+          <w:tcPr>
+            <w:tcW w:type="dxa" w:w="3384"/>
+            <w:vAlign w:val="center"/>
+            <w:tcBorders>
+              <w:top w:val="single" w:sz="5" w:color="D9D9D9"/>
+              <w:left w:val="single" w:sz="5" w:color="D9D9D9"/>
+              <w:bottom w:val="single" w:sz="5" w:color="D9D9D9"/>
+              <w:right w:val="single" w:sz="5" w:color="D9D9D9"/>
+            </w:tcBorders>
+            <w:tcMar>
+              <w:top w:w="85" w:type="dxa"/>
+              <w:bottom w:w="85" w:type="dxa"/>
+              <w:left w:w="100" w:type="dxa"/>
+              <w:right w:w="100" w:type="dxa"/>
+            </w:tcMar>
+            <w:shd w:fill="F2F5F7"/>
+          </w:tcPr>
+          <w:p>
+            <w:pPr>
+              <w:spacing w:after="20" w:line="245" w:lineRule="auto"/>
+            </w:pPr>
+            <w:r>
+              <w:rPr>
+                <w:b w:val="0"/>
+                <w:color w:val="000000"/>
+                <w:sz w:val="20"/>
+              </w:rPr>
+              <w:t>Three.js 0.186.1</w:t>
+            </w:r>
+          </w:p>
+        </w:tc>
+        <w:tc>
+          <w:tcPr>
+            <w:tcW w:type="dxa" w:w="6552"/>
+            <w:vAlign w:val="center"/>
+            <w:tcBorders>
+              <w:top w:val="single" w:sz="5" w:color="D9D9D9"/>
+              <w:left w:val="single" w:sz="5" w:color="D9D9D9"/>
+              <w:bottom w:val="single" w:sz="5" w:color="D9D9D9"/>
+              <w:right w:val="single" w:sz="5" w:color="D9D9D9"/>
+            </w:tcBorders>
+            <w:tcMar>
+              <w:top w:w="85" w:type="dxa"/>
+              <w:bottom w:w="85" w:type="dxa"/>
+              <w:left w:w="100" w:type="dxa"/>
+              <w:right w:w="100" w:type="dxa"/>
+            </w:tcMar>
+            <w:shd w:fill="F2F5F7"/>
+          </w:tcPr>
+          <w:p>
+            <w:pPr>
+              <w:spacing w:after="20" w:line="245" w:lineRule="auto"/>
+            </w:pPr>
+            <w:r>
+              <w:rPr>
+                <w:b w:val="0"/>
+                <w:color w:val="000000"/>
+                <w:sz w:val="20"/>
+              </w:rPr>
+              <w:t>Renders the procedural 3D landing scene in a browser canvas. The application does not require it for message dispatch.</w:t>
+            </w:r>
+          </w:p>
+        </w:tc>
+      </w:tr>
+      <w:tr>
+        <w:trPr>
+          <w:cantSplit/>
+        </w:trPr>
+        <w:tc>
+          <w:tcPr>
+            <w:tcW w:type="dxa" w:w="3384"/>
+            <w:vAlign w:val="center"/>
+            <w:tcBorders>
+              <w:top w:val="single" w:sz="5" w:color="D9D9D9"/>
+              <w:left w:val="single" w:sz="5" w:color="D9D9D9"/>
+              <w:bottom w:val="single" w:sz="5" w:color="D9D9D9"/>
+              <w:right w:val="single" w:sz="5" w:color="D9D9D9"/>
+            </w:tcBorders>
+            <w:tcMar>
+              <w:top w:w="85" w:type="dxa"/>
+              <w:bottom w:w="85" w:type="dxa"/>
+              <w:left w:w="100" w:type="dxa"/>
+              <w:right w:w="100" w:type="dxa"/>
+            </w:tcMar>
+            <w:shd w:fill="FFFFFF"/>
+          </w:tcPr>
+          <w:p>
+            <w:pPr>
+              <w:spacing w:after="20" w:line="245" w:lineRule="auto"/>
+            </w:pPr>
+            <w:r>
+              <w:rPr>
+                <w:b w:val="0"/>
+                <w:color w:val="000000"/>
+                <w:sz w:val="20"/>
+              </w:rPr>
+              <w:t>CSS and SVG with browser APIs</w:t>
+            </w:r>
+          </w:p>
+        </w:tc>
+        <w:tc>
+          <w:tcPr>
+            <w:tcW w:type="dxa" w:w="6552"/>
+            <w:vAlign w:val="center"/>
+            <w:tcBorders>
+              <w:top w:val="single" w:sz="5" w:color="D9D9D9"/>
+              <w:left w:val="single" w:sz="5" w:color="D9D9D9"/>
+              <w:bottom w:val="single" w:sz="5" w:color="D9D9D9"/>
+              <w:right w:val="single" w:sz="5" w:color="D9D9D9"/>
+            </w:tcBorders>
+            <w:tcMar>
+              <w:top w:w="85" w:type="dxa"/>
+              <w:bottom w:w="85" w:type="dxa"/>
+              <w:left w:w="100" w:type="dxa"/>
+              <w:right w:w="100" w:type="dxa"/>
+            </w:tcMar>
+            <w:shd w:fill="FFFFFF"/>
+          </w:tcPr>
+          <w:p>
+            <w:pPr>
+              <w:spacing w:after="20" w:line="245" w:lineRule="auto"/>
+            </w:pPr>
+            <w:r>
+              <w:rPr>
+                <w:b w:val="0"/>
+                <w:color w:val="000000"/>
+                <w:sz w:val="20"/>
+              </w:rPr>
+              <w:t>Provide the visual layouts, fallback illustration, icons, media queries, pointer input and accessibility semantics.</w:t>
+            </w:r>
+          </w:p>
+        </w:tc>
+      </w:tr>
+    </w:tbl>
+    <w:p>
+      <w:pPr>
+        <w:spacing w:after="20"/>
+      </w:pPr>
+    </w:p>
+    <w:p>
+      <w:pPr>
+        <w:pStyle w:val="Heading2"/>
+      </w:pPr>
+      <w:r>
+        <w:rPr>
+          <w:color w:val="000000"/>
+        </w:rPr>
+        <w:t>What runs where</w:t>
+      </w:r>
+    </w:p>
+    <w:p>
+      <w:r>
+        <w:t>React components run in the page and Next.js renders the initial view. Backend modules run on Node, where they can access database credentials and private keys. Three.js initializes on the client through a dynamic import. Never import server secrets into a browser component or add them to a public environment variable.</w:t>
+      </w:r>
+    </w:p>
+    <w:p>
+      <w:pPr>
+        <w:pStyle w:val="Heading2"/>
+      </w:pPr>
+      <w:r>
+        <w:rPr>
+          <w:color w:val="000000"/>
+        </w:rPr>
+        <w:t>There is one web application</w:t>
+      </w:r>
+    </w:p>
+    <w:p>
+      <w:r>
+        <w:t>You do not start a separate frontend and Express backend. npm run dev starts both page serving and HTTP route handling. The worker is separate because delivery and expiry must continue outside a browser request. PostgreSQL is a third running service.</w:t>
+      </w:r>
+    </w:p>
+    <w:p>
+      <w:pPr>
+        <w:pStyle w:val="Heading2"/>
+      </w:pPr>
+      <w:r>
+        <w:rPr>
+          <w:color w:val="000000"/>
+        </w:rPr>
+        <w:t>What to read first</w:t>
+      </w:r>
+    </w:p>
+    <w:p>
+      <w:r>
+        <w:t>Start with React components, props, state and effects. Then read Next.js App Router pages and route handlers, followed by the TypeScript handbook. Use the project files beside the docs. Learn Three.js scenes, cameras, geometry, materials and cleanup after you can run the normal scanner journey.</w:t>
+      </w:r>
+    </w:p>
+    <w:p>
+      <w:r>
+        <w:br w:type="page"/>
+      </w:r>
+    </w:p>
+    <w:p>
+      <w:pPr>
+        <w:pStyle w:val="Heading1"/>
+      </w:pPr>
+      <w:r>
+        <w:rPr>
+          <w:color w:val="000000"/>
+        </w:rPr>
+        <w:t>23 Understand database identity and delivery tools</w:t>
+      </w:r>
+    </w:p>
+    <w:tbl>
+      <w:tblPr>
+        <w:tblW w:type="auto" w:w="0"/>
+        <w:jc w:val="center"/>
+        <w:tblLayout w:type="fixed"/>
+        <w:tblLook w:firstColumn="1" w:firstRow="1" w:lastColumn="0" w:lastRow="0" w:noHBand="0" w:noVBand="1" w:val="04A0"/>
+      </w:tblPr>
+      <w:tblGrid>
+        <w:gridCol w:w="3384"/>
+        <w:gridCol w:w="6552"/>
+      </w:tblGrid>
+      <w:tr>
+        <w:trPr>
+          <w:cantSplit/>
+          <w:tblHeader/>
+        </w:trPr>
+        <w:tc>
+          <w:tcPr>
+            <w:tcW w:type="dxa" w:w="3384"/>
+            <w:vAlign w:val="center"/>
+            <w:tcBorders>
+              <w:top w:val="single" w:sz="5" w:color="D9D9D9"/>
+              <w:left w:val="single" w:sz="5" w:color="D9D9D9"/>
+              <w:bottom w:val="single" w:sz="5" w:color="D9D9D9"/>
+              <w:right w:val="single" w:sz="5" w:color="D9D9D9"/>
+            </w:tcBorders>
+            <w:tcMar>
+              <w:top w:w="85" w:type="dxa"/>
+              <w:bottom w:w="85" w:type="dxa"/>
+              <w:left w:w="100" w:type="dxa"/>
+              <w:right w:w="100" w:type="dxa"/>
+            </w:tcMar>
+            <w:shd w:fill="263442"/>
+          </w:tcPr>
+          <w:p>
+            <w:pPr>
+              <w:spacing w:after="20" w:line="245" w:lineRule="auto"/>
+            </w:pPr>
+            <w:r>
+              <w:rPr>
+                <w:b/>
+                <w:color w:val="FFFFFF"/>
+                <w:sz w:val="20"/>
+              </w:rPr>
+              <w:t>Technology and recorded version</w:t>
+            </w:r>
+          </w:p>
+        </w:tc>
+        <w:tc>
+          <w:tcPr>
+            <w:tcW w:type="dxa" w:w="6552"/>
+            <w:vAlign w:val="center"/>
+            <w:tcBorders>
+              <w:top w:val="single" w:sz="5" w:color="D9D9D9"/>
+              <w:left w:val="single" w:sz="5" w:color="D9D9D9"/>
+              <w:bottom w:val="single" w:sz="5" w:color="D9D9D9"/>
+              <w:right w:val="single" w:sz="5" w:color="D9D9D9"/>
+            </w:tcBorders>
+            <w:tcMar>
+              <w:top w:w="85" w:type="dxa"/>
+              <w:bottom w:w="85" w:type="dxa"/>
+              <w:left w:w="100" w:type="dxa"/>
+              <w:right w:w="100" w:type="dxa"/>
+            </w:tcMar>
+            <w:shd w:fill="263442"/>
+          </w:tcPr>
+          <w:p>
+            <w:pPr>
+              <w:spacing w:after="20" w:line="245" w:lineRule="auto"/>
+            </w:pPr>
+            <w:r>
+              <w:rPr>
+                <w:b/>
+                <w:color w:val="FFFFFF"/>
+                <w:sz w:val="20"/>
+              </w:rPr>
+              <w:t>Actual use in the implementation</w:t>
+            </w:r>
+          </w:p>
+        </w:tc>
+      </w:tr>
+      <w:tr>
+        <w:trPr>
+          <w:cantSplit/>
+        </w:trPr>
+        <w:tc>
+          <w:tcPr>
+            <w:tcW w:type="dxa" w:w="3384"/>
+            <w:vAlign w:val="center"/>
+            <w:tcBorders>
+              <w:top w:val="single" w:sz="5" w:color="D9D9D9"/>
+              <w:left w:val="single" w:sz="5" w:color="D9D9D9"/>
+              <w:bottom w:val="single" w:sz="5" w:color="D9D9D9"/>
+              <w:right w:val="single" w:sz="5" w:color="D9D9D9"/>
+            </w:tcBorders>
+            <w:tcMar>
+              <w:top w:w="85" w:type="dxa"/>
+              <w:bottom w:w="85" w:type="dxa"/>
+              <w:left w:w="100" w:type="dxa"/>
+              <w:right w:w="100" w:type="dxa"/>
+            </w:tcMar>
+            <w:shd w:fill="FFFFFF"/>
+          </w:tcPr>
+          <w:p>
+            <w:pPr>
+              <w:spacing w:after="20" w:line="245" w:lineRule="auto"/>
+            </w:pPr>
+            <w:r>
+              <w:rPr>
+                <w:b w:val="0"/>
+                <w:color w:val="000000"/>
+                <w:sz w:val="20"/>
+              </w:rPr>
+              <w:t>PostgreSQL 17 in Docker and CI</w:t>
+            </w:r>
+          </w:p>
+        </w:tc>
+        <w:tc>
+          <w:tcPr>
+            <w:tcW w:type="dxa" w:w="6552"/>
+            <w:vAlign w:val="center"/>
+            <w:tcBorders>
+              <w:top w:val="single" w:sz="5" w:color="D9D9D9"/>
+              <w:left w:val="single" w:sz="5" w:color="D9D9D9"/>
+              <w:bottom w:val="single" w:sz="5" w:color="D9D9D9"/>
+              <w:right w:val="single" w:sz="5" w:color="D9D9D9"/>
+            </w:tcBorders>
+            <w:tcMar>
+              <w:top w:w="85" w:type="dxa"/>
+              <w:bottom w:w="85" w:type="dxa"/>
+              <w:left w:w="100" w:type="dxa"/>
+              <w:right w:w="100" w:type="dxa"/>
+            </w:tcMar>
+            <w:shd w:fill="FFFFFF"/>
+          </w:tcPr>
+          <w:p>
+            <w:pPr>
+              <w:spacing w:after="20" w:line="245" w:lineRule="auto"/>
+            </w:pPr>
+            <w:r>
+              <w:rPr>
+                <w:b w:val="0"/>
+                <w:color w:val="000000"/>
+                <w:sz w:val="20"/>
+              </w:rPr>
+              <w:t>Stores accounts, vehicles, tags, incidents, consent, deliveries and audit data. Local embedded binaries use their bundled PostgreSQL version.</w:t>
+            </w:r>
+          </w:p>
+        </w:tc>
+      </w:tr>
+      <w:tr>
+        <w:trPr>
+          <w:cantSplit/>
+        </w:trPr>
+        <w:tc>
+          <w:tcPr>
+            <w:tcW w:type="dxa" w:w="3384"/>
+            <w:vAlign w:val="center"/>
+            <w:tcBorders>
+              <w:top w:val="single" w:sz="5" w:color="D9D9D9"/>
+              <w:left w:val="single" w:sz="5" w:color="D9D9D9"/>
+              <w:bottom w:val="single" w:sz="5" w:color="D9D9D9"/>
+              <w:right w:val="single" w:sz="5" w:color="D9D9D9"/>
+            </w:tcBorders>
+            <w:tcMar>
+              <w:top w:w="85" w:type="dxa"/>
+              <w:bottom w:w="85" w:type="dxa"/>
+              <w:left w:w="100" w:type="dxa"/>
+              <w:right w:w="100" w:type="dxa"/>
+            </w:tcMar>
+            <w:shd w:fill="F2F5F7"/>
+          </w:tcPr>
+          <w:p>
+            <w:pPr>
+              <w:spacing w:after="20" w:line="245" w:lineRule="auto"/>
+            </w:pPr>
+            <w:r>
+              <w:rPr>
+                <w:b w:val="0"/>
+                <w:color w:val="000000"/>
+                <w:sz w:val="20"/>
+              </w:rPr>
+              <w:t>pg 8.23.1</w:t>
+            </w:r>
+          </w:p>
+        </w:tc>
+        <w:tc>
+          <w:tcPr>
+            <w:tcW w:type="dxa" w:w="6552"/>
+            <w:vAlign w:val="center"/>
+            <w:tcBorders>
+              <w:top w:val="single" w:sz="5" w:color="D9D9D9"/>
+              <w:left w:val="single" w:sz="5" w:color="D9D9D9"/>
+              <w:bottom w:val="single" w:sz="5" w:color="D9D9D9"/>
+              <w:right w:val="single" w:sz="5" w:color="D9D9D9"/>
+            </w:tcBorders>
+            <w:tcMar>
+              <w:top w:w="85" w:type="dxa"/>
+              <w:bottom w:w="85" w:type="dxa"/>
+              <w:left w:w="100" w:type="dxa"/>
+              <w:right w:w="100" w:type="dxa"/>
+            </w:tcMar>
+            <w:shd w:fill="F2F5F7"/>
+          </w:tcPr>
+          <w:p>
+            <w:pPr>
+              <w:spacing w:after="20" w:line="245" w:lineRule="auto"/>
+            </w:pPr>
+            <w:r>
+              <w:rPr>
+                <w:b w:val="0"/>
+                <w:color w:val="000000"/>
+                <w:sz w:val="20"/>
+              </w:rPr>
+              <w:t>Node PostgreSQL driver for pooled connections, parameterized queries and transactions in packages/server/db.ts.</w:t>
+            </w:r>
+          </w:p>
+        </w:tc>
+      </w:tr>
+      <w:tr>
+        <w:trPr>
+          <w:cantSplit/>
+        </w:trPr>
+        <w:tc>
+          <w:tcPr>
+            <w:tcW w:type="dxa" w:w="3384"/>
+            <w:vAlign w:val="center"/>
+            <w:tcBorders>
+              <w:top w:val="single" w:sz="5" w:color="D9D9D9"/>
+              <w:left w:val="single" w:sz="5" w:color="D9D9D9"/>
+              <w:bottom w:val="single" w:sz="5" w:color="D9D9D9"/>
+              <w:right w:val="single" w:sz="5" w:color="D9D9D9"/>
+            </w:tcBorders>
+            <w:tcMar>
+              <w:top w:w="85" w:type="dxa"/>
+              <w:bottom w:w="85" w:type="dxa"/>
+              <w:left w:w="100" w:type="dxa"/>
+              <w:right w:w="100" w:type="dxa"/>
+            </w:tcMar>
+            <w:shd w:fill="FFFFFF"/>
+          </w:tcPr>
+          <w:p>
+            <w:pPr>
+              <w:spacing w:after="20" w:line="245" w:lineRule="auto"/>
+            </w:pPr>
+            <w:r>
+              <w:rPr>
+                <w:b w:val="0"/>
+                <w:color w:val="000000"/>
+                <w:sz w:val="20"/>
+              </w:rPr>
+              <w:t>Zod 4.6.7</w:t>
+            </w:r>
+          </w:p>
+        </w:tc>
+        <w:tc>
+          <w:tcPr>
+            <w:tcW w:type="dxa" w:w="6552"/>
+            <w:vAlign w:val="center"/>
+            <w:tcBorders>
+              <w:top w:val="single" w:sz="5" w:color="D9D9D9"/>
+              <w:left w:val="single" w:sz="5" w:color="D9D9D9"/>
+              <w:bottom w:val="single" w:sz="5" w:color="D9D9D9"/>
+              <w:right w:val="single" w:sz="5" w:color="D9D9D9"/>
+            </w:tcBorders>
+            <w:tcMar>
+              <w:top w:w="85" w:type="dxa"/>
+              <w:bottom w:w="85" w:type="dxa"/>
+              <w:left w:w="100" w:type="dxa"/>
+              <w:right w:w="100" w:type="dxa"/>
+            </w:tcMar>
+            <w:shd w:fill="FFFFFF"/>
+          </w:tcPr>
+          <w:p>
+            <w:pPr>
+              <w:spacing w:after="20" w:line="245" w:lineRule="auto"/>
+            </w:pPr>
+            <w:r>
+              <w:rPr>
+                <w:b w:val="0"/>
+                <w:color w:val="000000"/>
+                <w:sz w:val="20"/>
+              </w:rPr>
+              <w:t>Validates allowlisted request bodies, phone formats, IDs and configuration at runtime. TypeScript alone cannot validate an incoming JSON request.</w:t>
+            </w:r>
+          </w:p>
+        </w:tc>
+      </w:tr>
+      <w:tr>
+        <w:trPr>
+          <w:cantSplit/>
+        </w:trPr>
+        <w:tc>
+          <w:tcPr>
+            <w:tcW w:type="dxa" w:w="3384"/>
+            <w:vAlign w:val="center"/>
+            <w:tcBorders>
+              <w:top w:val="single" w:sz="5" w:color="D9D9D9"/>
+              <w:left w:val="single" w:sz="5" w:color="D9D9D9"/>
+              <w:bottom w:val="single" w:sz="5" w:color="D9D9D9"/>
+              <w:right w:val="single" w:sz="5" w:color="D9D9D9"/>
+            </w:tcBorders>
+            <w:tcMar>
+              <w:top w:w="85" w:type="dxa"/>
+              <w:bottom w:w="85" w:type="dxa"/>
+              <w:left w:w="100" w:type="dxa"/>
+              <w:right w:w="100" w:type="dxa"/>
+            </w:tcMar>
+            <w:shd w:fill="F2F5F7"/>
+          </w:tcPr>
+          <w:p>
+            <w:pPr>
+              <w:spacing w:after="20" w:line="245" w:lineRule="auto"/>
+            </w:pPr>
+            <w:r>
+              <w:rPr>
+                <w:b w:val="0"/>
+                <w:color w:val="000000"/>
+                <w:sz w:val="20"/>
+              </w:rPr>
+              <w:t>@supabase/supabase-js 2.118.0</w:t>
+            </w:r>
+          </w:p>
+        </w:tc>
+        <w:tc>
+          <w:tcPr>
+            <w:tcW w:type="dxa" w:w="6552"/>
+            <w:vAlign w:val="center"/>
+            <w:tcBorders>
+              <w:top w:val="single" w:sz="5" w:color="D9D9D9"/>
+              <w:left w:val="single" w:sz="5" w:color="D9D9D9"/>
+              <w:bottom w:val="single" w:sz="5" w:color="D9D9D9"/>
+              <w:right w:val="single" w:sz="5" w:color="D9D9D9"/>
+            </w:tcBorders>
+            <w:tcMar>
+              <w:top w:w="85" w:type="dxa"/>
+              <w:bottom w:w="85" w:type="dxa"/>
+              <w:left w:w="100" w:type="dxa"/>
+              <w:right w:w="100" w:type="dxa"/>
+            </w:tcMar>
+            <w:shd w:fill="F2F5F7"/>
+          </w:tcPr>
+          <w:p>
+            <w:pPr>
+              <w:spacing w:after="20" w:line="245" w:lineRule="auto"/>
+            </w:pPr>
+            <w:r>
+              <w:rPr>
+                <w:b w:val="0"/>
+                <w:color w:val="000000"/>
+                <w:sz w:val="20"/>
+              </w:rPr>
+              <w:t>Live phone OTP and staff TOTP adapter. Local simulation does not need a Supabase project.</w:t>
+            </w:r>
+          </w:p>
+        </w:tc>
+      </w:tr>
+      <w:tr>
+        <w:trPr>
+          <w:cantSplit/>
+        </w:trPr>
+        <w:tc>
+          <w:tcPr>
+            <w:tcW w:type="dxa" w:w="3384"/>
+            <w:vAlign w:val="center"/>
+            <w:tcBorders>
+              <w:top w:val="single" w:sz="5" w:color="D9D9D9"/>
+              <w:left w:val="single" w:sz="5" w:color="D9D9D9"/>
+              <w:bottom w:val="single" w:sz="5" w:color="D9D9D9"/>
+              <w:right w:val="single" w:sz="5" w:color="D9D9D9"/>
+            </w:tcBorders>
+            <w:tcMar>
+              <w:top w:w="85" w:type="dxa"/>
+              <w:bottom w:w="85" w:type="dxa"/>
+              <w:left w:w="100" w:type="dxa"/>
+              <w:right w:w="100" w:type="dxa"/>
+            </w:tcMar>
+            <w:shd w:fill="FFFFFF"/>
+          </w:tcPr>
+          <w:p>
+            <w:pPr>
+              <w:spacing w:after="20" w:line="245" w:lineRule="auto"/>
+            </w:pPr>
+            <w:r>
+              <w:rPr>
+                <w:b w:val="0"/>
+                <w:color w:val="000000"/>
+                <w:sz w:val="20"/>
+              </w:rPr>
+              <w:t>jose 6.2.12</w:t>
+            </w:r>
+          </w:p>
+        </w:tc>
+        <w:tc>
+          <w:tcPr>
+            <w:tcW w:type="dxa" w:w="6552"/>
+            <w:vAlign w:val="center"/>
+            <w:tcBorders>
+              <w:top w:val="single" w:sz="5" w:color="D9D9D9"/>
+              <w:left w:val="single" w:sz="5" w:color="D9D9D9"/>
+              <w:bottom w:val="single" w:sz="5" w:color="D9D9D9"/>
+              <w:right w:val="single" w:sz="5" w:color="D9D9D9"/>
+            </w:tcBorders>
+            <w:tcMar>
+              <w:top w:w="85" w:type="dxa"/>
+              <w:bottom w:w="85" w:type="dxa"/>
+              <w:left w:w="100" w:type="dxa"/>
+              <w:right w:w="100" w:type="dxa"/>
+            </w:tcMar>
+            <w:shd w:fill="FFFFFF"/>
+          </w:tcPr>
+          <w:p>
+            <w:pPr>
+              <w:spacing w:after="20" w:line="245" w:lineRule="auto"/>
+            </w:pPr>
+            <w:r>
+              <w:rPr>
+                <w:b w:val="0"/>
+                <w:color w:val="000000"/>
+                <w:sz w:val="20"/>
+              </w:rPr>
+              <w:t>Decodes identity token claims used after provider validation. Decoding a JWT is not by itself signature verification or permission to trust it.</w:t>
+            </w:r>
+          </w:p>
+        </w:tc>
+      </w:tr>
+      <w:tr>
+        <w:trPr>
+          <w:cantSplit/>
+        </w:trPr>
+        <w:tc>
+          <w:tcPr>
+            <w:tcW w:type="dxa" w:w="3384"/>
+            <w:vAlign w:val="center"/>
+            <w:tcBorders>
+              <w:top w:val="single" w:sz="5" w:color="D9D9D9"/>
+              <w:left w:val="single" w:sz="5" w:color="D9D9D9"/>
+              <w:bottom w:val="single" w:sz="5" w:color="D9D9D9"/>
+              <w:right w:val="single" w:sz="5" w:color="D9D9D9"/>
+            </w:tcBorders>
+            <w:tcMar>
+              <w:top w:w="85" w:type="dxa"/>
+              <w:bottom w:w="85" w:type="dxa"/>
+              <w:left w:w="100" w:type="dxa"/>
+              <w:right w:w="100" w:type="dxa"/>
+            </w:tcMar>
+            <w:shd w:fill="F2F5F7"/>
+          </w:tcPr>
+          <w:p>
+            <w:pPr>
+              <w:spacing w:after="20" w:line="245" w:lineRule="auto"/>
+            </w:pPr>
+            <w:r>
+              <w:rPr>
+                <w:b w:val="0"/>
+                <w:color w:val="000000"/>
+                <w:sz w:val="20"/>
+              </w:rPr>
+              <w:t>qrcode 1.5.4</w:t>
+            </w:r>
+          </w:p>
+        </w:tc>
+        <w:tc>
+          <w:tcPr>
+            <w:tcW w:type="dxa" w:w="6552"/>
+            <w:vAlign w:val="center"/>
+            <w:tcBorders>
+              <w:top w:val="single" w:sz="5" w:color="D9D9D9"/>
+              <w:left w:val="single" w:sz="5" w:color="D9D9D9"/>
+              <w:bottom w:val="single" w:sz="5" w:color="D9D9D9"/>
+              <w:right w:val="single" w:sz="5" w:color="D9D9D9"/>
+            </w:tcBorders>
+            <w:tcMar>
+              <w:top w:w="85" w:type="dxa"/>
+              <w:bottom w:w="85" w:type="dxa"/>
+              <w:left w:w="100" w:type="dxa"/>
+              <w:right w:w="100" w:type="dxa"/>
+            </w:tcMar>
+            <w:shd w:fill="F2F5F7"/>
+          </w:tcPr>
+          <w:p>
+            <w:pPr>
+              <w:spacing w:after="20" w:line="245" w:lineRule="auto"/>
+            </w:pPr>
+            <w:r>
+              <w:rPr>
+                <w:b w:val="0"/>
+                <w:color w:val="000000"/>
+                <w:sz w:val="20"/>
+              </w:rPr>
+              <w:t>Generates a real SVG from an issued public tag URL. It does not create owner phone links or sealed activation credentials.</w:t>
+            </w:r>
+          </w:p>
+        </w:tc>
+      </w:tr>
+      <w:tr>
+        <w:trPr>
+          <w:cantSplit/>
+        </w:trPr>
+        <w:tc>
+          <w:tcPr>
+            <w:tcW w:type="dxa" w:w="3384"/>
+            <w:vAlign w:val="center"/>
+            <w:tcBorders>
+              <w:top w:val="single" w:sz="5" w:color="D9D9D9"/>
+              <w:left w:val="single" w:sz="5" w:color="D9D9D9"/>
+              <w:bottom w:val="single" w:sz="5" w:color="D9D9D9"/>
+              <w:right w:val="single" w:sz="5" w:color="D9D9D9"/>
+            </w:tcBorders>
+            <w:tcMar>
+              <w:top w:w="85" w:type="dxa"/>
+              <w:bottom w:w="85" w:type="dxa"/>
+              <w:left w:w="100" w:type="dxa"/>
+              <w:right w:w="100" w:type="dxa"/>
+            </w:tcMar>
+            <w:shd w:fill="FFFFFF"/>
+          </w:tcPr>
+          <w:p>
+            <w:pPr>
+              <w:spacing w:after="20" w:line="245" w:lineRule="auto"/>
+            </w:pPr>
+            <w:r>
+              <w:rPr>
+                <w:b w:val="0"/>
+                <w:color w:val="000000"/>
+                <w:sz w:val="20"/>
+              </w:rPr>
+              <w:t>Node crypto built in</w:t>
+            </w:r>
+          </w:p>
+        </w:tc>
+        <w:tc>
+          <w:tcPr>
+            <w:tcW w:type="dxa" w:w="6552"/>
+            <w:vAlign w:val="center"/>
+            <w:tcBorders>
+              <w:top w:val="single" w:sz="5" w:color="D9D9D9"/>
+              <w:left w:val="single" w:sz="5" w:color="D9D9D9"/>
+              <w:bottom w:val="single" w:sz="5" w:color="D9D9D9"/>
+              <w:right w:val="single" w:sz="5" w:color="D9D9D9"/>
+            </w:tcBorders>
+            <w:tcMar>
+              <w:top w:w="85" w:type="dxa"/>
+              <w:bottom w:w="85" w:type="dxa"/>
+              <w:left w:w="100" w:type="dxa"/>
+              <w:right w:w="100" w:type="dxa"/>
+            </w:tcMar>
+            <w:shd w:fill="FFFFFF"/>
+          </w:tcPr>
+          <w:p>
+            <w:pPr>
+              <w:spacing w:after="20" w:line="245" w:lineRule="auto"/>
+            </w:pPr>
+            <w:r>
+              <w:rPr>
+                <w:b w:val="0"/>
+                <w:color w:val="000000"/>
+                <w:sz w:val="20"/>
+              </w:rPr>
+              <w:t>Random tokens, AES 256 GCM contact encryption, HMAC lookup/session hashes, signature checks and safe comparisons.</w:t>
+            </w:r>
+          </w:p>
+        </w:tc>
+      </w:tr>
+    </w:tbl>
+    <w:p>
+      <w:pPr>
+        <w:spacing w:after="20"/>
+      </w:pPr>
+    </w:p>
+    <w:p>
+      <w:pPr>
+        <w:pStyle w:val="Heading2"/>
+      </w:pPr>
+      <w:r>
+        <w:rPr>
+          <w:color w:val="000000"/>
+        </w:rPr>
+        <w:t>SQL migrations and the queue</w:t>
+      </w:r>
+    </w:p>
+    <w:p>
+      <w:r>
+        <w:t>migrations/001_initial.sql creates the main schema. 002_incident_descriptor.sql preserves a historical vehicle description after transfers. scripts/migrate.ts records applied migrations. The delivery table is also the durable queue; no Redis or BullMQ service is used. An incident and its initial delivery rows commit in a single transaction.</w:t>
+      </w:r>
+    </w:p>
+    <w:p>
+      <w:pPr>
+        <w:pStyle w:val="Heading2"/>
+      </w:pPr>
+      <w:r>
+        <w:rPr>
+          <w:color w:val="000000"/>
+        </w:rPr>
+        <w:t>Live services are separate from installed packages</w:t>
+      </w:r>
+    </w:p>
+    <w:p>
+      <w:r>
+        <w:t>Meta WhatsApp Cloud API uses server fetch calls rather than a separate WhatsApp SDK. Turnstile uses its browser challenge and server verification endpoint. The application SMS gateway is a contract for a chosen supplier; the supplier mapping and approved route are not supplied automatically by npm. Supabase login SMS and vehicle alert SMS are two different delivery paths.</w:t>
+      </w:r>
+    </w:p>
+    <w:p>
+      <w:pPr>
+        <w:pStyle w:val="Heading2"/>
+      </w:pPr>
+      <w:r>
+        <w:rPr>
+          <w:color w:val="000000"/>
+        </w:rPr>
+        <w:t>Durability does not mean blind retries</w:t>
+      </w:r>
+    </w:p>
+    <w:p>
+      <w:r>
+        <w:t>The worker reserves due rows, checks current consent and handles one application submission per logical stage. An ambiguous provider timeout becomes UNKNOWN. Investigate or reconcile it with provider evidence rather than sending again without knowing whether it was accepted. Delivery, acknowledgement and physical resolution remain different facts.</w:t>
+      </w:r>
+    </w:p>
+    <w:p>
+      <w:r>
+        <w:br w:type="page"/>
+      </w:r>
+    </w:p>
+    <w:p>
+      <w:pPr>
+        <w:pStyle w:val="Heading1"/>
+      </w:pPr>
+      <w:r>
+        <w:rPr>
+          <w:color w:val="000000"/>
+        </w:rPr>
+        <w:t>24 Understand development and testing dependencies</w:t>
+      </w:r>
+    </w:p>
+    <w:p>
+      <w:r>
+        <w:t>These tools support development and verification. Their presence does not mean that every feature of the tool is used in this project. package.json records the exact direct versions; package-lock.json also records transitive dependencies.</w:t>
+      </w:r>
+    </w:p>
+    <w:tbl>
+      <w:tblPr>
+        <w:tblW w:type="auto" w:w="0"/>
+        <w:jc w:val="center"/>
+        <w:tblLayout w:type="fixed"/>
+        <w:tblLook w:firstColumn="1" w:firstRow="1" w:lastColumn="0" w:lastRow="0" w:noHBand="0" w:noVBand="1" w:val="04A0"/>
+      </w:tblPr>
+      <w:tblGrid>
+        <w:gridCol w:w="2592"/>
+        <w:gridCol w:w="2520"/>
+        <w:gridCol w:w="4824"/>
+      </w:tblGrid>
+      <w:tr>
+        <w:trPr>
+          <w:cantSplit/>
+          <w:tblHeader/>
+        </w:trPr>
+        <w:tc>
+          <w:tcPr>
+            <w:tcW w:type="dxa" w:w="2592"/>
+            <w:vAlign w:val="center"/>
+            <w:tcBorders>
+              <w:top w:val="single" w:sz="5" w:color="D9D9D9"/>
+              <w:left w:val="single" w:sz="5" w:color="D9D9D9"/>
+              <w:bottom w:val="single" w:sz="5" w:color="D9D9D9"/>
+              <w:right w:val="single" w:sz="5" w:color="D9D9D9"/>
+            </w:tcBorders>
+            <w:tcMar>
+              <w:top w:w="85" w:type="dxa"/>
+              <w:bottom w:w="85" w:type="dxa"/>
+              <w:left w:w="100" w:type="dxa"/>
+              <w:right w:w="100" w:type="dxa"/>
+            </w:tcMar>
+            <w:shd w:fill="263442"/>
+          </w:tcPr>
+          <w:p>
+            <w:pPr>
+              <w:spacing w:after="20" w:line="245" w:lineRule="auto"/>
+            </w:pPr>
+            <w:r>
+              <w:rPr>
+                <w:b/>
+                <w:color w:val="FFFFFF"/>
+                <w:sz w:val="20"/>
+              </w:rPr>
+              <w:t>Dependency or tool</w:t>
+            </w:r>
+          </w:p>
+        </w:tc>
+        <w:tc>
+          <w:tcPr>
+            <w:tcW w:type="dxa" w:w="2520"/>
+            <w:vAlign w:val="center"/>
+            <w:tcBorders>
+              <w:top w:val="single" w:sz="5" w:color="D9D9D9"/>
+              <w:left w:val="single" w:sz="5" w:color="D9D9D9"/>
+              <w:bottom w:val="single" w:sz="5" w:color="D9D9D9"/>
+              <w:right w:val="single" w:sz="5" w:color="D9D9D9"/>
+            </w:tcBorders>
+            <w:tcMar>
+              <w:top w:w="85" w:type="dxa"/>
+              <w:bottom w:w="85" w:type="dxa"/>
+              <w:left w:w="100" w:type="dxa"/>
+              <w:right w:w="100" w:type="dxa"/>
+            </w:tcMar>
+            <w:shd w:fill="263442"/>
+          </w:tcPr>
+          <w:p>
+            <w:pPr>
+              <w:spacing w:after="20" w:line="245" w:lineRule="auto"/>
+            </w:pPr>
+            <w:r>
+              <w:rPr>
+                <w:b/>
+                <w:color w:val="FFFFFF"/>
+                <w:sz w:val="20"/>
+              </w:rPr>
+              <w:t>Version or configuration</w:t>
+            </w:r>
+          </w:p>
+        </w:tc>
+        <w:tc>
+          <w:tcPr>
+            <w:tcW w:type="dxa" w:w="4824"/>
+            <w:vAlign w:val="center"/>
+            <w:tcBorders>
+              <w:top w:val="single" w:sz="5" w:color="D9D9D9"/>
+              <w:left w:val="single" w:sz="5" w:color="D9D9D9"/>
+              <w:bottom w:val="single" w:sz="5" w:color="D9D9D9"/>
+              <w:right w:val="single" w:sz="5" w:color="D9D9D9"/>
+            </w:tcBorders>
+            <w:tcMar>
+              <w:top w:w="85" w:type="dxa"/>
+              <w:bottom w:w="85" w:type="dxa"/>
+              <w:left w:w="100" w:type="dxa"/>
+              <w:right w:w="100" w:type="dxa"/>
+            </w:tcMar>
+            <w:shd w:fill="263442"/>
+          </w:tcPr>
+          <w:p>
+            <w:pPr>
+              <w:spacing w:after="20" w:line="245" w:lineRule="auto"/>
+            </w:pPr>
+            <w:r>
+              <w:rPr>
+                <w:b/>
+                <w:color w:val="FFFFFF"/>
+                <w:sz w:val="20"/>
+              </w:rPr>
+              <w:t>Purpose</w:t>
+            </w:r>
+          </w:p>
+        </w:tc>
+      </w:tr>
+      <w:tr>
+        <w:trPr>
+          <w:cantSplit/>
+        </w:trPr>
+        <w:tc>
+          <w:tcPr>
+            <w:tcW w:type="dxa" w:w="2592"/>
+            <w:vAlign w:val="center"/>
+            <w:tcBorders>
+              <w:top w:val="single" w:sz="5" w:color="D9D9D9"/>
+              <w:left w:val="single" w:sz="5" w:color="D9D9D9"/>
+              <w:bottom w:val="single" w:sz="5" w:color="D9D9D9"/>
+              <w:right w:val="single" w:sz="5" w:color="D9D9D9"/>
+            </w:tcBorders>
+            <w:tcMar>
+              <w:top w:w="85" w:type="dxa"/>
+              <w:bottom w:w="85" w:type="dxa"/>
+              <w:left w:w="100" w:type="dxa"/>
+              <w:right w:w="100" w:type="dxa"/>
+            </w:tcMar>
+            <w:shd w:fill="FFFFFF"/>
+          </w:tcPr>
+          <w:p>
+            <w:pPr>
+              <w:spacing w:after="20" w:line="245" w:lineRule="auto"/>
+            </w:pPr>
+            <w:r>
+              <w:rPr>
+                <w:b w:val="0"/>
+                <w:color w:val="000000"/>
+                <w:sz w:val="20"/>
+              </w:rPr>
+              <w:t>tsx</w:t>
+            </w:r>
+          </w:p>
+        </w:tc>
+        <w:tc>
+          <w:tcPr>
+            <w:tcW w:type="dxa" w:w="2520"/>
+            <w:vAlign w:val="center"/>
+            <w:tcBorders>
+              <w:top w:val="single" w:sz="5" w:color="D9D9D9"/>
+              <w:left w:val="single" w:sz="5" w:color="D9D9D9"/>
+              <w:bottom w:val="single" w:sz="5" w:color="D9D9D9"/>
+              <w:right w:val="single" w:sz="5" w:color="D9D9D9"/>
+            </w:tcBorders>
+            <w:tcMar>
+              <w:top w:w="85" w:type="dxa"/>
+              <w:bottom w:w="85" w:type="dxa"/>
+              <w:left w:w="100" w:type="dxa"/>
+              <w:right w:w="100" w:type="dxa"/>
+            </w:tcMar>
+            <w:shd w:fill="FFFFFF"/>
+          </w:tcPr>
+          <w:p>
+            <w:pPr>
+              <w:spacing w:after="20" w:line="245" w:lineRule="auto"/>
+            </w:pPr>
+            <w:r>
+              <w:rPr>
+                <w:b w:val="0"/>
+                <w:color w:val="000000"/>
+                <w:sz w:val="20"/>
+              </w:rPr>
+              <w:t>4.23.15</w:t>
+            </w:r>
+          </w:p>
+        </w:tc>
+        <w:tc>
+          <w:tcPr>
+            <w:tcW w:type="dxa" w:w="4824"/>
+            <w:vAlign w:val="center"/>
+            <w:tcBorders>
+              <w:top w:val="single" w:sz="5" w:color="D9D9D9"/>
+              <w:left w:val="single" w:sz="5" w:color="D9D9D9"/>
+              <w:bottom w:val="single" w:sz="5" w:color="D9D9D9"/>
+              <w:right w:val="single" w:sz="5" w:color="D9D9D9"/>
+            </w:tcBorders>
+            <w:tcMar>
+              <w:top w:w="85" w:type="dxa"/>
+              <w:bottom w:w="85" w:type="dxa"/>
+              <w:left w:w="100" w:type="dxa"/>
+              <w:right w:w="100" w:type="dxa"/>
+            </w:tcMar>
+            <w:shd w:fill="FFFFFF"/>
+          </w:tcPr>
+          <w:p>
+            <w:pPr>
+              <w:spacing w:after="20" w:line="245" w:lineRule="auto"/>
+            </w:pPr>
+            <w:r>
+              <w:rPr>
+                <w:b w:val="0"/>
+                <w:color w:val="000000"/>
+                <w:sz w:val="20"/>
+              </w:rPr>
+              <w:t>Runs TypeScript scripts via node --import tsx, including the worker.</w:t>
+            </w:r>
+          </w:p>
+        </w:tc>
+      </w:tr>
+      <w:tr>
+        <w:trPr>
+          <w:cantSplit/>
+        </w:trPr>
+        <w:tc>
+          <w:tcPr>
+            <w:tcW w:type="dxa" w:w="2592"/>
+            <w:vAlign w:val="center"/>
+            <w:tcBorders>
+              <w:top w:val="single" w:sz="5" w:color="D9D9D9"/>
+              <w:left w:val="single" w:sz="5" w:color="D9D9D9"/>
+              <w:bottom w:val="single" w:sz="5" w:color="D9D9D9"/>
+              <w:right w:val="single" w:sz="5" w:color="D9D9D9"/>
+            </w:tcBorders>
+            <w:tcMar>
+              <w:top w:w="85" w:type="dxa"/>
+              <w:bottom w:w="85" w:type="dxa"/>
+              <w:left w:w="100" w:type="dxa"/>
+              <w:right w:w="100" w:type="dxa"/>
+            </w:tcMar>
+            <w:shd w:fill="F2F5F7"/>
+          </w:tcPr>
+          <w:p>
+            <w:pPr>
+              <w:spacing w:after="20" w:line="245" w:lineRule="auto"/>
+            </w:pPr>
+            <w:r>
+              <w:rPr>
+                <w:b w:val="0"/>
+                <w:color w:val="000000"/>
+                <w:sz w:val="20"/>
+              </w:rPr>
+              <w:t>Prettier</w:t>
+            </w:r>
+          </w:p>
+        </w:tc>
+        <w:tc>
+          <w:tcPr>
+            <w:tcW w:type="dxa" w:w="2520"/>
+            <w:vAlign w:val="center"/>
+            <w:tcBorders>
+              <w:top w:val="single" w:sz="5" w:color="D9D9D9"/>
+              <w:left w:val="single" w:sz="5" w:color="D9D9D9"/>
+              <w:bottom w:val="single" w:sz="5" w:color="D9D9D9"/>
+              <w:right w:val="single" w:sz="5" w:color="D9D9D9"/>
+            </w:tcBorders>
+            <w:tcMar>
+              <w:top w:w="85" w:type="dxa"/>
+              <w:bottom w:w="85" w:type="dxa"/>
+              <w:left w:w="100" w:type="dxa"/>
+              <w:right w:w="100" w:type="dxa"/>
+            </w:tcMar>
+            <w:shd w:fill="F2F5F7"/>
+          </w:tcPr>
+          <w:p>
+            <w:pPr>
+              <w:spacing w:after="20" w:line="245" w:lineRule="auto"/>
+            </w:pPr>
+            <w:r>
+              <w:rPr>
+                <w:b w:val="0"/>
+                <w:color w:val="000000"/>
+                <w:sz w:val="20"/>
+              </w:rPr>
+              <w:t>3.9.10</w:t>
+            </w:r>
+          </w:p>
+        </w:tc>
+        <w:tc>
+          <w:tcPr>
+            <w:tcW w:type="dxa" w:w="4824"/>
+            <w:vAlign w:val="center"/>
+            <w:tcBorders>
+              <w:top w:val="single" w:sz="5" w:color="D9D9D9"/>
+              <w:left w:val="single" w:sz="5" w:color="D9D9D9"/>
+              <w:bottom w:val="single" w:sz="5" w:color="D9D9D9"/>
+              <w:right w:val="single" w:sz="5" w:color="D9D9D9"/>
+            </w:tcBorders>
+            <w:tcMar>
+              <w:top w:w="85" w:type="dxa"/>
+              <w:bottom w:w="85" w:type="dxa"/>
+              <w:left w:w="100" w:type="dxa"/>
+              <w:right w:w="100" w:type="dxa"/>
+            </w:tcMar>
+            <w:shd w:fill="F2F5F7"/>
+          </w:tcPr>
+          <w:p>
+            <w:pPr>
+              <w:spacing w:after="20" w:line="245" w:lineRule="auto"/>
+            </w:pPr>
+            <w:r>
+              <w:rPr>
+                <w:b w:val="0"/>
+                <w:color w:val="000000"/>
+                <w:sz w:val="20"/>
+              </w:rPr>
+              <w:t>Formats source files consistently. npm run format:check checks without rewriting.</w:t>
+            </w:r>
+          </w:p>
+        </w:tc>
+      </w:tr>
+      <w:tr>
+        <w:trPr>
+          <w:cantSplit/>
+        </w:trPr>
+        <w:tc>
+          <w:tcPr>
+            <w:tcW w:type="dxa" w:w="2592"/>
+            <w:vAlign w:val="center"/>
+            <w:tcBorders>
+              <w:top w:val="single" w:sz="5" w:color="D9D9D9"/>
+              <w:left w:val="single" w:sz="5" w:color="D9D9D9"/>
+              <w:bottom w:val="single" w:sz="5" w:color="D9D9D9"/>
+              <w:right w:val="single" w:sz="5" w:color="D9D9D9"/>
+            </w:tcBorders>
+            <w:tcMar>
+              <w:top w:w="85" w:type="dxa"/>
+              <w:bottom w:w="85" w:type="dxa"/>
+              <w:left w:w="100" w:type="dxa"/>
+              <w:right w:w="100" w:type="dxa"/>
+            </w:tcMar>
+            <w:shd w:fill="FFFFFF"/>
+          </w:tcPr>
+          <w:p>
+            <w:pPr>
+              <w:spacing w:after="20" w:line="245" w:lineRule="auto"/>
+            </w:pPr>
+            <w:r>
+              <w:rPr>
+                <w:b w:val="0"/>
+                <w:color w:val="000000"/>
+                <w:sz w:val="20"/>
+              </w:rPr>
+              <w:t>@electric-sql/pglite</w:t>
+            </w:r>
+          </w:p>
+        </w:tc>
+        <w:tc>
+          <w:tcPr>
+            <w:tcW w:type="dxa" w:w="2520"/>
+            <w:vAlign w:val="center"/>
+            <w:tcBorders>
+              <w:top w:val="single" w:sz="5" w:color="D9D9D9"/>
+              <w:left w:val="single" w:sz="5" w:color="D9D9D9"/>
+              <w:bottom w:val="single" w:sz="5" w:color="D9D9D9"/>
+              <w:right w:val="single" w:sz="5" w:color="D9D9D9"/>
+            </w:tcBorders>
+            <w:tcMar>
+              <w:top w:w="85" w:type="dxa"/>
+              <w:bottom w:w="85" w:type="dxa"/>
+              <w:left w:w="100" w:type="dxa"/>
+              <w:right w:w="100" w:type="dxa"/>
+            </w:tcMar>
+            <w:shd w:fill="FFFFFF"/>
+          </w:tcPr>
+          <w:p>
+            <w:pPr>
+              <w:spacing w:after="20" w:line="245" w:lineRule="auto"/>
+            </w:pPr>
+            <w:r>
+              <w:rPr>
+                <w:b w:val="0"/>
+                <w:color w:val="000000"/>
+                <w:sz w:val="20"/>
+              </w:rPr>
+              <w:t>0.5.10</w:t>
+            </w:r>
+          </w:p>
+        </w:tc>
+        <w:tc>
+          <w:tcPr>
+            <w:tcW w:type="dxa" w:w="4824"/>
+            <w:vAlign w:val="center"/>
+            <w:tcBorders>
+              <w:top w:val="single" w:sz="5" w:color="D9D9D9"/>
+              <w:left w:val="single" w:sz="5" w:color="D9D9D9"/>
+              <w:bottom w:val="single" w:sz="5" w:color="D9D9D9"/>
+              <w:right w:val="single" w:sz="5" w:color="D9D9D9"/>
+            </w:tcBorders>
+            <w:tcMar>
+              <w:top w:w="85" w:type="dxa"/>
+              <w:bottom w:w="85" w:type="dxa"/>
+              <w:left w:w="100" w:type="dxa"/>
+              <w:right w:w="100" w:type="dxa"/>
+            </w:tcMar>
+            <w:shd w:fill="FFFFFF"/>
+          </w:tcPr>
+          <w:p>
+            <w:pPr>
+              <w:spacing w:after="20" w:line="245" w:lineRule="auto"/>
+            </w:pPr>
+            <w:r>
+              <w:rPr>
+                <w:b w:val="0"/>
+                <w:color w:val="000000"/>
+                <w:sz w:val="20"/>
+              </w:rPr>
+              <w:t>Isolated local SQL engine for tests when TEST_DATABASE_URL is absent.</w:t>
+            </w:r>
+          </w:p>
+        </w:tc>
+      </w:tr>
+      <w:tr>
+        <w:trPr>
+          <w:cantSplit/>
+        </w:trPr>
+        <w:tc>
+          <w:tcPr>
+            <w:tcW w:type="dxa" w:w="2592"/>
+            <w:vAlign w:val="center"/>
+            <w:tcBorders>
+              <w:top w:val="single" w:sz="5" w:color="D9D9D9"/>
+              <w:left w:val="single" w:sz="5" w:color="D9D9D9"/>
+              <w:bottom w:val="single" w:sz="5" w:color="D9D9D9"/>
+              <w:right w:val="single" w:sz="5" w:color="D9D9D9"/>
+            </w:tcBorders>
+            <w:tcMar>
+              <w:top w:w="85" w:type="dxa"/>
+              <w:bottom w:w="85" w:type="dxa"/>
+              <w:left w:w="100" w:type="dxa"/>
+              <w:right w:w="100" w:type="dxa"/>
+            </w:tcMar>
+            <w:shd w:fill="F2F5F7"/>
+          </w:tcPr>
+          <w:p>
+            <w:pPr>
+              <w:spacing w:after="20" w:line="245" w:lineRule="auto"/>
+            </w:pPr>
+            <w:r>
+              <w:rPr>
+                <w:b w:val="0"/>
+                <w:color w:val="000000"/>
+                <w:sz w:val="20"/>
+              </w:rPr>
+              <w:t>embedded-postgres</w:t>
+            </w:r>
+          </w:p>
+        </w:tc>
+        <w:tc>
+          <w:tcPr>
+            <w:tcW w:type="dxa" w:w="2520"/>
+            <w:vAlign w:val="center"/>
+            <w:tcBorders>
+              <w:top w:val="single" w:sz="5" w:color="D9D9D9"/>
+              <w:left w:val="single" w:sz="5" w:color="D9D9D9"/>
+              <w:bottom w:val="single" w:sz="5" w:color="D9D9D9"/>
+              <w:right w:val="single" w:sz="5" w:color="D9D9D9"/>
+            </w:tcBorders>
+            <w:tcMar>
+              <w:top w:w="85" w:type="dxa"/>
+              <w:bottom w:w="85" w:type="dxa"/>
+              <w:left w:w="100" w:type="dxa"/>
+              <w:right w:w="100" w:type="dxa"/>
+            </w:tcMar>
+            <w:shd w:fill="F2F5F7"/>
+          </w:tcPr>
+          <w:p>
+            <w:pPr>
+              <w:spacing w:after="20" w:line="245" w:lineRule="auto"/>
+            </w:pPr>
+            <w:r>
+              <w:rPr>
+                <w:b w:val="0"/>
+                <w:color w:val="000000"/>
+                <w:sz w:val="20"/>
+              </w:rPr>
+              <w:t>18.4.0-beta.17</w:t>
+            </w:r>
+          </w:p>
+        </w:tc>
+        <w:tc>
+          <w:tcPr>
+            <w:tcW w:type="dxa" w:w="4824"/>
+            <w:vAlign w:val="center"/>
+            <w:tcBorders>
+              <w:top w:val="single" w:sz="5" w:color="D9D9D9"/>
+              <w:left w:val="single" w:sz="5" w:color="D9D9D9"/>
+              <w:bottom w:val="single" w:sz="5" w:color="D9D9D9"/>
+              <w:right w:val="single" w:sz="5" w:color="D9D9D9"/>
+            </w:tcBorders>
+            <w:tcMar>
+              <w:top w:w="85" w:type="dxa"/>
+              <w:bottom w:w="85" w:type="dxa"/>
+              <w:left w:w="100" w:type="dxa"/>
+              <w:right w:w="100" w:type="dxa"/>
+            </w:tcMar>
+            <w:shd w:fill="F2F5F7"/>
+          </w:tcPr>
+          <w:p>
+            <w:pPr>
+              <w:spacing w:after="20" w:line="245" w:lineRule="auto"/>
+            </w:pPr>
+            <w:r>
+              <w:rPr>
+                <w:b w:val="0"/>
+                <w:color w:val="000000"/>
+                <w:sz w:val="20"/>
+              </w:rPr>
+              <w:t>Development helper used by npm run local:db. This prerelease package can have platform limitations; Docker PostgreSQL 17 is the alternative.</w:t>
+            </w:r>
+          </w:p>
+        </w:tc>
+      </w:tr>
+      <w:tr>
+        <w:trPr>
+          <w:cantSplit/>
+        </w:trPr>
+        <w:tc>
+          <w:tcPr>
+            <w:tcW w:type="dxa" w:w="2592"/>
+            <w:vAlign w:val="center"/>
+            <w:tcBorders>
+              <w:top w:val="single" w:sz="5" w:color="D9D9D9"/>
+              <w:left w:val="single" w:sz="5" w:color="D9D9D9"/>
+              <w:bottom w:val="single" w:sz="5" w:color="D9D9D9"/>
+              <w:right w:val="single" w:sz="5" w:color="D9D9D9"/>
+            </w:tcBorders>
+            <w:tcMar>
+              <w:top w:w="85" w:type="dxa"/>
+              <w:bottom w:w="85" w:type="dxa"/>
+              <w:left w:w="100" w:type="dxa"/>
+              <w:right w:w="100" w:type="dxa"/>
+            </w:tcMar>
+            <w:shd w:fill="FFFFFF"/>
+          </w:tcPr>
+          <w:p>
+            <w:pPr>
+              <w:spacing w:after="20" w:line="245" w:lineRule="auto"/>
+            </w:pPr>
+            <w:r>
+              <w:rPr>
+                <w:b w:val="0"/>
+                <w:color w:val="000000"/>
+                <w:sz w:val="20"/>
+              </w:rPr>
+              <w:t>Node test runner</w:t>
+            </w:r>
+          </w:p>
+        </w:tc>
+        <w:tc>
+          <w:tcPr>
+            <w:tcW w:type="dxa" w:w="2520"/>
+            <w:vAlign w:val="center"/>
+            <w:tcBorders>
+              <w:top w:val="single" w:sz="5" w:color="D9D9D9"/>
+              <w:left w:val="single" w:sz="5" w:color="D9D9D9"/>
+              <w:bottom w:val="single" w:sz="5" w:color="D9D9D9"/>
+              <w:right w:val="single" w:sz="5" w:color="D9D9D9"/>
+            </w:tcBorders>
+            <w:tcMar>
+              <w:top w:w="85" w:type="dxa"/>
+              <w:bottom w:w="85" w:type="dxa"/>
+              <w:left w:w="100" w:type="dxa"/>
+              <w:right w:w="100" w:type="dxa"/>
+            </w:tcMar>
+            <w:shd w:fill="FFFFFF"/>
+          </w:tcPr>
+          <w:p>
+            <w:pPr>
+              <w:spacing w:after="20" w:line="245" w:lineRule="auto"/>
+            </w:pPr>
+            <w:r>
+              <w:rPr>
+                <w:b w:val="0"/>
+                <w:color w:val="000000"/>
+                <w:sz w:val="20"/>
+              </w:rPr>
+              <w:t>Built into Node 24</w:t>
+            </w:r>
+          </w:p>
+        </w:tc>
+        <w:tc>
+          <w:tcPr>
+            <w:tcW w:type="dxa" w:w="4824"/>
+            <w:vAlign w:val="center"/>
+            <w:tcBorders>
+              <w:top w:val="single" w:sz="5" w:color="D9D9D9"/>
+              <w:left w:val="single" w:sz="5" w:color="D9D9D9"/>
+              <w:bottom w:val="single" w:sz="5" w:color="D9D9D9"/>
+              <w:right w:val="single" w:sz="5" w:color="D9D9D9"/>
+            </w:tcBorders>
+            <w:tcMar>
+              <w:top w:w="85" w:type="dxa"/>
+              <w:bottom w:w="85" w:type="dxa"/>
+              <w:left w:w="100" w:type="dxa"/>
+              <w:right w:w="100" w:type="dxa"/>
+            </w:tcMar>
+            <w:shd w:fill="FFFFFF"/>
+          </w:tcPr>
+          <w:p>
+            <w:pPr>
+              <w:spacing w:after="20" w:line="245" w:lineRule="auto"/>
+            </w:pPr>
+            <w:r>
+              <w:rPr>
+                <w:b w:val="0"/>
+                <w:color w:val="000000"/>
+                <w:sz w:val="20"/>
+              </w:rPr>
+              <w:t>Executes tests/application.test.ts. No Jest or Vitest dependency is required.</w:t>
+            </w:r>
+          </w:p>
+        </w:tc>
+      </w:tr>
+      <w:tr>
+        <w:trPr>
+          <w:cantSplit/>
+        </w:trPr>
+        <w:tc>
+          <w:tcPr>
+            <w:tcW w:type="dxa" w:w="2592"/>
+            <w:vAlign w:val="center"/>
+            <w:tcBorders>
+              <w:top w:val="single" w:sz="5" w:color="D9D9D9"/>
+              <w:left w:val="single" w:sz="5" w:color="D9D9D9"/>
+              <w:bottom w:val="single" w:sz="5" w:color="D9D9D9"/>
+              <w:right w:val="single" w:sz="5" w:color="D9D9D9"/>
+            </w:tcBorders>
+            <w:tcMar>
+              <w:top w:w="85" w:type="dxa"/>
+              <w:bottom w:w="85" w:type="dxa"/>
+              <w:left w:w="100" w:type="dxa"/>
+              <w:right w:w="100" w:type="dxa"/>
+            </w:tcMar>
+            <w:shd w:fill="F2F5F7"/>
+          </w:tcPr>
+          <w:p>
+            <w:pPr>
+              <w:spacing w:after="20" w:line="245" w:lineRule="auto"/>
+            </w:pPr>
+            <w:r>
+              <w:rPr>
+                <w:b w:val="0"/>
+                <w:color w:val="000000"/>
+                <w:sz w:val="20"/>
+              </w:rPr>
+              <w:t>GitHub Actions</w:t>
+            </w:r>
+          </w:p>
+        </w:tc>
+        <w:tc>
+          <w:tcPr>
+            <w:tcW w:type="dxa" w:w="2520"/>
+            <w:vAlign w:val="center"/>
+            <w:tcBorders>
+              <w:top w:val="single" w:sz="5" w:color="D9D9D9"/>
+              <w:left w:val="single" w:sz="5" w:color="D9D9D9"/>
+              <w:bottom w:val="single" w:sz="5" w:color="D9D9D9"/>
+              <w:right w:val="single" w:sz="5" w:color="D9D9D9"/>
+            </w:tcBorders>
+            <w:tcMar>
+              <w:top w:w="85" w:type="dxa"/>
+              <w:bottom w:w="85" w:type="dxa"/>
+              <w:left w:w="100" w:type="dxa"/>
+              <w:right w:w="100" w:type="dxa"/>
+            </w:tcMar>
+            <w:shd w:fill="F2F5F7"/>
+          </w:tcPr>
+          <w:p>
+            <w:pPr>
+              <w:spacing w:after="20" w:line="245" w:lineRule="auto"/>
+            </w:pPr>
+            <w:r>
+              <w:rPr>
+                <w:b w:val="0"/>
+                <w:color w:val="000000"/>
+                <w:sz w:val="20"/>
+              </w:rPr>
+              <w:t>ci.yml with PostgreSQL 17</w:t>
+            </w:r>
+          </w:p>
+        </w:tc>
+        <w:tc>
+          <w:tcPr>
+            <w:tcW w:type="dxa" w:w="4824"/>
+            <w:vAlign w:val="center"/>
+            <w:tcBorders>
+              <w:top w:val="single" w:sz="5" w:color="D9D9D9"/>
+              <w:left w:val="single" w:sz="5" w:color="D9D9D9"/>
+              <w:bottom w:val="single" w:sz="5" w:color="D9D9D9"/>
+              <w:right w:val="single" w:sz="5" w:color="D9D9D9"/>
+            </w:tcBorders>
+            <w:tcMar>
+              <w:top w:w="85" w:type="dxa"/>
+              <w:bottom w:w="85" w:type="dxa"/>
+              <w:left w:w="100" w:type="dxa"/>
+              <w:right w:w="100" w:type="dxa"/>
+            </w:tcMar>
+            <w:shd w:fill="F2F5F7"/>
+          </w:tcPr>
+          <w:p>
+            <w:pPr>
+              <w:spacing w:after="20" w:line="245" w:lineRule="auto"/>
+            </w:pPr>
+            <w:r>
+              <w:rPr>
+                <w:b w:val="0"/>
+                <w:color w:val="000000"/>
+                <w:sz w:val="20"/>
+              </w:rPr>
+              <w:t>Installs locked packages and checks types, native SQL tests, migrations, build and runtime audit.</w:t>
+            </w:r>
+          </w:p>
+        </w:tc>
+      </w:tr>
+      <w:tr>
+        <w:trPr>
+          <w:cantSplit/>
+        </w:trPr>
+        <w:tc>
+          <w:tcPr>
+            <w:tcW w:type="dxa" w:w="2592"/>
+            <w:vAlign w:val="center"/>
+            <w:tcBorders>
+              <w:top w:val="single" w:sz="5" w:color="D9D9D9"/>
+              <w:left w:val="single" w:sz="5" w:color="D9D9D9"/>
+              <w:bottom w:val="single" w:sz="5" w:color="D9D9D9"/>
+              <w:right w:val="single" w:sz="5" w:color="D9D9D9"/>
+            </w:tcBorders>
+            <w:tcMar>
+              <w:top w:w="85" w:type="dxa"/>
+              <w:bottom w:w="85" w:type="dxa"/>
+              <w:left w:w="100" w:type="dxa"/>
+              <w:right w:w="100" w:type="dxa"/>
+            </w:tcMar>
+            <w:shd w:fill="FFFFFF"/>
+          </w:tcPr>
+          <w:p>
+            <w:pPr>
+              <w:spacing w:after="20" w:line="245" w:lineRule="auto"/>
+            </w:pPr>
+            <w:r>
+              <w:rPr>
+                <w:b w:val="0"/>
+                <w:color w:val="000000"/>
+                <w:sz w:val="20"/>
+              </w:rPr>
+              <w:t>Docker Compose</w:t>
+            </w:r>
+          </w:p>
+        </w:tc>
+        <w:tc>
+          <w:tcPr>
+            <w:tcW w:type="dxa" w:w="2520"/>
+            <w:vAlign w:val="center"/>
+            <w:tcBorders>
+              <w:top w:val="single" w:sz="5" w:color="D9D9D9"/>
+              <w:left w:val="single" w:sz="5" w:color="D9D9D9"/>
+              <w:bottom w:val="single" w:sz="5" w:color="D9D9D9"/>
+              <w:right w:val="single" w:sz="5" w:color="D9D9D9"/>
+            </w:tcBorders>
+            <w:tcMar>
+              <w:top w:w="85" w:type="dxa"/>
+              <w:bottom w:w="85" w:type="dxa"/>
+              <w:left w:w="100" w:type="dxa"/>
+              <w:right w:w="100" w:type="dxa"/>
+            </w:tcMar>
+            <w:shd w:fill="FFFFFF"/>
+          </w:tcPr>
+          <w:p>
+            <w:pPr>
+              <w:spacing w:after="20" w:line="245" w:lineRule="auto"/>
+            </w:pPr>
+            <w:r>
+              <w:rPr>
+                <w:b w:val="0"/>
+                <w:color w:val="000000"/>
+                <w:sz w:val="20"/>
+              </w:rPr>
+              <w:t>Optional host installation</w:t>
+            </w:r>
+          </w:p>
+        </w:tc>
+        <w:tc>
+          <w:tcPr>
+            <w:tcW w:type="dxa" w:w="4824"/>
+            <w:vAlign w:val="center"/>
+            <w:tcBorders>
+              <w:top w:val="single" w:sz="5" w:color="D9D9D9"/>
+              <w:left w:val="single" w:sz="5" w:color="D9D9D9"/>
+              <w:bottom w:val="single" w:sz="5" w:color="D9D9D9"/>
+              <w:right w:val="single" w:sz="5" w:color="D9D9D9"/>
+            </w:tcBorders>
+            <w:tcMar>
+              <w:top w:w="85" w:type="dxa"/>
+              <w:bottom w:w="85" w:type="dxa"/>
+              <w:left w:w="100" w:type="dxa"/>
+              <w:right w:w="100" w:type="dxa"/>
+            </w:tcMar>
+            <w:shd w:fill="FFFFFF"/>
+          </w:tcPr>
+          <w:p>
+            <w:pPr>
+              <w:spacing w:after="20" w:line="245" w:lineRule="auto"/>
+            </w:pPr>
+            <w:r>
+              <w:rPr>
+                <w:b w:val="0"/>
+                <w:color w:val="000000"/>
+                <w:sz w:val="20"/>
+              </w:rPr>
+              <w:t>Runs the local database from infra/compose.yml. It is not required if the embedded method works.</w:t>
+            </w:r>
+          </w:p>
+        </w:tc>
+      </w:tr>
+      <w:tr>
+        <w:trPr>
+          <w:cantSplit/>
+        </w:trPr>
+        <w:tc>
+          <w:tcPr>
+            <w:tcW w:type="dxa" w:w="2592"/>
+            <w:vAlign w:val="center"/>
+            <w:tcBorders>
+              <w:top w:val="single" w:sz="5" w:color="D9D9D9"/>
+              <w:left w:val="single" w:sz="5" w:color="D9D9D9"/>
+              <w:bottom w:val="single" w:sz="5" w:color="D9D9D9"/>
+              <w:right w:val="single" w:sz="5" w:color="D9D9D9"/>
+            </w:tcBorders>
+            <w:tcMar>
+              <w:top w:w="85" w:type="dxa"/>
+              <w:bottom w:w="85" w:type="dxa"/>
+              <w:left w:w="100" w:type="dxa"/>
+              <w:right w:w="100" w:type="dxa"/>
+            </w:tcMar>
+            <w:shd w:fill="F2F5F7"/>
+          </w:tcPr>
+          <w:p>
+            <w:pPr>
+              <w:spacing w:after="20" w:line="245" w:lineRule="auto"/>
+            </w:pPr>
+            <w:r>
+              <w:rPr>
+                <w:b w:val="0"/>
+                <w:color w:val="000000"/>
+                <w:sz w:val="20"/>
+              </w:rPr>
+              <w:t>Git and VS Code</w:t>
+            </w:r>
+          </w:p>
+        </w:tc>
+        <w:tc>
+          <w:tcPr>
+            <w:tcW w:type="dxa" w:w="2520"/>
+            <w:vAlign w:val="center"/>
+            <w:tcBorders>
+              <w:top w:val="single" w:sz="5" w:color="D9D9D9"/>
+              <w:left w:val="single" w:sz="5" w:color="D9D9D9"/>
+              <w:bottom w:val="single" w:sz="5" w:color="D9D9D9"/>
+              <w:right w:val="single" w:sz="5" w:color="D9D9D9"/>
+            </w:tcBorders>
+            <w:tcMar>
+              <w:top w:w="85" w:type="dxa"/>
+              <w:bottom w:w="85" w:type="dxa"/>
+              <w:left w:w="100" w:type="dxa"/>
+              <w:right w:w="100" w:type="dxa"/>
+            </w:tcMar>
+            <w:shd w:fill="F2F5F7"/>
+          </w:tcPr>
+          <w:p>
+            <w:pPr>
+              <w:spacing w:after="20" w:line="245" w:lineRule="auto"/>
+            </w:pPr>
+            <w:r>
+              <w:rPr>
+                <w:b w:val="0"/>
+                <w:color w:val="000000"/>
+                <w:sz w:val="20"/>
+              </w:rPr>
+              <w:t>Host tools</w:t>
+            </w:r>
+          </w:p>
+        </w:tc>
+        <w:tc>
+          <w:tcPr>
+            <w:tcW w:type="dxa" w:w="4824"/>
+            <w:vAlign w:val="center"/>
+            <w:tcBorders>
+              <w:top w:val="single" w:sz="5" w:color="D9D9D9"/>
+              <w:left w:val="single" w:sz="5" w:color="D9D9D9"/>
+              <w:bottom w:val="single" w:sz="5" w:color="D9D9D9"/>
+              <w:right w:val="single" w:sz="5" w:color="D9D9D9"/>
+            </w:tcBorders>
+            <w:tcMar>
+              <w:top w:w="85" w:type="dxa"/>
+              <w:bottom w:w="85" w:type="dxa"/>
+              <w:left w:w="100" w:type="dxa"/>
+              <w:right w:w="100" w:type="dxa"/>
+            </w:tcMar>
+            <w:shd w:fill="F2F5F7"/>
+          </w:tcPr>
+          <w:p>
+            <w:pPr>
+              <w:spacing w:after="20" w:line="245" w:lineRule="auto"/>
+            </w:pPr>
+            <w:r>
+              <w:rPr>
+                <w:b w:val="0"/>
+                <w:color w:val="000000"/>
+                <w:sz w:val="20"/>
+              </w:rPr>
+              <w:t>Git downloads/version-controls source. VS Code is an optional editor; it is not the application runtime.</w:t>
+            </w:r>
+          </w:p>
+        </w:tc>
+      </w:tr>
+    </w:tbl>
+    <w:p>
+      <w:pPr>
+        <w:spacing w:after="20"/>
+      </w:pPr>
+    </w:p>
+    <w:p>
+      <w:pPr>
+        <w:pStyle w:val="Heading2"/>
+      </w:pPr>
+      <w:r>
+        <w:rPr>
+          <w:color w:val="000000"/>
+        </w:rPr>
+        <w:t>Type declaration packages</w:t>
+      </w:r>
+    </w:p>
+    <w:p>
+      <w:r>
+        <w:t>The direct development dependencies are @types/node 26.6.5, @types/pg 8.23.1, @types/qrcode 1.5.6, @types/react 19.3.0, @types/react-dom 19.3.0 and @types/three 0.186.0. These describe APIs for TypeScript; they do not install a new Node runtime or React renderer. In particular, @types/node 26 does not change the supported runtime from Node 24. Avoid introducing newer runtime APIs without Node 24 verification.</w:t>
+      </w:r>
+    </w:p>
+    <w:p>
+      <w:pPr>
+        <w:pStyle w:val="Heading2"/>
+      </w:pPr>
+      <w:r>
+        <w:rPr>
+          <w:color w:val="000000"/>
+        </w:rPr>
+        <w:t>Planned technologies that are not in this implementation</w:t>
+      </w:r>
+    </w:p>
+    <w:p>
+      <w:r>
+        <w:t>Tailwind, Prisma, Redis, BullMQ, Express, a Python backend, a native phone app, a payment SDK and a voice carrier integration are not required or implemented here. Styles are plain CSS, queries use pg and SQL, and PostgreSQL holds the queue. The install manifest and generic service worker provide limited offline behavior, not offline submission of new alerts.</w:t>
+      </w:r>
+    </w:p>
+    <w:p>
+      <w:r>
+        <w:br w:type="page"/>
+      </w:r>
+    </w:p>
+    <w:p>
+      <w:pPr>
+        <w:pStyle w:val="Heading1"/>
+      </w:pPr>
+      <w:r>
+        <w:rPr>
+          <w:color w:val="000000"/>
+        </w:rPr>
+        <w:t>25 Official documentation for the web and data stack</w:t>
+      </w:r>
+    </w:p>
+    <w:p>
+      <w:r>
+        <w:t>Read the topic named below, then open the matching project file. These are official project or maintainer references checked during this update. The code versions remain those in package-lock.json; a documentation site may default to a newer version.</w:t>
+      </w:r>
+    </w:p>
+    <w:p>
+      <w:pPr>
+        <w:pStyle w:val="Heading2"/>
+      </w:pPr>
+      <w:r>
+        <w:rPr>
+          <w:color w:val="000000"/>
+        </w:rPr>
+        <w:t>Runtime installation and version control</w:t>
+      </w:r>
+    </w:p>
+    <w:p>
+      <w:hyperlink r:id="rId11">
+        <w:r>
+          <w:rPr>
+            <w:color w:val="174B7A"/>
+            <w:u w:val="single"/>
+          </w:rPr>
+          <w:t>Node downloads choose the required Node 24 line</w:t>
+        </w:r>
+      </w:hyperlink>
+    </w:p>
+    <w:p>
+      <w:hyperlink r:id="rId18">
+        <w:r>
+          <w:rPr>
+            <w:color w:val="174B7A"/>
+            <w:u w:val="single"/>
+          </w:rPr>
+          <w:t>Node 24 documentation and API reference</w:t>
+        </w:r>
+      </w:hyperlink>
+    </w:p>
+    <w:p>
+      <w:hyperlink r:id="rId19">
+        <w:r>
+          <w:rPr>
+            <w:color w:val="174B7A"/>
+            <w:u w:val="single"/>
+          </w:rPr>
+          <w:t>npm ci clean lockfile installation</w:t>
+        </w:r>
+      </w:hyperlink>
+    </w:p>
+    <w:p>
+      <w:hyperlink r:id="rId12">
+        <w:r>
+          <w:rPr>
+            <w:color w:val="174B7A"/>
+            <w:u w:val="single"/>
+          </w:rPr>
+          <w:t>Git for Windows installation</w:t>
+        </w:r>
+      </w:hyperlink>
+    </w:p>
+    <w:p>
+      <w:hyperlink r:id="rId20">
+        <w:r>
+          <w:rPr>
+            <w:color w:val="174B7A"/>
+            <w:u w:val="single"/>
+          </w:rPr>
+          <w:t>Git tutorial clone status branches and commits</w:t>
+        </w:r>
+      </w:hyperlink>
+    </w:p>
+    <w:p>
+      <w:pPr>
+        <w:pStyle w:val="Heading2"/>
+      </w:pPr>
+      <w:r>
+        <w:rPr>
+          <w:color w:val="000000"/>
+        </w:rPr>
+        <w:t>Components types routes and browser presentation</w:t>
+      </w:r>
+    </w:p>
+    <w:p>
+      <w:hyperlink r:id="rId21">
+        <w:r>
+          <w:rPr>
+            <w:color w:val="174B7A"/>
+            <w:u w:val="single"/>
+          </w:rPr>
+          <w:t>React learn components props state and events</w:t>
+        </w:r>
+      </w:hyperlink>
+    </w:p>
+    <w:p>
+      <w:hyperlink r:id="rId22">
+        <w:r>
+          <w:rPr>
+            <w:color w:val="174B7A"/>
+            <w:u w:val="single"/>
+          </w:rPr>
+          <w:t>TypeScript handbook and learning paths</w:t>
+        </w:r>
+      </w:hyperlink>
+    </w:p>
+    <w:p>
+      <w:hyperlink r:id="rId23">
+        <w:r>
+          <w:rPr>
+            <w:color w:val="174B7A"/>
+            <w:u w:val="single"/>
+          </w:rPr>
+          <w:t>Next.js App Router documentation</w:t>
+        </w:r>
+      </w:hyperlink>
+    </w:p>
+    <w:p>
+      <w:hyperlink r:id="rId24">
+        <w:r>
+          <w:rPr>
+            <w:color w:val="174B7A"/>
+            <w:u w:val="single"/>
+          </w:rPr>
+          <w:t>Three.js manual scenes cameras and rendering</w:t>
+        </w:r>
+      </w:hyperlink>
+    </w:p>
+    <w:p>
+      <w:hyperlink r:id="rId25">
+        <w:r>
+          <w:rPr>
+            <w:color w:val="174B7A"/>
+            <w:u w:val="single"/>
+          </w:rPr>
+          <w:t>Three.js maintainer source and usage example</w:t>
+        </w:r>
+      </w:hyperlink>
+    </w:p>
+    <w:p>
+      <w:pPr>
+        <w:pStyle w:val="Heading2"/>
+      </w:pPr>
+      <w:r>
+        <w:rPr>
+          <w:color w:val="000000"/>
+        </w:rPr>
+        <w:t>Data validation and generated stickers</w:t>
+      </w:r>
+    </w:p>
+    <w:p>
+      <w:hyperlink r:id="rId26">
+        <w:r>
+          <w:rPr>
+            <w:color w:val="174B7A"/>
+            <w:u w:val="single"/>
+          </w:rPr>
+          <w:t>PostgreSQL 17 tutorial</w:t>
+        </w:r>
+      </w:hyperlink>
+    </w:p>
+    <w:p>
+      <w:hyperlink r:id="rId27">
+        <w:r>
+          <w:rPr>
+            <w:color w:val="174B7A"/>
+            <w:u w:val="single"/>
+          </w:rPr>
+          <w:t>node postgres parameterized queries</w:t>
+        </w:r>
+      </w:hyperlink>
+    </w:p>
+    <w:p>
+      <w:hyperlink r:id="rId28">
+        <w:r>
+          <w:rPr>
+            <w:color w:val="174B7A"/>
+            <w:u w:val="single"/>
+          </w:rPr>
+          <w:t>Zod runtime schema validation</w:t>
+        </w:r>
+      </w:hyperlink>
+    </w:p>
+    <w:p>
+      <w:hyperlink r:id="rId29">
+        <w:r>
+          <w:rPr>
+            <w:color w:val="174B7A"/>
+            <w:u w:val="single"/>
+          </w:rPr>
+          <w:t>node qrcode generator documentation</w:t>
+        </w:r>
+      </w:hyperlink>
+    </w:p>
+    <w:p>
+      <w:r>
+        <w:t>Apply the reading: inspect app/ui.tsx to see route selection, a public component to see React state, packages/shared/contracts.ts to see Zod inputs, and packages/server/db.ts to see parameterized SQL. Do not copy a framework tutorial over the working repository or run create next app inside it.</w:t>
+      </w:r>
+    </w:p>
+    <w:p>
+      <w:r>
+        <w:br w:type="page"/>
+      </w:r>
+    </w:p>
+    <w:p>
+      <w:pPr>
+        <w:pStyle w:val="Heading1"/>
+      </w:pPr>
+      <w:r>
+        <w:rPr>
+          <w:color w:val="000000"/>
+        </w:rPr>
+        <w:t>26 Official documentation for identity and project tools</w:t>
+      </w:r>
+    </w:p>
+    <w:p>
+      <w:pPr>
+        <w:pStyle w:val="Heading2"/>
+      </w:pPr>
+      <w:r>
+        <w:rPr>
+          <w:color w:val="000000"/>
+        </w:rPr>
+        <w:t>Authentication messaging and anti abuse</w:t>
+      </w:r>
+    </w:p>
+    <w:p>
+      <w:hyperlink r:id="rId30">
+        <w:r>
+          <w:rPr>
+            <w:color w:val="174B7A"/>
+            <w:u w:val="single"/>
+          </w:rPr>
+          <w:t>Supabase phone OTP documentation</w:t>
+        </w:r>
+      </w:hyperlink>
+    </w:p>
+    <w:p>
+      <w:hyperlink r:id="rId31">
+        <w:r>
+          <w:rPr>
+            <w:color w:val="174B7A"/>
+            <w:u w:val="single"/>
+          </w:rPr>
+          <w:t>Supabase TOTP multi factor authentication</w:t>
+        </w:r>
+      </w:hyperlink>
+    </w:p>
+    <w:p>
+      <w:hyperlink r:id="rId32">
+        <w:r>
+          <w:rPr>
+            <w:color w:val="174B7A"/>
+            <w:u w:val="single"/>
+          </w:rPr>
+          <w:t>jose maintainer documentation</w:t>
+        </w:r>
+      </w:hyperlink>
+    </w:p>
+    <w:p>
+      <w:hyperlink r:id="rId33">
+        <w:r>
+          <w:rPr>
+            <w:color w:val="174B7A"/>
+            <w:u w:val="single"/>
+          </w:rPr>
+          <w:t>Cloudflare Turnstile server validation</w:t>
+        </w:r>
+      </w:hyperlink>
+    </w:p>
+    <w:p>
+      <w:hyperlink r:id="rId34">
+        <w:r>
+          <w:rPr>
+            <w:color w:val="174B7A"/>
+            <w:u w:val="single"/>
+          </w:rPr>
+          <w:t>Meta WhatsApp Cloud API documentation</w:t>
+        </w:r>
+      </w:hyperlink>
+    </w:p>
+    <w:p>
+      <w:r>
+        <w:t>The Meta documentation endpoint could not be retrieved by the reference checker during this update. Use the official portal and verify the supported API version, sender and template requirements in the actual account before configuring live mode. No live approval or successful send is inferred from this link.</w:t>
+      </w:r>
+    </w:p>
+    <w:p>
+      <w:pPr>
+        <w:pStyle w:val="Heading2"/>
+      </w:pPr>
+      <w:r>
+        <w:rPr>
+          <w:color w:val="000000"/>
+        </w:rPr>
+        <w:t>Tests local database and developer tools</w:t>
+      </w:r>
+    </w:p>
+    <w:p>
+      <w:hyperlink r:id="rId35">
+        <w:r>
+          <w:rPr>
+            <w:color w:val="174B7A"/>
+            <w:u w:val="single"/>
+          </w:rPr>
+          <w:t>PGlite local test engine</w:t>
+        </w:r>
+      </w:hyperlink>
+    </w:p>
+    <w:p>
+      <w:hyperlink r:id="rId36">
+        <w:r>
+          <w:rPr>
+            <w:color w:val="174B7A"/>
+            <w:u w:val="single"/>
+          </w:rPr>
+          <w:t>Embedded PostgreSQL package and platform notes</w:t>
+        </w:r>
+      </w:hyperlink>
+    </w:p>
+    <w:p>
+      <w:hyperlink r:id="rId37">
+        <w:r>
+          <w:rPr>
+            <w:color w:val="174B7A"/>
+            <w:u w:val="single"/>
+          </w:rPr>
+          <w:t>tsx TypeScript execution maintainer project</w:t>
+        </w:r>
+      </w:hyperlink>
+    </w:p>
+    <w:p>
+      <w:hyperlink r:id="rId38">
+        <w:r>
+          <w:rPr>
+            <w:color w:val="174B7A"/>
+            <w:u w:val="single"/>
+          </w:rPr>
+          <w:t>Prettier formatting documentation</w:t>
+        </w:r>
+      </w:hyperlink>
+    </w:p>
+    <w:p>
+      <w:hyperlink r:id="rId39">
+        <w:r>
+          <w:rPr>
+            <w:color w:val="174B7A"/>
+            <w:u w:val="single"/>
+          </w:rPr>
+          <w:t>Node 24 built in test runner</w:t>
+        </w:r>
+      </w:hyperlink>
+    </w:p>
+    <w:p>
+      <w:hyperlink r:id="rId40">
+        <w:r>
+          <w:rPr>
+            <w:color w:val="174B7A"/>
+            <w:u w:val="single"/>
+          </w:rPr>
+          <w:t>Node 24 cryptography API</w:t>
+        </w:r>
+      </w:hyperlink>
+    </w:p>
+    <w:p>
+      <w:hyperlink r:id="rId41">
+        <w:r>
+          <w:rPr>
+            <w:color w:val="174B7A"/>
+            <w:u w:val="single"/>
+          </w:rPr>
+          <w:t>Docker Desktop Windows setup and requirements</w:t>
+        </w:r>
+      </w:hyperlink>
+    </w:p>
+    <w:p>
+      <w:hyperlink r:id="rId42">
+        <w:r>
+          <w:rPr>
+            <w:color w:val="174B7A"/>
+            <w:u w:val="single"/>
+          </w:rPr>
+          <w:t>GitHub Actions documentation</w:t>
+        </w:r>
+      </w:hyperlink>
+    </w:p>
+    <w:p>
+      <w:hyperlink r:id="rId43">
+        <w:r>
+          <w:rPr>
+            <w:color w:val="174B7A"/>
+            <w:u w:val="single"/>
+          </w:rPr>
+          <w:t>VS Code Windows setup</w:t>
+        </w:r>
+      </w:hyperlink>
+    </w:p>
+    <w:p>
+      <w:r>
+        <w:t>For optional offline behavior, read the Service Worker API overview at developer.mozilla.org/en-US/docs/Web/API/Service_Worker_API and inspect public/sw.js. The worker in public/sw.js is a browser service worker; apps/worker/main.ts is the separate server delivery worker. They are different processes with different responsibilities.</w:t>
+      </w:r>
+    </w:p>
+    <w:p>
+      <w:r>
+        <w:br w:type="page"/>
+      </w:r>
+    </w:p>
+    <w:p>
+      <w:pPr>
+        <w:pStyle w:val="Heading1"/>
+      </w:pPr>
+      <w:r>
+        <w:rPr>
+          <w:color w:val="000000"/>
+        </w:rPr>
+        <w:t>27 Read the code and follow one request</w:t>
+      </w:r>
+    </w:p>
+    <w:p>
+      <w:pPr>
+        <w:pStyle w:val="Heading2"/>
+      </w:pPr>
+      <w:r>
+        <w:rPr>
+          <w:color w:val="000000"/>
+        </w:rPr>
+        <w:t>A practical reading order</w:t>
+      </w:r>
+    </w:p>
+    <w:p>
+      <w:r>
+        <w:rPr>
+          <w:b/>
+        </w:rPr>
+        <w:t xml:space="preserve">1. </w:t>
+      </w:r>
+      <w:r>
+        <w:t>Read README.md and docs/IMPLEMENTATION.md. Compare the implemented alpha with the older planning architecture; follow current code and scripts for setup.</w:t>
+      </w:r>
+    </w:p>
+    <w:p>
+      <w:r>
+        <w:rPr>
+          <w:b/>
+        </w:rPr>
+        <w:t xml:space="preserve">2. </w:t>
+      </w:r>
+      <w:r>
+        <w:t>Open package.json. Read scripts first, then dependencies. Next inspect app/[[...path]]/page.tsx and app/ui.tsx to understand how a URL selects a view.</w:t>
+      </w:r>
+    </w:p>
+    <w:p>
+      <w:r>
+        <w:rPr>
+          <w:b/>
+        </w:rPr>
+        <w:t xml:space="preserve">3. </w:t>
+      </w:r>
+      <w:r>
+        <w:t>Read app/components/common.tsx for API requests and polling. Follow the Scanner and Progress components in public.tsx and the owner inbox in owner.tsx.</w:t>
+      </w:r>
+    </w:p>
+    <w:p>
+      <w:r>
+        <w:rPr>
+          <w:b/>
+        </w:rPr>
+        <w:t xml:space="preserve">4. </w:t>
+      </w:r>
+      <w:r>
+        <w:t>Read app/api/[...path]/route.ts and packages/server/http.ts. This is the request boundary that checks method, origin, cookie, size, input and role before calling domain code.</w:t>
+      </w:r>
+    </w:p>
+    <w:p>
+      <w:r>
+        <w:rPr>
+          <w:b/>
+        </w:rPr>
+        <w:t xml:space="preserve">5. </w:t>
+      </w:r>
+      <w:r>
+        <w:t>Read packages/shared/contracts.ts, then tags.ts and incidents.ts. Follow activation, request creation and the owner response transaction.</w:t>
+      </w:r>
+    </w:p>
+    <w:p>
+      <w:r>
+        <w:rPr>
+          <w:b/>
+        </w:rPr>
+        <w:t xml:space="preserve">6. </w:t>
+      </w:r>
+      <w:r>
+        <w:t>Read db.ts and migrations, then worker.ts, providers.ts and webhooks.ts. Notice how scheduled time, provider outcome and owner acknowledgement stay separate.</w:t>
+      </w:r>
+    </w:p>
+    <w:p>
+      <w:r>
+        <w:rPr>
+          <w:b/>
+        </w:rPr>
+        <w:t xml:space="preserve">7. </w:t>
+      </w:r>
+      <w:r>
+        <w:t>Read auth.ts, crypto.ts, policy.ts, account.ts and admin.ts. Connect each security control with a test rather than assuming a hidden UI button provides protection.</w:t>
+      </w:r>
+    </w:p>
+    <w:tbl>
+      <w:tblPr>
+        <w:tblW w:type="auto" w:w="0"/>
+        <w:jc w:val="center"/>
+        <w:tblLayout w:type="fixed"/>
+        <w:tblLook w:firstColumn="1" w:firstRow="1" w:lastColumn="0" w:lastRow="0" w:noHBand="0" w:noVBand="1" w:val="04A0"/>
+      </w:tblPr>
+      <w:tblGrid>
+        <w:gridCol w:w="2952"/>
+        <w:gridCol w:w="6984"/>
+      </w:tblGrid>
+      <w:tr>
+        <w:trPr>
+          <w:cantSplit/>
+          <w:tblHeader/>
+        </w:trPr>
+        <w:tc>
+          <w:tcPr>
+            <w:tcW w:type="dxa" w:w="2952"/>
+            <w:vAlign w:val="center"/>
+            <w:tcBorders>
+              <w:top w:val="single" w:sz="5" w:color="D9D9D9"/>
+              <w:left w:val="single" w:sz="5" w:color="D9D9D9"/>
+              <w:bottom w:val="single" w:sz="5" w:color="D9D9D9"/>
+              <w:right w:val="single" w:sz="5" w:color="D9D9D9"/>
+            </w:tcBorders>
+            <w:tcMar>
+              <w:top w:w="85" w:type="dxa"/>
+              <w:bottom w:w="85" w:type="dxa"/>
+              <w:left w:w="100" w:type="dxa"/>
+              <w:right w:w="100" w:type="dxa"/>
+            </w:tcMar>
+            <w:shd w:fill="263442"/>
+          </w:tcPr>
+          <w:p>
+            <w:pPr>
+              <w:spacing w:after="20" w:line="245" w:lineRule="auto"/>
+            </w:pPr>
+            <w:r>
+              <w:rPr>
+                <w:b/>
+                <w:color w:val="FFFFFF"/>
+                <w:sz w:val="20"/>
+              </w:rPr>
+              <w:t>Browser action</w:t>
+            </w:r>
+          </w:p>
+        </w:tc>
+        <w:tc>
+          <w:tcPr>
+            <w:tcW w:type="dxa" w:w="6984"/>
+            <w:vAlign w:val="center"/>
+            <w:tcBorders>
+              <w:top w:val="single" w:sz="5" w:color="D9D9D9"/>
+              <w:left w:val="single" w:sz="5" w:color="D9D9D9"/>
+              <w:bottom w:val="single" w:sz="5" w:color="D9D9D9"/>
+              <w:right w:val="single" w:sz="5" w:color="D9D9D9"/>
+            </w:tcBorders>
+            <w:tcMar>
+              <w:top w:w="85" w:type="dxa"/>
+              <w:bottom w:w="85" w:type="dxa"/>
+              <w:left w:w="100" w:type="dxa"/>
+              <w:right w:w="100" w:type="dxa"/>
+            </w:tcMar>
+            <w:shd w:fill="263442"/>
+          </w:tcPr>
+          <w:p>
+            <w:pPr>
+              <w:spacing w:after="20" w:line="245" w:lineRule="auto"/>
+            </w:pPr>
+            <w:r>
+              <w:rPr>
+                <w:b/>
+                <w:color w:val="FFFFFF"/>
+                <w:sz w:val="20"/>
+              </w:rPr>
+              <w:t>Example backend route</w:t>
+            </w:r>
+          </w:p>
+        </w:tc>
+      </w:tr>
+      <w:tr>
+        <w:trPr>
+          <w:cantSplit/>
+        </w:trPr>
+        <w:tc>
+          <w:tcPr>
+            <w:tcW w:type="dxa" w:w="2952"/>
+            <w:vAlign w:val="center"/>
+            <w:tcBorders>
+              <w:top w:val="single" w:sz="5" w:color="D9D9D9"/>
+              <w:left w:val="single" w:sz="5" w:color="D9D9D9"/>
+              <w:bottom w:val="single" w:sz="5" w:color="D9D9D9"/>
+              <w:right w:val="single" w:sz="5" w:color="D9D9D9"/>
+            </w:tcBorders>
+            <w:tcMar>
+              <w:top w:w="85" w:type="dxa"/>
+              <w:bottom w:w="85" w:type="dxa"/>
+              <w:left w:w="100" w:type="dxa"/>
+              <w:right w:w="100" w:type="dxa"/>
+            </w:tcMar>
+            <w:shd w:fill="FFFFFF"/>
+          </w:tcPr>
+          <w:p>
+            <w:pPr>
+              <w:spacing w:after="20" w:line="245" w:lineRule="auto"/>
+            </w:pPr>
+            <w:r>
+              <w:rPr>
+                <w:b w:val="0"/>
+                <w:color w:val="000000"/>
+                <w:sz w:val="20"/>
+              </w:rPr>
+              <w:t>Open a sticker</w:t>
+            </w:r>
+          </w:p>
+        </w:tc>
+        <w:tc>
+          <w:tcPr>
+            <w:tcW w:type="dxa" w:w="6984"/>
+            <w:vAlign w:val="center"/>
+            <w:tcBorders>
+              <w:top w:val="single" w:sz="5" w:color="D9D9D9"/>
+              <w:left w:val="single" w:sz="5" w:color="D9D9D9"/>
+              <w:bottom w:val="single" w:sz="5" w:color="D9D9D9"/>
+              <w:right w:val="single" w:sz="5" w:color="D9D9D9"/>
+            </w:tcBorders>
+            <w:tcMar>
+              <w:top w:w="85" w:type="dxa"/>
+              <w:bottom w:w="85" w:type="dxa"/>
+              <w:left w:w="100" w:type="dxa"/>
+              <w:right w:w="100" w:type="dxa"/>
+            </w:tcMar>
+            <w:shd w:fill="FFFFFF"/>
+          </w:tcPr>
+          <w:p>
+            <w:pPr>
+              <w:spacing w:after="20" w:line="245" w:lineRule="auto"/>
+            </w:pPr>
+            <w:r>
+              <w:rPr>
+                <w:b w:val="0"/>
+                <w:color w:val="000000"/>
+                <w:sz w:val="20"/>
+              </w:rPr>
+              <w:t>GET /api/public/tags/{token}</w:t>
+            </w:r>
+          </w:p>
+        </w:tc>
+      </w:tr>
+      <w:tr>
+        <w:trPr>
+          <w:cantSplit/>
+        </w:trPr>
+        <w:tc>
+          <w:tcPr>
+            <w:tcW w:type="dxa" w:w="2952"/>
+            <w:vAlign w:val="center"/>
+            <w:tcBorders>
+              <w:top w:val="single" w:sz="5" w:color="D9D9D9"/>
+              <w:left w:val="single" w:sz="5" w:color="D9D9D9"/>
+              <w:bottom w:val="single" w:sz="5" w:color="D9D9D9"/>
+              <w:right w:val="single" w:sz="5" w:color="D9D9D9"/>
+            </w:tcBorders>
+            <w:tcMar>
+              <w:top w:w="85" w:type="dxa"/>
+              <w:bottom w:w="85" w:type="dxa"/>
+              <w:left w:w="100" w:type="dxa"/>
+              <w:right w:w="100" w:type="dxa"/>
+            </w:tcMar>
+            <w:shd w:fill="F2F5F7"/>
+          </w:tcPr>
+          <w:p>
+            <w:pPr>
+              <w:spacing w:after="20" w:line="245" w:lineRule="auto"/>
+            </w:pPr>
+            <w:r>
+              <w:rPr>
+                <w:b w:val="0"/>
+                <w:color w:val="000000"/>
+                <w:sz w:val="20"/>
+              </w:rPr>
+              <w:t>Confirm an alert</w:t>
+            </w:r>
+          </w:p>
+        </w:tc>
+        <w:tc>
+          <w:tcPr>
+            <w:tcW w:type="dxa" w:w="6984"/>
+            <w:vAlign w:val="center"/>
+            <w:tcBorders>
+              <w:top w:val="single" w:sz="5" w:color="D9D9D9"/>
+              <w:left w:val="single" w:sz="5" w:color="D9D9D9"/>
+              <w:bottom w:val="single" w:sz="5" w:color="D9D9D9"/>
+              <w:right w:val="single" w:sz="5" w:color="D9D9D9"/>
+            </w:tcBorders>
+            <w:tcMar>
+              <w:top w:w="85" w:type="dxa"/>
+              <w:bottom w:w="85" w:type="dxa"/>
+              <w:left w:w="100" w:type="dxa"/>
+              <w:right w:w="100" w:type="dxa"/>
+            </w:tcMar>
+            <w:shd w:fill="F2F5F7"/>
+          </w:tcPr>
+          <w:p>
+            <w:pPr>
+              <w:spacing w:after="20" w:line="245" w:lineRule="auto"/>
+            </w:pPr>
+            <w:r>
+              <w:rPr>
+                <w:b w:val="0"/>
+                <w:color w:val="000000"/>
+                <w:sz w:val="20"/>
+              </w:rPr>
+              <w:t>POST /api/public/tags/{token}/incidents</w:t>
+            </w:r>
+          </w:p>
+        </w:tc>
+      </w:tr>
+      <w:tr>
+        <w:trPr>
+          <w:cantSplit/>
+        </w:trPr>
+        <w:tc>
+          <w:tcPr>
+            <w:tcW w:type="dxa" w:w="2952"/>
+            <w:vAlign w:val="center"/>
+            <w:tcBorders>
+              <w:top w:val="single" w:sz="5" w:color="D9D9D9"/>
+              <w:left w:val="single" w:sz="5" w:color="D9D9D9"/>
+              <w:bottom w:val="single" w:sz="5" w:color="D9D9D9"/>
+              <w:right w:val="single" w:sz="5" w:color="D9D9D9"/>
+            </w:tcBorders>
+            <w:tcMar>
+              <w:top w:w="85" w:type="dxa"/>
+              <w:bottom w:w="85" w:type="dxa"/>
+              <w:left w:w="100" w:type="dxa"/>
+              <w:right w:w="100" w:type="dxa"/>
+            </w:tcMar>
+            <w:shd w:fill="FFFFFF"/>
+          </w:tcPr>
+          <w:p>
+            <w:pPr>
+              <w:spacing w:after="20" w:line="245" w:lineRule="auto"/>
+            </w:pPr>
+            <w:r>
+              <w:rPr>
+                <w:b w:val="0"/>
+                <w:color w:val="000000"/>
+                <w:sz w:val="20"/>
+              </w:rPr>
+              <w:t>Poll scanner progress</w:t>
+            </w:r>
+          </w:p>
+        </w:tc>
+        <w:tc>
+          <w:tcPr>
+            <w:tcW w:type="dxa" w:w="6984"/>
+            <w:vAlign w:val="center"/>
+            <w:tcBorders>
+              <w:top w:val="single" w:sz="5" w:color="D9D9D9"/>
+              <w:left w:val="single" w:sz="5" w:color="D9D9D9"/>
+              <w:bottom w:val="single" w:sz="5" w:color="D9D9D9"/>
+              <w:right w:val="single" w:sz="5" w:color="D9D9D9"/>
+            </w:tcBorders>
+            <w:tcMar>
+              <w:top w:w="85" w:type="dxa"/>
+              <w:bottom w:w="85" w:type="dxa"/>
+              <w:left w:w="100" w:type="dxa"/>
+              <w:right w:w="100" w:type="dxa"/>
+            </w:tcMar>
+            <w:shd w:fill="FFFFFF"/>
+          </w:tcPr>
+          <w:p>
+            <w:pPr>
+              <w:spacing w:after="20" w:line="245" w:lineRule="auto"/>
+            </w:pPr>
+            <w:r>
+              <w:rPr>
+                <w:b w:val="0"/>
+                <w:color w:val="000000"/>
+                <w:sz w:val="20"/>
+              </w:rPr>
+              <w:t>GET /api/public/incidents/{id}</w:t>
+            </w:r>
+          </w:p>
+        </w:tc>
+      </w:tr>
+      <w:tr>
+        <w:trPr>
+          <w:cantSplit/>
+        </w:trPr>
+        <w:tc>
+          <w:tcPr>
+            <w:tcW w:type="dxa" w:w="2952"/>
+            <w:vAlign w:val="center"/>
+            <w:tcBorders>
+              <w:top w:val="single" w:sz="5" w:color="D9D9D9"/>
+              <w:left w:val="single" w:sz="5" w:color="D9D9D9"/>
+              <w:bottom w:val="single" w:sz="5" w:color="D9D9D9"/>
+              <w:right w:val="single" w:sz="5" w:color="D9D9D9"/>
+            </w:tcBorders>
+            <w:tcMar>
+              <w:top w:w="85" w:type="dxa"/>
+              <w:bottom w:w="85" w:type="dxa"/>
+              <w:left w:w="100" w:type="dxa"/>
+              <w:right w:w="100" w:type="dxa"/>
+            </w:tcMar>
+            <w:shd w:fill="F2F5F7"/>
+          </w:tcPr>
+          <w:p>
+            <w:pPr>
+              <w:spacing w:after="20" w:line="245" w:lineRule="auto"/>
+            </w:pPr>
+            <w:r>
+              <w:rPr>
+                <w:b w:val="0"/>
+                <w:color w:val="000000"/>
+                <w:sz w:val="20"/>
+              </w:rPr>
+              <w:t>Read owner inbox</w:t>
+            </w:r>
+          </w:p>
+        </w:tc>
+        <w:tc>
+          <w:tcPr>
+            <w:tcW w:type="dxa" w:w="6984"/>
+            <w:vAlign w:val="center"/>
+            <w:tcBorders>
+              <w:top w:val="single" w:sz="5" w:color="D9D9D9"/>
+              <w:left w:val="single" w:sz="5" w:color="D9D9D9"/>
+              <w:bottom w:val="single" w:sz="5" w:color="D9D9D9"/>
+              <w:right w:val="single" w:sz="5" w:color="D9D9D9"/>
+            </w:tcBorders>
+            <w:tcMar>
+              <w:top w:w="85" w:type="dxa"/>
+              <w:bottom w:w="85" w:type="dxa"/>
+              <w:left w:w="100" w:type="dxa"/>
+              <w:right w:w="100" w:type="dxa"/>
+            </w:tcMar>
+            <w:shd w:fill="F2F5F7"/>
+          </w:tcPr>
+          <w:p>
+            <w:pPr>
+              <w:spacing w:after="20" w:line="245" w:lineRule="auto"/>
+            </w:pPr>
+            <w:r>
+              <w:rPr>
+                <w:b w:val="0"/>
+                <w:color w:val="000000"/>
+                <w:sz w:val="20"/>
+              </w:rPr>
+              <w:t>GET /api/owner/dashboard</w:t>
+            </w:r>
+          </w:p>
+        </w:tc>
+      </w:tr>
+      <w:tr>
+        <w:trPr>
+          <w:cantSplit/>
+        </w:trPr>
+        <w:tc>
+          <w:tcPr>
+            <w:tcW w:type="dxa" w:w="2952"/>
+            <w:vAlign w:val="center"/>
+            <w:tcBorders>
+              <w:top w:val="single" w:sz="5" w:color="D9D9D9"/>
+              <w:left w:val="single" w:sz="5" w:color="D9D9D9"/>
+              <w:bottom w:val="single" w:sz="5" w:color="D9D9D9"/>
+              <w:right w:val="single" w:sz="5" w:color="D9D9D9"/>
+            </w:tcBorders>
+            <w:tcMar>
+              <w:top w:w="85" w:type="dxa"/>
+              <w:bottom w:w="85" w:type="dxa"/>
+              <w:left w:w="100" w:type="dxa"/>
+              <w:right w:w="100" w:type="dxa"/>
+            </w:tcMar>
+            <w:shd w:fill="FFFFFF"/>
+          </w:tcPr>
+          <w:p>
+            <w:pPr>
+              <w:spacing w:after="20" w:line="245" w:lineRule="auto"/>
+            </w:pPr>
+            <w:r>
+              <w:rPr>
+                <w:b w:val="0"/>
+                <w:color w:val="000000"/>
+                <w:sz w:val="20"/>
+              </w:rPr>
+              <w:t>Owner response</w:t>
+            </w:r>
+          </w:p>
+        </w:tc>
+        <w:tc>
+          <w:tcPr>
+            <w:tcW w:type="dxa" w:w="6984"/>
+            <w:vAlign w:val="center"/>
+            <w:tcBorders>
+              <w:top w:val="single" w:sz="5" w:color="D9D9D9"/>
+              <w:left w:val="single" w:sz="5" w:color="D9D9D9"/>
+              <w:bottom w:val="single" w:sz="5" w:color="D9D9D9"/>
+              <w:right w:val="single" w:sz="5" w:color="D9D9D9"/>
+            </w:tcBorders>
+            <w:tcMar>
+              <w:top w:w="85" w:type="dxa"/>
+              <w:bottom w:w="85" w:type="dxa"/>
+              <w:left w:w="100" w:type="dxa"/>
+              <w:right w:w="100" w:type="dxa"/>
+            </w:tcMar>
+            <w:shd w:fill="FFFFFF"/>
+          </w:tcPr>
+          <w:p>
+            <w:pPr>
+              <w:spacing w:after="20" w:line="245" w:lineRule="auto"/>
+            </w:pPr>
+            <w:r>
+              <w:rPr>
+                <w:b w:val="0"/>
+                <w:color w:val="000000"/>
+                <w:sz w:val="20"/>
+              </w:rPr>
+              <w:t>POST /api/owner/incidents/{id}</w:t>
+            </w:r>
+          </w:p>
+        </w:tc>
+      </w:tr>
+      <w:tr>
+        <w:trPr>
+          <w:cantSplit/>
+        </w:trPr>
+        <w:tc>
+          <w:tcPr>
+            <w:tcW w:type="dxa" w:w="2952"/>
+            <w:vAlign w:val="center"/>
+            <w:tcBorders>
+              <w:top w:val="single" w:sz="5" w:color="D9D9D9"/>
+              <w:left w:val="single" w:sz="5" w:color="D9D9D9"/>
+              <w:bottom w:val="single" w:sz="5" w:color="D9D9D9"/>
+              <w:right w:val="single" w:sz="5" w:color="D9D9D9"/>
+            </w:tcBorders>
+            <w:tcMar>
+              <w:top w:w="85" w:type="dxa"/>
+              <w:bottom w:w="85" w:type="dxa"/>
+              <w:left w:w="100" w:type="dxa"/>
+              <w:right w:w="100" w:type="dxa"/>
+            </w:tcMar>
+            <w:shd w:fill="F2F5F7"/>
+          </w:tcPr>
+          <w:p>
+            <w:pPr>
+              <w:spacing w:after="20" w:line="245" w:lineRule="auto"/>
+            </w:pPr>
+            <w:r>
+              <w:rPr>
+                <w:b w:val="0"/>
+                <w:color w:val="000000"/>
+                <w:sz w:val="20"/>
+              </w:rPr>
+              <w:t>Create sticker batch</w:t>
+            </w:r>
+          </w:p>
+        </w:tc>
+        <w:tc>
+          <w:tcPr>
+            <w:tcW w:type="dxa" w:w="6984"/>
+            <w:vAlign w:val="center"/>
+            <w:tcBorders>
+              <w:top w:val="single" w:sz="5" w:color="D9D9D9"/>
+              <w:left w:val="single" w:sz="5" w:color="D9D9D9"/>
+              <w:bottom w:val="single" w:sz="5" w:color="D9D9D9"/>
+              <w:right w:val="single" w:sz="5" w:color="D9D9D9"/>
+            </w:tcBorders>
+            <w:tcMar>
+              <w:top w:w="85" w:type="dxa"/>
+              <w:bottom w:w="85" w:type="dxa"/>
+              <w:left w:w="100" w:type="dxa"/>
+              <w:right w:w="100" w:type="dxa"/>
+            </w:tcMar>
+            <w:shd w:fill="F2F5F7"/>
+          </w:tcPr>
+          <w:p>
+            <w:pPr>
+              <w:spacing w:after="20" w:line="245" w:lineRule="auto"/>
+            </w:pPr>
+            <w:r>
+              <w:rPr>
+                <w:b w:val="0"/>
+                <w:color w:val="000000"/>
+                <w:sz w:val="20"/>
+              </w:rPr>
+              <w:t>POST /api/admin/batches</w:t>
+            </w:r>
+          </w:p>
+        </w:tc>
+      </w:tr>
+    </w:tbl>
+    <w:p>
+      <w:pPr>
+        <w:spacing w:after="20"/>
+      </w:pPr>
+    </w:p>
+    <w:p>
+      <w:r>
+        <w:t>Use browser Developer Tools then Network during your own local demo. Observe safe requests and status changes. Never share cookies, full tag paths, claim secrets, environment values or private response payloads in public screenshots. Exact bodies, idempotency rules and all endpoints are in docs/API.md and contracts/openapi.yaml.</w:t>
+      </w:r>
+    </w:p>
+    <w:p>
+      <w:r>
+        <w:br w:type="page"/>
+      </w:r>
+    </w:p>
+    <w:p>
+      <w:pPr>
+        <w:pStyle w:val="Heading1"/>
+      </w:pPr>
+      <w:r>
+        <w:rPr>
+          <w:color w:val="000000"/>
+        </w:rPr>
+        <w:t>28 Daily run checklist and completion record</w:t>
+      </w:r>
+    </w:p>
+    <w:p>
+      <w:pPr>
+        <w:pStyle w:val="Heading2"/>
+      </w:pPr>
+      <w:r>
+        <w:rPr>
+          <w:color w:val="000000"/>
+        </w:rPr>
+        <w:t>The short start sequence after the first setup</w:t>
+      </w:r>
+    </w:p>
+    <w:p>
+      <w:r>
+        <w:t>Terminal A: start your chosen PostgreSQL method. Terminal B: enter the repository, apply any new migrations, then start the web app. Terminal C: start the worker. For Docker users, Terminal A can close after the service is healthy.</w:t>
+      </w:r>
+    </w:p>
+    <w:p>
+      <w:pPr>
+        <w:keepNext w:val="0"/>
+        <w:spacing w:after="180" w:line="252" w:lineRule="auto"/>
+        <w:ind w:left="173"/>
+      </w:pPr>
+      <w:r>
+        <w:rPr>
+          <w:rFonts w:ascii="Liberation Mono" w:hAnsi="Liberation Mono"/>
+          <w:sz w:val="18"/>
+        </w:rPr>
+        <w:t>npm run local:db</w:t>
+      </w:r>
+    </w:p>
+    <w:p>
+      <w:r>
+        <w:t>In Terminal B:</w:t>
+      </w:r>
+    </w:p>
+    <w:p>
+      <w:pPr>
+        <w:keepNext/>
+        <w:spacing w:after="40" w:line="252" w:lineRule="auto"/>
+        <w:ind w:left="173"/>
+      </w:pPr>
+      <w:r>
+        <w:rPr>
+          <w:rFonts w:ascii="Liberation Mono" w:hAnsi="Liberation Mono"/>
+          <w:sz w:val="18"/>
+        </w:rPr>
+        <w:t>npm run db:migrate</w:t>
+      </w:r>
+    </w:p>
+    <w:p>
+      <w:pPr>
+        <w:keepNext w:val="0"/>
+        <w:spacing w:after="180" w:line="252" w:lineRule="auto"/>
+        <w:ind w:left="173"/>
+      </w:pPr>
+      <w:r>
+        <w:rPr>
+          <w:rFonts w:ascii="Liberation Mono" w:hAnsi="Liberation Mono"/>
+          <w:sz w:val="18"/>
+        </w:rPr>
+        <w:t>npm run dev</w:t>
+      </w:r>
+    </w:p>
+    <w:p>
+      <w:r>
+        <w:t>In Terminal C:</w:t>
+      </w:r>
+    </w:p>
+    <w:p>
+      <w:pPr>
+        <w:keepNext w:val="0"/>
+        <w:spacing w:after="180" w:line="252" w:lineRule="auto"/>
+        <w:ind w:left="173"/>
+      </w:pPr>
+      <w:r>
+        <w:rPr>
+          <w:rFonts w:ascii="Liberation Mono" w:hAnsi="Liberation Mono"/>
+          <w:sz w:val="18"/>
+        </w:rPr>
+        <w:t>npm run worker</w:t>
+      </w:r>
+    </w:p>
+    <w:p>
+      <w:pPr>
+        <w:pStyle w:val="Heading2"/>
+      </w:pPr>
+      <w:r>
+        <w:rPr>
+          <w:color w:val="000000"/>
+        </w:rPr>
+        <w:t>Record your first successful local demonstration</w:t>
+      </w:r>
+    </w:p>
+    <w:tbl>
+      <w:tblPr>
+        <w:tblW w:type="auto" w:w="0"/>
+        <w:jc w:val="center"/>
+        <w:tblLayout w:type="fixed"/>
+        <w:tblLook w:firstColumn="1" w:firstRow="1" w:lastColumn="0" w:lastRow="0" w:noHBand="0" w:noVBand="1" w:val="04A0"/>
+      </w:tblPr>
+      <w:tblGrid>
+        <w:gridCol w:w="2304"/>
+        <w:gridCol w:w="7632"/>
+      </w:tblGrid>
+      <w:tr>
+        <w:trPr>
+          <w:cantSplit/>
+          <w:tblHeader/>
+        </w:trPr>
+        <w:tc>
+          <w:tcPr>
+            <w:tcW w:type="dxa" w:w="2304"/>
+            <w:vAlign w:val="center"/>
+            <w:tcBorders>
+              <w:top w:val="single" w:sz="5" w:color="D9D9D9"/>
+              <w:left w:val="single" w:sz="5" w:color="D9D9D9"/>
+              <w:bottom w:val="single" w:sz="5" w:color="D9D9D9"/>
+              <w:right w:val="single" w:sz="5" w:color="D9D9D9"/>
+            </w:tcBorders>
+            <w:tcMar>
+              <w:top w:w="85" w:type="dxa"/>
+              <w:bottom w:w="85" w:type="dxa"/>
+              <w:left w:w="100" w:type="dxa"/>
+              <w:right w:w="100" w:type="dxa"/>
+            </w:tcMar>
+            <w:shd w:fill="263442"/>
+          </w:tcPr>
+          <w:p>
+            <w:pPr>
+              <w:spacing w:after="20" w:line="245" w:lineRule="auto"/>
+            </w:pPr>
+            <w:r>
+              <w:rPr>
+                <w:b/>
+                <w:color w:val="FFFFFF"/>
+                <w:sz w:val="20"/>
+              </w:rPr>
+              <w:t>Check</w:t>
+            </w:r>
+          </w:p>
+        </w:tc>
+        <w:tc>
+          <w:tcPr>
+            <w:tcW w:type="dxa" w:w="7632"/>
+            <w:vAlign w:val="center"/>
+            <w:tcBorders>
+              <w:top w:val="single" w:sz="5" w:color="D9D9D9"/>
+              <w:left w:val="single" w:sz="5" w:color="D9D9D9"/>
+              <w:bottom w:val="single" w:sz="5" w:color="D9D9D9"/>
+              <w:right w:val="single" w:sz="5" w:color="D9D9D9"/>
+            </w:tcBorders>
+            <w:tcMar>
+              <w:top w:w="85" w:type="dxa"/>
+              <w:bottom w:w="85" w:type="dxa"/>
+              <w:left w:w="100" w:type="dxa"/>
+              <w:right w:w="100" w:type="dxa"/>
+            </w:tcMar>
+            <w:shd w:fill="263442"/>
+          </w:tcPr>
+          <w:p>
+            <w:pPr>
+              <w:spacing w:after="20" w:line="245" w:lineRule="auto"/>
+            </w:pPr>
+            <w:r>
+              <w:rPr>
+                <w:b/>
+                <w:color w:val="FFFFFF"/>
+                <w:sz w:val="20"/>
+              </w:rPr>
+              <w:t>What successful completion means</w:t>
+            </w:r>
+          </w:p>
+        </w:tc>
+      </w:tr>
+      <w:tr>
+        <w:trPr>
+          <w:cantSplit/>
+        </w:trPr>
+        <w:tc>
+          <w:tcPr>
+            <w:tcW w:type="dxa" w:w="2304"/>
+            <w:vAlign w:val="center"/>
+            <w:tcBorders>
+              <w:top w:val="single" w:sz="5" w:color="D9D9D9"/>
+              <w:left w:val="single" w:sz="5" w:color="D9D9D9"/>
+              <w:bottom w:val="single" w:sz="5" w:color="D9D9D9"/>
+              <w:right w:val="single" w:sz="5" w:color="D9D9D9"/>
+            </w:tcBorders>
+            <w:tcMar>
+              <w:top w:w="85" w:type="dxa"/>
+              <w:bottom w:w="85" w:type="dxa"/>
+              <w:left w:w="100" w:type="dxa"/>
+              <w:right w:w="100" w:type="dxa"/>
+            </w:tcMar>
+            <w:shd w:fill="FFFFFF"/>
+          </w:tcPr>
+          <w:p>
+            <w:pPr>
+              <w:spacing w:after="20" w:line="245" w:lineRule="auto"/>
+            </w:pPr>
+            <w:r>
+              <w:rPr>
+                <w:b w:val="0"/>
+                <w:color w:val="000000"/>
+                <w:sz w:val="20"/>
+              </w:rPr>
+              <w:t>Correct source</w:t>
+            </w:r>
+          </w:p>
+        </w:tc>
+        <w:tc>
+          <w:tcPr>
+            <w:tcW w:type="dxa" w:w="7632"/>
+            <w:vAlign w:val="center"/>
+            <w:tcBorders>
+              <w:top w:val="single" w:sz="5" w:color="D9D9D9"/>
+              <w:left w:val="single" w:sz="5" w:color="D9D9D9"/>
+              <w:bottom w:val="single" w:sz="5" w:color="D9D9D9"/>
+              <w:right w:val="single" w:sz="5" w:color="D9D9D9"/>
+            </w:tcBorders>
+            <w:tcMar>
+              <w:top w:w="85" w:type="dxa"/>
+              <w:bottom w:w="85" w:type="dxa"/>
+              <w:left w:w="100" w:type="dxa"/>
+              <w:right w:w="100" w:type="dxa"/>
+            </w:tcMar>
+            <w:shd w:fill="FFFFFF"/>
+          </w:tcPr>
+          <w:p>
+            <w:pPr>
+              <w:spacing w:after="20" w:line="245" w:lineRule="auto"/>
+            </w:pPr>
+            <w:r>
+              <w:rPr>
+                <w:b w:val="0"/>
+                <w:color w:val="000000"/>
+                <w:sz w:val="20"/>
+              </w:rPr>
+              <w:t>Feature branch contains the application and new landing page, not only planning documents.</w:t>
+            </w:r>
+          </w:p>
+        </w:tc>
+      </w:tr>
+      <w:tr>
+        <w:trPr>
+          <w:cantSplit/>
+        </w:trPr>
+        <w:tc>
+          <w:tcPr>
+            <w:tcW w:type="dxa" w:w="2304"/>
+            <w:vAlign w:val="center"/>
+            <w:tcBorders>
+              <w:top w:val="single" w:sz="5" w:color="D9D9D9"/>
+              <w:left w:val="single" w:sz="5" w:color="D9D9D9"/>
+              <w:bottom w:val="single" w:sz="5" w:color="D9D9D9"/>
+              <w:right w:val="single" w:sz="5" w:color="D9D9D9"/>
+            </w:tcBorders>
+            <w:tcMar>
+              <w:top w:w="85" w:type="dxa"/>
+              <w:bottom w:w="85" w:type="dxa"/>
+              <w:left w:w="100" w:type="dxa"/>
+              <w:right w:w="100" w:type="dxa"/>
+            </w:tcMar>
+            <w:shd w:fill="F2F5F7"/>
+          </w:tcPr>
+          <w:p>
+            <w:pPr>
+              <w:spacing w:after="20" w:line="245" w:lineRule="auto"/>
+            </w:pPr>
+            <w:r>
+              <w:rPr>
+                <w:b w:val="0"/>
+                <w:color w:val="000000"/>
+                <w:sz w:val="20"/>
+              </w:rPr>
+              <w:t>Three running parts</w:t>
+            </w:r>
+          </w:p>
+        </w:tc>
+        <w:tc>
+          <w:tcPr>
+            <w:tcW w:type="dxa" w:w="7632"/>
+            <w:vAlign w:val="center"/>
+            <w:tcBorders>
+              <w:top w:val="single" w:sz="5" w:color="D9D9D9"/>
+              <w:left w:val="single" w:sz="5" w:color="D9D9D9"/>
+              <w:bottom w:val="single" w:sz="5" w:color="D9D9D9"/>
+              <w:right w:val="single" w:sz="5" w:color="D9D9D9"/>
+            </w:tcBorders>
+            <w:tcMar>
+              <w:top w:w="85" w:type="dxa"/>
+              <w:bottom w:w="85" w:type="dxa"/>
+              <w:left w:w="100" w:type="dxa"/>
+              <w:right w:w="100" w:type="dxa"/>
+            </w:tcMar>
+            <w:shd w:fill="F2F5F7"/>
+          </w:tcPr>
+          <w:p>
+            <w:pPr>
+              <w:spacing w:after="20" w:line="245" w:lineRule="auto"/>
+            </w:pPr>
+            <w:r>
+              <w:rPr>
+                <w:b w:val="0"/>
+                <w:color w:val="000000"/>
+                <w:sz w:val="20"/>
+              </w:rPr>
+              <w:t>PostgreSQL, web and delivery worker remain running with matching local configuration.</w:t>
+            </w:r>
+          </w:p>
+        </w:tc>
+      </w:tr>
+      <w:tr>
+        <w:trPr>
+          <w:cantSplit/>
+        </w:trPr>
+        <w:tc>
+          <w:tcPr>
+            <w:tcW w:type="dxa" w:w="2304"/>
+            <w:vAlign w:val="center"/>
+            <w:tcBorders>
+              <w:top w:val="single" w:sz="5" w:color="D9D9D9"/>
+              <w:left w:val="single" w:sz="5" w:color="D9D9D9"/>
+              <w:bottom w:val="single" w:sz="5" w:color="D9D9D9"/>
+              <w:right w:val="single" w:sz="5" w:color="D9D9D9"/>
+            </w:tcBorders>
+            <w:tcMar>
+              <w:top w:w="85" w:type="dxa"/>
+              <w:bottom w:w="85" w:type="dxa"/>
+              <w:left w:w="100" w:type="dxa"/>
+              <w:right w:w="100" w:type="dxa"/>
+            </w:tcMar>
+            <w:shd w:fill="FFFFFF"/>
+          </w:tcPr>
+          <w:p>
+            <w:pPr>
+              <w:spacing w:after="20" w:line="245" w:lineRule="auto"/>
+            </w:pPr>
+            <w:r>
+              <w:rPr>
+                <w:b w:val="0"/>
+                <w:color w:val="000000"/>
+                <w:sz w:val="20"/>
+              </w:rPr>
+              <w:t>Owner and operator</w:t>
+            </w:r>
+          </w:p>
+        </w:tc>
+        <w:tc>
+          <w:tcPr>
+            <w:tcW w:type="dxa" w:w="7632"/>
+            <w:vAlign w:val="center"/>
+            <w:tcBorders>
+              <w:top w:val="single" w:sz="5" w:color="D9D9D9"/>
+              <w:left w:val="single" w:sz="5" w:color="D9D9D9"/>
+              <w:bottom w:val="single" w:sz="5" w:color="D9D9D9"/>
+              <w:right w:val="single" w:sz="5" w:color="D9D9D9"/>
+            </w:tcBorders>
+            <w:tcMar>
+              <w:top w:w="85" w:type="dxa"/>
+              <w:bottom w:w="85" w:type="dxa"/>
+              <w:left w:w="100" w:type="dxa"/>
+              <w:right w:w="100" w:type="dxa"/>
+            </w:tcMar>
+            <w:shd w:fill="FFFFFF"/>
+          </w:tcPr>
+          <w:p>
+            <w:pPr>
+              <w:spacing w:after="20" w:line="245" w:lineRule="auto"/>
+            </w:pPr>
+            <w:r>
+              <w:rPr>
+                <w:b w:val="0"/>
+                <w:color w:val="000000"/>
+                <w:sz w:val="20"/>
+              </w:rPr>
+              <w:t>OTP demonstration account exists; role is assigned through CLI; staff verification gate is exercised.</w:t>
+            </w:r>
+          </w:p>
+        </w:tc>
+      </w:tr>
+      <w:tr>
+        <w:trPr>
+          <w:cantSplit/>
+        </w:trPr>
+        <w:tc>
+          <w:tcPr>
+            <w:tcW w:type="dxa" w:w="2304"/>
+            <w:vAlign w:val="center"/>
+            <w:tcBorders>
+              <w:top w:val="single" w:sz="5" w:color="D9D9D9"/>
+              <w:left w:val="single" w:sz="5" w:color="D9D9D9"/>
+              <w:bottom w:val="single" w:sz="5" w:color="D9D9D9"/>
+              <w:right w:val="single" w:sz="5" w:color="D9D9D9"/>
+            </w:tcBorders>
+            <w:tcMar>
+              <w:top w:w="85" w:type="dxa"/>
+              <w:bottom w:w="85" w:type="dxa"/>
+              <w:left w:w="100" w:type="dxa"/>
+              <w:right w:w="100" w:type="dxa"/>
+            </w:tcMar>
+            <w:shd w:fill="F2F5F7"/>
+          </w:tcPr>
+          <w:p>
+            <w:pPr>
+              <w:spacing w:after="20" w:line="245" w:lineRule="auto"/>
+            </w:pPr>
+            <w:r>
+              <w:rPr>
+                <w:b w:val="0"/>
+                <w:color w:val="000000"/>
+                <w:sz w:val="20"/>
+              </w:rPr>
+              <w:t>Private sticker claim</w:t>
+            </w:r>
+          </w:p>
+        </w:tc>
+        <w:tc>
+          <w:tcPr>
+            <w:tcW w:type="dxa" w:w="7632"/>
+            <w:vAlign w:val="center"/>
+            <w:tcBorders>
+              <w:top w:val="single" w:sz="5" w:color="D9D9D9"/>
+              <w:left w:val="single" w:sz="5" w:color="D9D9D9"/>
+              <w:bottom w:val="single" w:sz="5" w:color="D9D9D9"/>
+              <w:right w:val="single" w:sz="5" w:color="D9D9D9"/>
+            </w:tcBorders>
+            <w:tcMar>
+              <w:top w:w="85" w:type="dxa"/>
+              <w:bottom w:w="85" w:type="dxa"/>
+              <w:left w:w="100" w:type="dxa"/>
+              <w:right w:w="100" w:type="dxa"/>
+            </w:tcMar>
+            <w:shd w:fill="F2F5F7"/>
+          </w:tcPr>
+          <w:p>
+            <w:pPr>
+              <w:spacing w:after="20" w:line="245" w:lineRule="auto"/>
+            </w:pPr>
+            <w:r>
+              <w:rPr>
+                <w:b w:val="0"/>
+                <w:color w:val="000000"/>
+                <w:sz w:val="20"/>
+              </w:rPr>
+              <w:t>Public QR URL and separate secret are generated; an owner claims the tag for their own vehicle.</w:t>
+            </w:r>
+          </w:p>
+        </w:tc>
+      </w:tr>
+      <w:tr>
+        <w:trPr>
+          <w:cantSplit/>
+        </w:trPr>
+        <w:tc>
+          <w:tcPr>
+            <w:tcW w:type="dxa" w:w="2304"/>
+            <w:vAlign w:val="center"/>
+            <w:tcBorders>
+              <w:top w:val="single" w:sz="5" w:color="D9D9D9"/>
+              <w:left w:val="single" w:sz="5" w:color="D9D9D9"/>
+              <w:bottom w:val="single" w:sz="5" w:color="D9D9D9"/>
+              <w:right w:val="single" w:sz="5" w:color="D9D9D9"/>
+            </w:tcBorders>
+            <w:tcMar>
+              <w:top w:w="85" w:type="dxa"/>
+              <w:bottom w:w="85" w:type="dxa"/>
+              <w:left w:w="100" w:type="dxa"/>
+              <w:right w:w="100" w:type="dxa"/>
+            </w:tcMar>
+            <w:shd w:fill="FFFFFF"/>
+          </w:tcPr>
+          <w:p>
+            <w:pPr>
+              <w:spacing w:after="20" w:line="245" w:lineRule="auto"/>
+            </w:pPr>
+            <w:r>
+              <w:rPr>
+                <w:b w:val="0"/>
+                <w:color w:val="000000"/>
+                <w:sz w:val="20"/>
+              </w:rPr>
+              <w:t>End to end application</w:t>
+            </w:r>
+          </w:p>
+        </w:tc>
+        <w:tc>
+          <w:tcPr>
+            <w:tcW w:type="dxa" w:w="7632"/>
+            <w:vAlign w:val="center"/>
+            <w:tcBorders>
+              <w:top w:val="single" w:sz="5" w:color="D9D9D9"/>
+              <w:left w:val="single" w:sz="5" w:color="D9D9D9"/>
+              <w:bottom w:val="single" w:sz="5" w:color="D9D9D9"/>
+              <w:right w:val="single" w:sz="5" w:color="D9D9D9"/>
+            </w:tcBorders>
+            <w:tcMar>
+              <w:top w:w="85" w:type="dxa"/>
+              <w:bottom w:w="85" w:type="dxa"/>
+              <w:left w:w="100" w:type="dxa"/>
+              <w:right w:w="100" w:type="dxa"/>
+            </w:tcMar>
+            <w:shd w:fill="FFFFFF"/>
+          </w:tcPr>
+          <w:p>
+            <w:pPr>
+              <w:spacing w:after="20" w:line="245" w:lineRule="auto"/>
+            </w:pPr>
+            <w:r>
+              <w:rPr>
+                <w:b w:val="0"/>
+                <w:color w:val="000000"/>
+                <w:sz w:val="20"/>
+              </w:rPr>
+              <w:t>A different browser session submits a confirmed request; owner response appears in scanner progress.</w:t>
+            </w:r>
+          </w:p>
+        </w:tc>
+      </w:tr>
+      <w:tr>
+        <w:trPr>
+          <w:cantSplit/>
+        </w:trPr>
+        <w:tc>
+          <w:tcPr>
+            <w:tcW w:type="dxa" w:w="2304"/>
+            <w:vAlign w:val="center"/>
+            <w:tcBorders>
+              <w:top w:val="single" w:sz="5" w:color="D9D9D9"/>
+              <w:left w:val="single" w:sz="5" w:color="D9D9D9"/>
+              <w:bottom w:val="single" w:sz="5" w:color="D9D9D9"/>
+              <w:right w:val="single" w:sz="5" w:color="D9D9D9"/>
+            </w:tcBorders>
+            <w:tcMar>
+              <w:top w:w="85" w:type="dxa"/>
+              <w:bottom w:w="85" w:type="dxa"/>
+              <w:left w:w="100" w:type="dxa"/>
+              <w:right w:w="100" w:type="dxa"/>
+            </w:tcMar>
+            <w:shd w:fill="F2F5F7"/>
+          </w:tcPr>
+          <w:p>
+            <w:pPr>
+              <w:spacing w:after="20" w:line="245" w:lineRule="auto"/>
+            </w:pPr>
+            <w:r>
+              <w:rPr>
+                <w:b w:val="0"/>
+                <w:color w:val="000000"/>
+                <w:sz w:val="20"/>
+              </w:rPr>
+              <w:t>Fallback and controls</w:t>
+            </w:r>
+          </w:p>
+        </w:tc>
+        <w:tc>
+          <w:tcPr>
+            <w:tcW w:type="dxa" w:w="7632"/>
+            <w:vAlign w:val="center"/>
+            <w:tcBorders>
+              <w:top w:val="single" w:sz="5" w:color="D9D9D9"/>
+              <w:left w:val="single" w:sz="5" w:color="D9D9D9"/>
+              <w:bottom w:val="single" w:sz="5" w:color="D9D9D9"/>
+              <w:right w:val="single" w:sz="5" w:color="D9D9D9"/>
+            </w:tcBorders>
+            <w:tcMar>
+              <w:top w:w="85" w:type="dxa"/>
+              <w:bottom w:w="85" w:type="dxa"/>
+              <w:left w:w="100" w:type="dxa"/>
+              <w:right w:w="100" w:type="dxa"/>
+            </w:tcMar>
+            <w:shd w:fill="F2F5F7"/>
+          </w:tcPr>
+          <w:p>
+            <w:pPr>
+              <w:spacing w:after="20" w:line="245" w:lineRule="auto"/>
+            </w:pPr>
+            <w:r>
+              <w:rPr>
+                <w:b w:val="0"/>
+                <w:color w:val="000000"/>
+                <w:sz w:val="20"/>
+              </w:rPr>
+              <w:t>A separate eligible test shows queued timing; pause or opt out suppresses future work. No simulated event is called real delivery.</w:t>
+            </w:r>
+          </w:p>
+        </w:tc>
+      </w:tr>
+      <w:tr>
+        <w:trPr>
+          <w:cantSplit/>
+        </w:trPr>
+        <w:tc>
+          <w:tcPr>
+            <w:tcW w:type="dxa" w:w="2304"/>
+            <w:vAlign w:val="center"/>
+            <w:tcBorders>
+              <w:top w:val="single" w:sz="5" w:color="D9D9D9"/>
+              <w:left w:val="single" w:sz="5" w:color="D9D9D9"/>
+              <w:bottom w:val="single" w:sz="5" w:color="D9D9D9"/>
+              <w:right w:val="single" w:sz="5" w:color="D9D9D9"/>
+            </w:tcBorders>
+            <w:tcMar>
+              <w:top w:w="85" w:type="dxa"/>
+              <w:bottom w:w="85" w:type="dxa"/>
+              <w:left w:w="100" w:type="dxa"/>
+              <w:right w:w="100" w:type="dxa"/>
+            </w:tcMar>
+            <w:shd w:fill="FFFFFF"/>
+          </w:tcPr>
+          <w:p>
+            <w:pPr>
+              <w:spacing w:after="20" w:line="245" w:lineRule="auto"/>
+            </w:pPr>
+            <w:r>
+              <w:rPr>
+                <w:b w:val="0"/>
+                <w:color w:val="000000"/>
+                <w:sz w:val="20"/>
+              </w:rPr>
+              <w:t>Landing and review</w:t>
+            </w:r>
+          </w:p>
+        </w:tc>
+        <w:tc>
+          <w:tcPr>
+            <w:tcW w:type="dxa" w:w="7632"/>
+            <w:vAlign w:val="center"/>
+            <w:tcBorders>
+              <w:top w:val="single" w:sz="5" w:color="D9D9D9"/>
+              <w:left w:val="single" w:sz="5" w:color="D9D9D9"/>
+              <w:bottom w:val="single" w:sz="5" w:color="D9D9D9"/>
+              <w:right w:val="single" w:sz="5" w:color="D9D9D9"/>
+            </w:tcBorders>
+            <w:tcMar>
+              <w:top w:w="85" w:type="dxa"/>
+              <w:bottom w:w="85" w:type="dxa"/>
+              <w:left w:w="100" w:type="dxa"/>
+              <w:right w:w="100" w:type="dxa"/>
+            </w:tcMar>
+            <w:shd w:fill="FFFFFF"/>
+          </w:tcPr>
+          <w:p>
+            <w:pPr>
+              <w:spacing w:after="20" w:line="245" w:lineRule="auto"/>
+            </w:pPr>
+            <w:r>
+              <w:rPr>
+                <w:b w:val="0"/>
+                <w:color w:val="000000"/>
+                <w:sz w:val="20"/>
+              </w:rPr>
+              <w:t>Scroll story and examples are understandable. Actual device and browser results are recorded separately.</w:t>
+            </w:r>
+          </w:p>
+        </w:tc>
+      </w:tr>
+    </w:tbl>
+    <w:p>
+      <w:pPr>
+        <w:spacing w:after="20"/>
+      </w:pPr>
+    </w:p>
+    <w:p>
+      <w:pPr>
+        <w:pStyle w:val="Heading2"/>
+      </w:pPr>
+      <w:r>
+        <w:rPr>
+          <w:color w:val="000000"/>
+        </w:rPr>
+        <w:t>After changing code</w:t>
+      </w:r>
+    </w:p>
+    <w:p>
+      <w:r>
+        <w:t>Run npm run typecheck and the relevant tests. Before publishing an application change, run the production build and inspect the affected views. Use npm run format:check for formatting. Document new behavior and changed provider contracts. Never add real contacts, local databases or secrets to Git.</w:t>
+      </w:r>
+    </w:p>
+    <w:p>
+      <w:r>
+        <w:t>Complete the local milestone above before attempting live integration. Approved providers, real device checks and operational acceptance remain a separate pilot stage.</w:t>
       </w:r>
     </w:p>
     <w:sectPr>
